--- a/6-Automation/Python/9-DocTextFormatter - Ver 1.0 - id 13/Documentation/DocTextFormatter - Code Source.docx
+++ b/6-Automation/Python/9-DocTextFormatter - Ver 1.0 - id 13/Documentation/DocTextFormatter - Code Source.docx
@@ -315,7 +315,7 @@
         <w:pStyle w:val="ListParagraph"/>
         <w:numPr>
           <w:ilvl w:val="0"/>
-          <w:numId w:val="52"/>
+          <w:numId w:val="1"/>
         </w:numPr>
       </w:pPr>
       <w:r>
@@ -351,7 +351,7 @@
         <w:pStyle w:val="ListParagraph"/>
         <w:numPr>
           <w:ilvl w:val="0"/>
-          <w:numId w:val="52"/>
+          <w:numId w:val="1"/>
         </w:numPr>
       </w:pPr>
       <w:r>
@@ -375,7 +375,7 @@
         <w:pStyle w:val="ListParagraph"/>
         <w:numPr>
           <w:ilvl w:val="0"/>
-          <w:numId w:val="52"/>
+          <w:numId w:val="1"/>
         </w:numPr>
       </w:pPr>
       <w:r>
@@ -393,7 +393,7 @@
         <w:pStyle w:val="ListParagraph"/>
         <w:numPr>
           <w:ilvl w:val="0"/>
-          <w:numId w:val="52"/>
+          <w:numId w:val="1"/>
         </w:numPr>
       </w:pPr>
       <w:r>
@@ -417,7 +417,7 @@
         <w:pStyle w:val="ListParagraph"/>
         <w:numPr>
           <w:ilvl w:val="0"/>
-          <w:numId w:val="52"/>
+          <w:numId w:val="1"/>
         </w:numPr>
       </w:pPr>
       <w:r>
@@ -441,7 +441,7 @@
         <w:pStyle w:val="ListParagraph"/>
         <w:numPr>
           <w:ilvl w:val="0"/>
-          <w:numId w:val="52"/>
+          <w:numId w:val="1"/>
         </w:numPr>
       </w:pPr>
       <w:r>
@@ -883,80 +883,12 @@
       </w:r>
       <w:r>
         <w:rPr>
-          <w:rFonts w:ascii="Arial" w:hAnsi="Arial" w:eastAsia="Arial" w:cs="Arial"/>
-          <w:b w:val="0"/>
-          <w:i w:val="0"/>
+          <w:rFonts w:ascii="Arial" w:eastAsia="Arial" w:hAnsi="Arial" w:cs="Arial"/>
           <w:color w:val="000000"/>
           <w:sz w:val="18"/>
           <w:highlight w:val="lightGray"/>
         </w:rPr>
-        <w:t>C</w:t>
-      </w:r>
-      <w:r>
-        <w:rPr>
-          <w:rFonts w:ascii="Arial" w:hAnsi="Arial" w:eastAsia="Arial" w:cs="Arial"/>
-          <w:b w:val="0"/>
-          <w:i w:val="0"/>
-          <w:color w:val="000000"/>
-          <w:sz w:val="18"/>
-          <w:highlight w:val="lightGray"/>
-        </w:rPr>
-        <w:t>h</w:t>
-      </w:r>
-      <w:r>
-        <w:rPr>
-          <w:rFonts w:ascii="Arial" w:hAnsi="Arial" w:eastAsia="Arial" w:cs="Arial"/>
-          <w:b w:val="0"/>
-          <w:i w:val="0"/>
-          <w:color w:val="000000"/>
-          <w:sz w:val="18"/>
-          <w:highlight w:val="lightGray"/>
-        </w:rPr>
-        <w:t>a</w:t>
-      </w:r>
-      <w:r>
-        <w:rPr>
-          <w:rFonts w:ascii="Arial" w:hAnsi="Arial" w:eastAsia="Arial" w:cs="Arial"/>
-          <w:b w:val="0"/>
-          <w:i w:val="0"/>
-          <w:color w:val="000000"/>
-          <w:sz w:val="18"/>
-          <w:highlight w:val="lightGray"/>
-        </w:rPr>
-        <w:t>t</w:t>
-      </w:r>
-      <w:r>
-        <w:rPr>
-          <w:rFonts w:ascii="Arial" w:hAnsi="Arial" w:eastAsia="Arial" w:cs="Arial"/>
-          <w:b w:val="0"/>
-          <w:i w:val="0"/>
-          <w:color w:val="000000"/>
-          <w:sz w:val="18"/>
-          <w:highlight w:val="lightGray"/>
-        </w:rPr>
-        <w:t>G</w:t>
-      </w:r>
-      <w:r>
-        <w:rPr>
-          <w:rFonts w:ascii="Arial" w:hAnsi="Arial" w:eastAsia="Arial" w:cs="Arial"/>
-          <w:b w:val="0"/>
-          <w:i w:val="0"/>
-          <w:color w:val="000000"/>
-          <w:sz w:val="18"/>
-          <w:highlight w:val="lightGray"/>
-        </w:rPr>
-        <w:t>P</w:t>
-      </w:r>
-      <w:r>
-        <w:rPr>
-          <w:rFonts w:ascii="Arial" w:hAnsi="Arial" w:eastAsia="Arial" w:cs="Arial"/>
-          <w:b w:val="0"/>
-          <w:i w:val="0"/>
-          <w:color w:val="000000"/>
-          <w:sz w:val="18"/>
-          <w:highlight w:val="lightGray"/>
-        </w:rPr>
-        <w:t>T</w:t>
+        <w:t>ChatGPT</w:t>
       </w:r>
       <w:r>
         <w:rPr>
@@ -6614,7 +6546,7 @@
     </w:p>
     <w:p>
       <w:r>
-        <w:t>    "Roboto Mono", "Arial", "Calibri", "Times New Roman", "Verdana", "Tahoma",</w:t>
+        <w:t>    "Roboto Mono", "Arial", "Calibri", "Calibri Light", "Times New Roman", "Verdana", "Tahoma",</w:t>
       </w:r>
     </w:p>
     <w:p>
@@ -7190,2253 +7122,6 @@
 <file path=word/numbering.xml><?xml version="1.0" encoding="utf-8"?>
 <w:numbering xmlns:wpc="http://schemas.microsoft.com/office/word/2010/wordprocessingCanvas" xmlns:cx="http://schemas.microsoft.com/office/drawing/2014/chartex" xmlns:cx1="http://schemas.microsoft.com/office/drawing/2015/9/8/chartex" xmlns:cx2="http://schemas.microsoft.com/office/drawing/2015/10/21/chartex" xmlns:cx3="http://schemas.microsoft.com/office/drawing/2016/5/9/chartex" xmlns:cx4="http://schemas.microsoft.com/office/drawing/2016/5/10/chartex" xmlns:cx5="http://schemas.microsoft.com/office/drawing/2016/5/11/chartex" xmlns:cx6="http://schemas.microsoft.com/office/drawing/2016/5/12/chartex" xmlns:cx7="http://schemas.microsoft.com/office/drawing/2016/5/13/chartex" xmlns:cx8="http://schemas.microsoft.com/office/drawing/2016/5/14/chartex" xmlns:mc="http://schemas.openxmlformats.org/markup-compatibility/2006" xmlns:aink="http://schemas.microsoft.com/office/drawing/2016/ink" xmlns:am3d="http://schemas.microsoft.com/office/drawing/2017/model3d" xmlns:o="urn:schemas-microsoft-com:office:office" xmlns:oel="http://schemas.microsoft.com/office/2019/extlst" xmlns:r="http://schemas.openxmlformats.org/officeDocument/2006/relationships" xmlns:m="http://schemas.openxmlformats.org/officeDocument/2006/math" xmlns:v="urn:schemas-microsoft-com:vml" xmlns:wp14="http://schemas.microsoft.com/office/word/2010/wordprocessingDrawing" xmlns:wp="http://schemas.openxmlformats.org/drawingml/2006/wordprocessingDrawing" xmlns:w10="urn:schemas-microsoft-com:office:word" xmlns:w="http://schemas.openxmlformats.org/wordprocessingml/2006/main" xmlns:w14="http://schemas.microsoft.com/office/word/2010/wordml" xmlns:w15="http://schemas.microsoft.com/office/word/2012/wordml" xmlns:w16cex="http://schemas.microsoft.com/office/word/2018/wordml/cex" xmlns:w16cid="http://schemas.microsoft.com/office/word/2016/wordml/cid" xmlns:w16="http://schemas.microsoft.com/office/word/2018/wordml" xmlns:w16du="http://schemas.microsoft.com/office/word/2023/wordml/word16du" xmlns:w16sdtdh="http://schemas.microsoft.com/office/word/2020/wordml/sdtdatahash" xmlns:w16sdtfl="http://schemas.microsoft.com/office/word/2024/wordml/sdtformatlock" xmlns:w16se="http://schemas.microsoft.com/office/word/2015/wordml/symex" xmlns:wpg="http://schemas.microsoft.com/office/word/2010/wordprocessingGroup" xmlns:wpi="http://schemas.microsoft.com/office/word/2010/wordprocessingInk" xmlns:wne="http://schemas.microsoft.com/office/word/2006/wordml" xmlns:wps="http://schemas.microsoft.com/office/word/2010/wordprocessingShape" mc:Ignorable="w14 w15 w16se w16cid w16 w16cex w16sdtdh w16sdtfl w16du wp14">
   <w:abstractNum w:abstractNumId="0" w15:restartNumberingAfterBreak="0">
-    <w:nsid w:val="008A68F5"/>
-    <w:multiLevelType w:val="multilevel"/>
-    <w:tmpl w:val="9E385ECC"/>
-    <w:lvl w:ilvl="0">
-      <w:start w:val="1"/>
-      <w:numFmt w:val="decimal"/>
-      <w:lvlText w:val="%1."/>
-      <w:lvlJc w:val="left"/>
-      <w:pPr>
-        <w:tabs>
-          <w:tab w:val="num" w:pos="720"/>
-        </w:tabs>
-        <w:ind w:left="720" w:hanging="360"/>
-      </w:pPr>
-    </w:lvl>
-    <w:lvl w:ilvl="1" w:tentative="1">
-      <w:start w:val="1"/>
-      <w:numFmt w:val="decimal"/>
-      <w:lvlText w:val="%2."/>
-      <w:lvlJc w:val="left"/>
-      <w:pPr>
-        <w:tabs>
-          <w:tab w:val="num" w:pos="1440"/>
-        </w:tabs>
-        <w:ind w:left="1440" w:hanging="360"/>
-      </w:pPr>
-    </w:lvl>
-    <w:lvl w:ilvl="2" w:tentative="1">
-      <w:start w:val="1"/>
-      <w:numFmt w:val="decimal"/>
-      <w:lvlText w:val="%3."/>
-      <w:lvlJc w:val="left"/>
-      <w:pPr>
-        <w:tabs>
-          <w:tab w:val="num" w:pos="2160"/>
-        </w:tabs>
-        <w:ind w:left="2160" w:hanging="360"/>
-      </w:pPr>
-    </w:lvl>
-    <w:lvl w:ilvl="3" w:tentative="1">
-      <w:start w:val="1"/>
-      <w:numFmt w:val="decimal"/>
-      <w:lvlText w:val="%4."/>
-      <w:lvlJc w:val="left"/>
-      <w:pPr>
-        <w:tabs>
-          <w:tab w:val="num" w:pos="2880"/>
-        </w:tabs>
-        <w:ind w:left="2880" w:hanging="360"/>
-      </w:pPr>
-    </w:lvl>
-    <w:lvl w:ilvl="4" w:tentative="1">
-      <w:start w:val="1"/>
-      <w:numFmt w:val="decimal"/>
-      <w:lvlText w:val="%5."/>
-      <w:lvlJc w:val="left"/>
-      <w:pPr>
-        <w:tabs>
-          <w:tab w:val="num" w:pos="3600"/>
-        </w:tabs>
-        <w:ind w:left="3600" w:hanging="360"/>
-      </w:pPr>
-    </w:lvl>
-    <w:lvl w:ilvl="5" w:tentative="1">
-      <w:start w:val="1"/>
-      <w:numFmt w:val="decimal"/>
-      <w:lvlText w:val="%6."/>
-      <w:lvlJc w:val="left"/>
-      <w:pPr>
-        <w:tabs>
-          <w:tab w:val="num" w:pos="4320"/>
-        </w:tabs>
-        <w:ind w:left="4320" w:hanging="360"/>
-      </w:pPr>
-    </w:lvl>
-    <w:lvl w:ilvl="6" w:tentative="1">
-      <w:start w:val="1"/>
-      <w:numFmt w:val="decimal"/>
-      <w:lvlText w:val="%7."/>
-      <w:lvlJc w:val="left"/>
-      <w:pPr>
-        <w:tabs>
-          <w:tab w:val="num" w:pos="5040"/>
-        </w:tabs>
-        <w:ind w:left="5040" w:hanging="360"/>
-      </w:pPr>
-    </w:lvl>
-    <w:lvl w:ilvl="7" w:tentative="1">
-      <w:start w:val="1"/>
-      <w:numFmt w:val="decimal"/>
-      <w:lvlText w:val="%8."/>
-      <w:lvlJc w:val="left"/>
-      <w:pPr>
-        <w:tabs>
-          <w:tab w:val="num" w:pos="5760"/>
-        </w:tabs>
-        <w:ind w:left="5760" w:hanging="360"/>
-      </w:pPr>
-    </w:lvl>
-    <w:lvl w:ilvl="8" w:tentative="1">
-      <w:start w:val="1"/>
-      <w:numFmt w:val="decimal"/>
-      <w:lvlText w:val="%9."/>
-      <w:lvlJc w:val="left"/>
-      <w:pPr>
-        <w:tabs>
-          <w:tab w:val="num" w:pos="6480"/>
-        </w:tabs>
-        <w:ind w:left="6480" w:hanging="360"/>
-      </w:pPr>
-    </w:lvl>
-  </w:abstractNum>
-  <w:abstractNum w:abstractNumId="1" w15:restartNumberingAfterBreak="0">
-    <w:nsid w:val="00BE3571"/>
-    <w:multiLevelType w:val="multilevel"/>
-    <w:tmpl w:val="BB88C57E"/>
-    <w:lvl w:ilvl="0">
-      <w:start w:val="1"/>
-      <w:numFmt w:val="bullet"/>
-      <w:lvlText w:val=""/>
-      <w:lvlJc w:val="left"/>
-      <w:pPr>
-        <w:tabs>
-          <w:tab w:val="num" w:pos="720"/>
-        </w:tabs>
-        <w:ind w:left="720" w:hanging="360"/>
-      </w:pPr>
-      <w:rPr>
-        <w:rFonts w:ascii="Symbol" w:hAnsi="Symbol" w:hint="default"/>
-        <w:sz w:val="20"/>
-      </w:rPr>
-    </w:lvl>
-    <w:lvl w:ilvl="1" w:tentative="1">
-      <w:start w:val="1"/>
-      <w:numFmt w:val="bullet"/>
-      <w:lvlText w:val="o"/>
-      <w:lvlJc w:val="left"/>
-      <w:pPr>
-        <w:tabs>
-          <w:tab w:val="num" w:pos="1440"/>
-        </w:tabs>
-        <w:ind w:left="1440" w:hanging="360"/>
-      </w:pPr>
-      <w:rPr>
-        <w:rFonts w:ascii="Courier New" w:hAnsi="Courier New" w:hint="default"/>
-        <w:sz w:val="20"/>
-      </w:rPr>
-    </w:lvl>
-    <w:lvl w:ilvl="2" w:tentative="1">
-      <w:start w:val="1"/>
-      <w:numFmt w:val="bullet"/>
-      <w:lvlText w:val=""/>
-      <w:lvlJc w:val="left"/>
-      <w:pPr>
-        <w:tabs>
-          <w:tab w:val="num" w:pos="2160"/>
-        </w:tabs>
-        <w:ind w:left="2160" w:hanging="360"/>
-      </w:pPr>
-      <w:rPr>
-        <w:rFonts w:ascii="Wingdings" w:hAnsi="Wingdings" w:hint="default"/>
-        <w:sz w:val="20"/>
-      </w:rPr>
-    </w:lvl>
-    <w:lvl w:ilvl="3" w:tentative="1">
-      <w:start w:val="1"/>
-      <w:numFmt w:val="bullet"/>
-      <w:lvlText w:val=""/>
-      <w:lvlJc w:val="left"/>
-      <w:pPr>
-        <w:tabs>
-          <w:tab w:val="num" w:pos="2880"/>
-        </w:tabs>
-        <w:ind w:left="2880" w:hanging="360"/>
-      </w:pPr>
-      <w:rPr>
-        <w:rFonts w:ascii="Wingdings" w:hAnsi="Wingdings" w:hint="default"/>
-        <w:sz w:val="20"/>
-      </w:rPr>
-    </w:lvl>
-    <w:lvl w:ilvl="4" w:tentative="1">
-      <w:start w:val="1"/>
-      <w:numFmt w:val="bullet"/>
-      <w:lvlText w:val=""/>
-      <w:lvlJc w:val="left"/>
-      <w:pPr>
-        <w:tabs>
-          <w:tab w:val="num" w:pos="3600"/>
-        </w:tabs>
-        <w:ind w:left="3600" w:hanging="360"/>
-      </w:pPr>
-      <w:rPr>
-        <w:rFonts w:ascii="Wingdings" w:hAnsi="Wingdings" w:hint="default"/>
-        <w:sz w:val="20"/>
-      </w:rPr>
-    </w:lvl>
-    <w:lvl w:ilvl="5" w:tentative="1">
-      <w:start w:val="1"/>
-      <w:numFmt w:val="bullet"/>
-      <w:lvlText w:val=""/>
-      <w:lvlJc w:val="left"/>
-      <w:pPr>
-        <w:tabs>
-          <w:tab w:val="num" w:pos="4320"/>
-        </w:tabs>
-        <w:ind w:left="4320" w:hanging="360"/>
-      </w:pPr>
-      <w:rPr>
-        <w:rFonts w:ascii="Wingdings" w:hAnsi="Wingdings" w:hint="default"/>
-        <w:sz w:val="20"/>
-      </w:rPr>
-    </w:lvl>
-    <w:lvl w:ilvl="6" w:tentative="1">
-      <w:start w:val="1"/>
-      <w:numFmt w:val="bullet"/>
-      <w:lvlText w:val=""/>
-      <w:lvlJc w:val="left"/>
-      <w:pPr>
-        <w:tabs>
-          <w:tab w:val="num" w:pos="5040"/>
-        </w:tabs>
-        <w:ind w:left="5040" w:hanging="360"/>
-      </w:pPr>
-      <w:rPr>
-        <w:rFonts w:ascii="Wingdings" w:hAnsi="Wingdings" w:hint="default"/>
-        <w:sz w:val="20"/>
-      </w:rPr>
-    </w:lvl>
-    <w:lvl w:ilvl="7" w:tentative="1">
-      <w:start w:val="1"/>
-      <w:numFmt w:val="bullet"/>
-      <w:lvlText w:val=""/>
-      <w:lvlJc w:val="left"/>
-      <w:pPr>
-        <w:tabs>
-          <w:tab w:val="num" w:pos="5760"/>
-        </w:tabs>
-        <w:ind w:left="5760" w:hanging="360"/>
-      </w:pPr>
-      <w:rPr>
-        <w:rFonts w:ascii="Wingdings" w:hAnsi="Wingdings" w:hint="default"/>
-        <w:sz w:val="20"/>
-      </w:rPr>
-    </w:lvl>
-    <w:lvl w:ilvl="8" w:tentative="1">
-      <w:start w:val="1"/>
-      <w:numFmt w:val="bullet"/>
-      <w:lvlText w:val=""/>
-      <w:lvlJc w:val="left"/>
-      <w:pPr>
-        <w:tabs>
-          <w:tab w:val="num" w:pos="6480"/>
-        </w:tabs>
-        <w:ind w:left="6480" w:hanging="360"/>
-      </w:pPr>
-      <w:rPr>
-        <w:rFonts w:ascii="Wingdings" w:hAnsi="Wingdings" w:hint="default"/>
-        <w:sz w:val="20"/>
-      </w:rPr>
-    </w:lvl>
-  </w:abstractNum>
-  <w:abstractNum w:abstractNumId="2" w15:restartNumberingAfterBreak="0">
-    <w:nsid w:val="01233A9F"/>
-    <w:multiLevelType w:val="multilevel"/>
-    <w:tmpl w:val="5666E54E"/>
-    <w:lvl w:ilvl="0">
-      <w:start w:val="1"/>
-      <w:numFmt w:val="decimal"/>
-      <w:lvlText w:val="%1."/>
-      <w:lvlJc w:val="left"/>
-      <w:pPr>
-        <w:tabs>
-          <w:tab w:val="num" w:pos="720"/>
-        </w:tabs>
-        <w:ind w:left="720" w:hanging="360"/>
-      </w:pPr>
-    </w:lvl>
-    <w:lvl w:ilvl="1" w:tentative="1">
-      <w:start w:val="1"/>
-      <w:numFmt w:val="decimal"/>
-      <w:lvlText w:val="%2."/>
-      <w:lvlJc w:val="left"/>
-      <w:pPr>
-        <w:tabs>
-          <w:tab w:val="num" w:pos="1440"/>
-        </w:tabs>
-        <w:ind w:left="1440" w:hanging="360"/>
-      </w:pPr>
-    </w:lvl>
-    <w:lvl w:ilvl="2" w:tentative="1">
-      <w:start w:val="1"/>
-      <w:numFmt w:val="decimal"/>
-      <w:lvlText w:val="%3."/>
-      <w:lvlJc w:val="left"/>
-      <w:pPr>
-        <w:tabs>
-          <w:tab w:val="num" w:pos="2160"/>
-        </w:tabs>
-        <w:ind w:left="2160" w:hanging="360"/>
-      </w:pPr>
-    </w:lvl>
-    <w:lvl w:ilvl="3" w:tentative="1">
-      <w:start w:val="1"/>
-      <w:numFmt w:val="decimal"/>
-      <w:lvlText w:val="%4."/>
-      <w:lvlJc w:val="left"/>
-      <w:pPr>
-        <w:tabs>
-          <w:tab w:val="num" w:pos="2880"/>
-        </w:tabs>
-        <w:ind w:left="2880" w:hanging="360"/>
-      </w:pPr>
-    </w:lvl>
-    <w:lvl w:ilvl="4" w:tentative="1">
-      <w:start w:val="1"/>
-      <w:numFmt w:val="decimal"/>
-      <w:lvlText w:val="%5."/>
-      <w:lvlJc w:val="left"/>
-      <w:pPr>
-        <w:tabs>
-          <w:tab w:val="num" w:pos="3600"/>
-        </w:tabs>
-        <w:ind w:left="3600" w:hanging="360"/>
-      </w:pPr>
-    </w:lvl>
-    <w:lvl w:ilvl="5" w:tentative="1">
-      <w:start w:val="1"/>
-      <w:numFmt w:val="decimal"/>
-      <w:lvlText w:val="%6."/>
-      <w:lvlJc w:val="left"/>
-      <w:pPr>
-        <w:tabs>
-          <w:tab w:val="num" w:pos="4320"/>
-        </w:tabs>
-        <w:ind w:left="4320" w:hanging="360"/>
-      </w:pPr>
-    </w:lvl>
-    <w:lvl w:ilvl="6" w:tentative="1">
-      <w:start w:val="1"/>
-      <w:numFmt w:val="decimal"/>
-      <w:lvlText w:val="%7."/>
-      <w:lvlJc w:val="left"/>
-      <w:pPr>
-        <w:tabs>
-          <w:tab w:val="num" w:pos="5040"/>
-        </w:tabs>
-        <w:ind w:left="5040" w:hanging="360"/>
-      </w:pPr>
-    </w:lvl>
-    <w:lvl w:ilvl="7" w:tentative="1">
-      <w:start w:val="1"/>
-      <w:numFmt w:val="decimal"/>
-      <w:lvlText w:val="%8."/>
-      <w:lvlJc w:val="left"/>
-      <w:pPr>
-        <w:tabs>
-          <w:tab w:val="num" w:pos="5760"/>
-        </w:tabs>
-        <w:ind w:left="5760" w:hanging="360"/>
-      </w:pPr>
-    </w:lvl>
-    <w:lvl w:ilvl="8" w:tentative="1">
-      <w:start w:val="1"/>
-      <w:numFmt w:val="decimal"/>
-      <w:lvlText w:val="%9."/>
-      <w:lvlJc w:val="left"/>
-      <w:pPr>
-        <w:tabs>
-          <w:tab w:val="num" w:pos="6480"/>
-        </w:tabs>
-        <w:ind w:left="6480" w:hanging="360"/>
-      </w:pPr>
-    </w:lvl>
-  </w:abstractNum>
-  <w:abstractNum w:abstractNumId="3" w15:restartNumberingAfterBreak="0">
-    <w:nsid w:val="025D541F"/>
-    <w:multiLevelType w:val="multilevel"/>
-    <w:tmpl w:val="FCA4A6DE"/>
-    <w:lvl w:ilvl="0">
-      <w:start w:val="1"/>
-      <w:numFmt w:val="bullet"/>
-      <w:lvlText w:val=""/>
-      <w:lvlJc w:val="left"/>
-      <w:pPr>
-        <w:tabs>
-          <w:tab w:val="num" w:pos="720"/>
-        </w:tabs>
-        <w:ind w:left="720" w:hanging="360"/>
-      </w:pPr>
-      <w:rPr>
-        <w:rFonts w:ascii="Symbol" w:hAnsi="Symbol" w:hint="default"/>
-        <w:sz w:val="20"/>
-      </w:rPr>
-    </w:lvl>
-    <w:lvl w:ilvl="1">
-      <w:start w:val="1"/>
-      <w:numFmt w:val="bullet"/>
-      <w:lvlText w:val="o"/>
-      <w:lvlJc w:val="left"/>
-      <w:pPr>
-        <w:tabs>
-          <w:tab w:val="num" w:pos="1440"/>
-        </w:tabs>
-        <w:ind w:left="1440" w:hanging="360"/>
-      </w:pPr>
-      <w:rPr>
-        <w:rFonts w:ascii="Courier New" w:hAnsi="Courier New" w:hint="default"/>
-        <w:sz w:val="20"/>
-      </w:rPr>
-    </w:lvl>
-    <w:lvl w:ilvl="2" w:tentative="1">
-      <w:start w:val="1"/>
-      <w:numFmt w:val="bullet"/>
-      <w:lvlText w:val=""/>
-      <w:lvlJc w:val="left"/>
-      <w:pPr>
-        <w:tabs>
-          <w:tab w:val="num" w:pos="2160"/>
-        </w:tabs>
-        <w:ind w:left="2160" w:hanging="360"/>
-      </w:pPr>
-      <w:rPr>
-        <w:rFonts w:ascii="Wingdings" w:hAnsi="Wingdings" w:hint="default"/>
-        <w:sz w:val="20"/>
-      </w:rPr>
-    </w:lvl>
-    <w:lvl w:ilvl="3" w:tentative="1">
-      <w:start w:val="1"/>
-      <w:numFmt w:val="bullet"/>
-      <w:lvlText w:val=""/>
-      <w:lvlJc w:val="left"/>
-      <w:pPr>
-        <w:tabs>
-          <w:tab w:val="num" w:pos="2880"/>
-        </w:tabs>
-        <w:ind w:left="2880" w:hanging="360"/>
-      </w:pPr>
-      <w:rPr>
-        <w:rFonts w:ascii="Wingdings" w:hAnsi="Wingdings" w:hint="default"/>
-        <w:sz w:val="20"/>
-      </w:rPr>
-    </w:lvl>
-    <w:lvl w:ilvl="4" w:tentative="1">
-      <w:start w:val="1"/>
-      <w:numFmt w:val="bullet"/>
-      <w:lvlText w:val=""/>
-      <w:lvlJc w:val="left"/>
-      <w:pPr>
-        <w:tabs>
-          <w:tab w:val="num" w:pos="3600"/>
-        </w:tabs>
-        <w:ind w:left="3600" w:hanging="360"/>
-      </w:pPr>
-      <w:rPr>
-        <w:rFonts w:ascii="Wingdings" w:hAnsi="Wingdings" w:hint="default"/>
-        <w:sz w:val="20"/>
-      </w:rPr>
-    </w:lvl>
-    <w:lvl w:ilvl="5" w:tentative="1">
-      <w:start w:val="1"/>
-      <w:numFmt w:val="bullet"/>
-      <w:lvlText w:val=""/>
-      <w:lvlJc w:val="left"/>
-      <w:pPr>
-        <w:tabs>
-          <w:tab w:val="num" w:pos="4320"/>
-        </w:tabs>
-        <w:ind w:left="4320" w:hanging="360"/>
-      </w:pPr>
-      <w:rPr>
-        <w:rFonts w:ascii="Wingdings" w:hAnsi="Wingdings" w:hint="default"/>
-        <w:sz w:val="20"/>
-      </w:rPr>
-    </w:lvl>
-    <w:lvl w:ilvl="6" w:tentative="1">
-      <w:start w:val="1"/>
-      <w:numFmt w:val="bullet"/>
-      <w:lvlText w:val=""/>
-      <w:lvlJc w:val="left"/>
-      <w:pPr>
-        <w:tabs>
-          <w:tab w:val="num" w:pos="5040"/>
-        </w:tabs>
-        <w:ind w:left="5040" w:hanging="360"/>
-      </w:pPr>
-      <w:rPr>
-        <w:rFonts w:ascii="Wingdings" w:hAnsi="Wingdings" w:hint="default"/>
-        <w:sz w:val="20"/>
-      </w:rPr>
-    </w:lvl>
-    <w:lvl w:ilvl="7" w:tentative="1">
-      <w:start w:val="1"/>
-      <w:numFmt w:val="bullet"/>
-      <w:lvlText w:val=""/>
-      <w:lvlJc w:val="left"/>
-      <w:pPr>
-        <w:tabs>
-          <w:tab w:val="num" w:pos="5760"/>
-        </w:tabs>
-        <w:ind w:left="5760" w:hanging="360"/>
-      </w:pPr>
-      <w:rPr>
-        <w:rFonts w:ascii="Wingdings" w:hAnsi="Wingdings" w:hint="default"/>
-        <w:sz w:val="20"/>
-      </w:rPr>
-    </w:lvl>
-    <w:lvl w:ilvl="8" w:tentative="1">
-      <w:start w:val="1"/>
-      <w:numFmt w:val="bullet"/>
-      <w:lvlText w:val=""/>
-      <w:lvlJc w:val="left"/>
-      <w:pPr>
-        <w:tabs>
-          <w:tab w:val="num" w:pos="6480"/>
-        </w:tabs>
-        <w:ind w:left="6480" w:hanging="360"/>
-      </w:pPr>
-      <w:rPr>
-        <w:rFonts w:ascii="Wingdings" w:hAnsi="Wingdings" w:hint="default"/>
-        <w:sz w:val="20"/>
-      </w:rPr>
-    </w:lvl>
-  </w:abstractNum>
-  <w:abstractNum w:abstractNumId="4" w15:restartNumberingAfterBreak="0">
-    <w:nsid w:val="035B66EA"/>
-    <w:multiLevelType w:val="multilevel"/>
-    <w:tmpl w:val="E51E44AE"/>
-    <w:lvl w:ilvl="0">
-      <w:start w:val="1"/>
-      <w:numFmt w:val="bullet"/>
-      <w:lvlText w:val=""/>
-      <w:lvlJc w:val="left"/>
-      <w:pPr>
-        <w:tabs>
-          <w:tab w:val="num" w:pos="720"/>
-        </w:tabs>
-        <w:ind w:left="720" w:hanging="360"/>
-      </w:pPr>
-      <w:rPr>
-        <w:rFonts w:ascii="Symbol" w:hAnsi="Symbol" w:hint="default"/>
-        <w:sz w:val="20"/>
-      </w:rPr>
-    </w:lvl>
-    <w:lvl w:ilvl="1" w:tentative="1">
-      <w:start w:val="1"/>
-      <w:numFmt w:val="bullet"/>
-      <w:lvlText w:val="o"/>
-      <w:lvlJc w:val="left"/>
-      <w:pPr>
-        <w:tabs>
-          <w:tab w:val="num" w:pos="1440"/>
-        </w:tabs>
-        <w:ind w:left="1440" w:hanging="360"/>
-      </w:pPr>
-      <w:rPr>
-        <w:rFonts w:ascii="Courier New" w:hAnsi="Courier New" w:hint="default"/>
-        <w:sz w:val="20"/>
-      </w:rPr>
-    </w:lvl>
-    <w:lvl w:ilvl="2" w:tentative="1">
-      <w:start w:val="1"/>
-      <w:numFmt w:val="bullet"/>
-      <w:lvlText w:val=""/>
-      <w:lvlJc w:val="left"/>
-      <w:pPr>
-        <w:tabs>
-          <w:tab w:val="num" w:pos="2160"/>
-        </w:tabs>
-        <w:ind w:left="2160" w:hanging="360"/>
-      </w:pPr>
-      <w:rPr>
-        <w:rFonts w:ascii="Wingdings" w:hAnsi="Wingdings" w:hint="default"/>
-        <w:sz w:val="20"/>
-      </w:rPr>
-    </w:lvl>
-    <w:lvl w:ilvl="3" w:tentative="1">
-      <w:start w:val="1"/>
-      <w:numFmt w:val="bullet"/>
-      <w:lvlText w:val=""/>
-      <w:lvlJc w:val="left"/>
-      <w:pPr>
-        <w:tabs>
-          <w:tab w:val="num" w:pos="2880"/>
-        </w:tabs>
-        <w:ind w:left="2880" w:hanging="360"/>
-      </w:pPr>
-      <w:rPr>
-        <w:rFonts w:ascii="Wingdings" w:hAnsi="Wingdings" w:hint="default"/>
-        <w:sz w:val="20"/>
-      </w:rPr>
-    </w:lvl>
-    <w:lvl w:ilvl="4" w:tentative="1">
-      <w:start w:val="1"/>
-      <w:numFmt w:val="bullet"/>
-      <w:lvlText w:val=""/>
-      <w:lvlJc w:val="left"/>
-      <w:pPr>
-        <w:tabs>
-          <w:tab w:val="num" w:pos="3600"/>
-        </w:tabs>
-        <w:ind w:left="3600" w:hanging="360"/>
-      </w:pPr>
-      <w:rPr>
-        <w:rFonts w:ascii="Wingdings" w:hAnsi="Wingdings" w:hint="default"/>
-        <w:sz w:val="20"/>
-      </w:rPr>
-    </w:lvl>
-    <w:lvl w:ilvl="5" w:tentative="1">
-      <w:start w:val="1"/>
-      <w:numFmt w:val="bullet"/>
-      <w:lvlText w:val=""/>
-      <w:lvlJc w:val="left"/>
-      <w:pPr>
-        <w:tabs>
-          <w:tab w:val="num" w:pos="4320"/>
-        </w:tabs>
-        <w:ind w:left="4320" w:hanging="360"/>
-      </w:pPr>
-      <w:rPr>
-        <w:rFonts w:ascii="Wingdings" w:hAnsi="Wingdings" w:hint="default"/>
-        <w:sz w:val="20"/>
-      </w:rPr>
-    </w:lvl>
-    <w:lvl w:ilvl="6" w:tentative="1">
-      <w:start w:val="1"/>
-      <w:numFmt w:val="bullet"/>
-      <w:lvlText w:val=""/>
-      <w:lvlJc w:val="left"/>
-      <w:pPr>
-        <w:tabs>
-          <w:tab w:val="num" w:pos="5040"/>
-        </w:tabs>
-        <w:ind w:left="5040" w:hanging="360"/>
-      </w:pPr>
-      <w:rPr>
-        <w:rFonts w:ascii="Wingdings" w:hAnsi="Wingdings" w:hint="default"/>
-        <w:sz w:val="20"/>
-      </w:rPr>
-    </w:lvl>
-    <w:lvl w:ilvl="7" w:tentative="1">
-      <w:start w:val="1"/>
-      <w:numFmt w:val="bullet"/>
-      <w:lvlText w:val=""/>
-      <w:lvlJc w:val="left"/>
-      <w:pPr>
-        <w:tabs>
-          <w:tab w:val="num" w:pos="5760"/>
-        </w:tabs>
-        <w:ind w:left="5760" w:hanging="360"/>
-      </w:pPr>
-      <w:rPr>
-        <w:rFonts w:ascii="Wingdings" w:hAnsi="Wingdings" w:hint="default"/>
-        <w:sz w:val="20"/>
-      </w:rPr>
-    </w:lvl>
-    <w:lvl w:ilvl="8" w:tentative="1">
-      <w:start w:val="1"/>
-      <w:numFmt w:val="bullet"/>
-      <w:lvlText w:val=""/>
-      <w:lvlJc w:val="left"/>
-      <w:pPr>
-        <w:tabs>
-          <w:tab w:val="num" w:pos="6480"/>
-        </w:tabs>
-        <w:ind w:left="6480" w:hanging="360"/>
-      </w:pPr>
-      <w:rPr>
-        <w:rFonts w:ascii="Wingdings" w:hAnsi="Wingdings" w:hint="default"/>
-        <w:sz w:val="20"/>
-      </w:rPr>
-    </w:lvl>
-  </w:abstractNum>
-  <w:abstractNum w:abstractNumId="5" w15:restartNumberingAfterBreak="0">
-    <w:nsid w:val="041F5B6A"/>
-    <w:multiLevelType w:val="multilevel"/>
-    <w:tmpl w:val="87CE65BA"/>
-    <w:lvl w:ilvl="0">
-      <w:start w:val="1"/>
-      <w:numFmt w:val="decimal"/>
-      <w:lvlText w:val="%1."/>
-      <w:lvlJc w:val="left"/>
-      <w:pPr>
-        <w:tabs>
-          <w:tab w:val="num" w:pos="720"/>
-        </w:tabs>
-        <w:ind w:left="720" w:hanging="360"/>
-      </w:pPr>
-    </w:lvl>
-    <w:lvl w:ilvl="1" w:tentative="1">
-      <w:start w:val="1"/>
-      <w:numFmt w:val="decimal"/>
-      <w:lvlText w:val="%2."/>
-      <w:lvlJc w:val="left"/>
-      <w:pPr>
-        <w:tabs>
-          <w:tab w:val="num" w:pos="1440"/>
-        </w:tabs>
-        <w:ind w:left="1440" w:hanging="360"/>
-      </w:pPr>
-    </w:lvl>
-    <w:lvl w:ilvl="2" w:tentative="1">
-      <w:start w:val="1"/>
-      <w:numFmt w:val="decimal"/>
-      <w:lvlText w:val="%3."/>
-      <w:lvlJc w:val="left"/>
-      <w:pPr>
-        <w:tabs>
-          <w:tab w:val="num" w:pos="2160"/>
-        </w:tabs>
-        <w:ind w:left="2160" w:hanging="360"/>
-      </w:pPr>
-    </w:lvl>
-    <w:lvl w:ilvl="3" w:tentative="1">
-      <w:start w:val="1"/>
-      <w:numFmt w:val="decimal"/>
-      <w:lvlText w:val="%4."/>
-      <w:lvlJc w:val="left"/>
-      <w:pPr>
-        <w:tabs>
-          <w:tab w:val="num" w:pos="2880"/>
-        </w:tabs>
-        <w:ind w:left="2880" w:hanging="360"/>
-      </w:pPr>
-    </w:lvl>
-    <w:lvl w:ilvl="4" w:tentative="1">
-      <w:start w:val="1"/>
-      <w:numFmt w:val="decimal"/>
-      <w:lvlText w:val="%5."/>
-      <w:lvlJc w:val="left"/>
-      <w:pPr>
-        <w:tabs>
-          <w:tab w:val="num" w:pos="3600"/>
-        </w:tabs>
-        <w:ind w:left="3600" w:hanging="360"/>
-      </w:pPr>
-    </w:lvl>
-    <w:lvl w:ilvl="5" w:tentative="1">
-      <w:start w:val="1"/>
-      <w:numFmt w:val="decimal"/>
-      <w:lvlText w:val="%6."/>
-      <w:lvlJc w:val="left"/>
-      <w:pPr>
-        <w:tabs>
-          <w:tab w:val="num" w:pos="4320"/>
-        </w:tabs>
-        <w:ind w:left="4320" w:hanging="360"/>
-      </w:pPr>
-    </w:lvl>
-    <w:lvl w:ilvl="6" w:tentative="1">
-      <w:start w:val="1"/>
-      <w:numFmt w:val="decimal"/>
-      <w:lvlText w:val="%7."/>
-      <w:lvlJc w:val="left"/>
-      <w:pPr>
-        <w:tabs>
-          <w:tab w:val="num" w:pos="5040"/>
-        </w:tabs>
-        <w:ind w:left="5040" w:hanging="360"/>
-      </w:pPr>
-    </w:lvl>
-    <w:lvl w:ilvl="7" w:tentative="1">
-      <w:start w:val="1"/>
-      <w:numFmt w:val="decimal"/>
-      <w:lvlText w:val="%8."/>
-      <w:lvlJc w:val="left"/>
-      <w:pPr>
-        <w:tabs>
-          <w:tab w:val="num" w:pos="5760"/>
-        </w:tabs>
-        <w:ind w:left="5760" w:hanging="360"/>
-      </w:pPr>
-    </w:lvl>
-    <w:lvl w:ilvl="8" w:tentative="1">
-      <w:start w:val="1"/>
-      <w:numFmt w:val="decimal"/>
-      <w:lvlText w:val="%9."/>
-      <w:lvlJc w:val="left"/>
-      <w:pPr>
-        <w:tabs>
-          <w:tab w:val="num" w:pos="6480"/>
-        </w:tabs>
-        <w:ind w:left="6480" w:hanging="360"/>
-      </w:pPr>
-    </w:lvl>
-  </w:abstractNum>
-  <w:abstractNum w:abstractNumId="6" w15:restartNumberingAfterBreak="0">
-    <w:nsid w:val="05596261"/>
-    <w:multiLevelType w:val="multilevel"/>
-    <w:tmpl w:val="FBA8FBBA"/>
-    <w:lvl w:ilvl="0">
-      <w:start w:val="1"/>
-      <w:numFmt w:val="bullet"/>
-      <w:lvlText w:val=""/>
-      <w:lvlJc w:val="left"/>
-      <w:pPr>
-        <w:tabs>
-          <w:tab w:val="num" w:pos="720"/>
-        </w:tabs>
-        <w:ind w:left="720" w:hanging="360"/>
-      </w:pPr>
-      <w:rPr>
-        <w:rFonts w:ascii="Symbol" w:hAnsi="Symbol" w:hint="default"/>
-        <w:sz w:val="20"/>
-      </w:rPr>
-    </w:lvl>
-    <w:lvl w:ilvl="1" w:tentative="1">
-      <w:start w:val="1"/>
-      <w:numFmt w:val="bullet"/>
-      <w:lvlText w:val="o"/>
-      <w:lvlJc w:val="left"/>
-      <w:pPr>
-        <w:tabs>
-          <w:tab w:val="num" w:pos="1440"/>
-        </w:tabs>
-        <w:ind w:left="1440" w:hanging="360"/>
-      </w:pPr>
-      <w:rPr>
-        <w:rFonts w:ascii="Courier New" w:hAnsi="Courier New" w:hint="default"/>
-        <w:sz w:val="20"/>
-      </w:rPr>
-    </w:lvl>
-    <w:lvl w:ilvl="2" w:tentative="1">
-      <w:start w:val="1"/>
-      <w:numFmt w:val="bullet"/>
-      <w:lvlText w:val=""/>
-      <w:lvlJc w:val="left"/>
-      <w:pPr>
-        <w:tabs>
-          <w:tab w:val="num" w:pos="2160"/>
-        </w:tabs>
-        <w:ind w:left="2160" w:hanging="360"/>
-      </w:pPr>
-      <w:rPr>
-        <w:rFonts w:ascii="Wingdings" w:hAnsi="Wingdings" w:hint="default"/>
-        <w:sz w:val="20"/>
-      </w:rPr>
-    </w:lvl>
-    <w:lvl w:ilvl="3" w:tentative="1">
-      <w:start w:val="1"/>
-      <w:numFmt w:val="bullet"/>
-      <w:lvlText w:val=""/>
-      <w:lvlJc w:val="left"/>
-      <w:pPr>
-        <w:tabs>
-          <w:tab w:val="num" w:pos="2880"/>
-        </w:tabs>
-        <w:ind w:left="2880" w:hanging="360"/>
-      </w:pPr>
-      <w:rPr>
-        <w:rFonts w:ascii="Wingdings" w:hAnsi="Wingdings" w:hint="default"/>
-        <w:sz w:val="20"/>
-      </w:rPr>
-    </w:lvl>
-    <w:lvl w:ilvl="4" w:tentative="1">
-      <w:start w:val="1"/>
-      <w:numFmt w:val="bullet"/>
-      <w:lvlText w:val=""/>
-      <w:lvlJc w:val="left"/>
-      <w:pPr>
-        <w:tabs>
-          <w:tab w:val="num" w:pos="3600"/>
-        </w:tabs>
-        <w:ind w:left="3600" w:hanging="360"/>
-      </w:pPr>
-      <w:rPr>
-        <w:rFonts w:ascii="Wingdings" w:hAnsi="Wingdings" w:hint="default"/>
-        <w:sz w:val="20"/>
-      </w:rPr>
-    </w:lvl>
-    <w:lvl w:ilvl="5" w:tentative="1">
-      <w:start w:val="1"/>
-      <w:numFmt w:val="bullet"/>
-      <w:lvlText w:val=""/>
-      <w:lvlJc w:val="left"/>
-      <w:pPr>
-        <w:tabs>
-          <w:tab w:val="num" w:pos="4320"/>
-        </w:tabs>
-        <w:ind w:left="4320" w:hanging="360"/>
-      </w:pPr>
-      <w:rPr>
-        <w:rFonts w:ascii="Wingdings" w:hAnsi="Wingdings" w:hint="default"/>
-        <w:sz w:val="20"/>
-      </w:rPr>
-    </w:lvl>
-    <w:lvl w:ilvl="6" w:tentative="1">
-      <w:start w:val="1"/>
-      <w:numFmt w:val="bullet"/>
-      <w:lvlText w:val=""/>
-      <w:lvlJc w:val="left"/>
-      <w:pPr>
-        <w:tabs>
-          <w:tab w:val="num" w:pos="5040"/>
-        </w:tabs>
-        <w:ind w:left="5040" w:hanging="360"/>
-      </w:pPr>
-      <w:rPr>
-        <w:rFonts w:ascii="Wingdings" w:hAnsi="Wingdings" w:hint="default"/>
-        <w:sz w:val="20"/>
-      </w:rPr>
-    </w:lvl>
-    <w:lvl w:ilvl="7" w:tentative="1">
-      <w:start w:val="1"/>
-      <w:numFmt w:val="bullet"/>
-      <w:lvlText w:val=""/>
-      <w:lvlJc w:val="left"/>
-      <w:pPr>
-        <w:tabs>
-          <w:tab w:val="num" w:pos="5760"/>
-        </w:tabs>
-        <w:ind w:left="5760" w:hanging="360"/>
-      </w:pPr>
-      <w:rPr>
-        <w:rFonts w:ascii="Wingdings" w:hAnsi="Wingdings" w:hint="default"/>
-        <w:sz w:val="20"/>
-      </w:rPr>
-    </w:lvl>
-    <w:lvl w:ilvl="8" w:tentative="1">
-      <w:start w:val="1"/>
-      <w:numFmt w:val="bullet"/>
-      <w:lvlText w:val=""/>
-      <w:lvlJc w:val="left"/>
-      <w:pPr>
-        <w:tabs>
-          <w:tab w:val="num" w:pos="6480"/>
-        </w:tabs>
-        <w:ind w:left="6480" w:hanging="360"/>
-      </w:pPr>
-      <w:rPr>
-        <w:rFonts w:ascii="Wingdings" w:hAnsi="Wingdings" w:hint="default"/>
-        <w:sz w:val="20"/>
-      </w:rPr>
-    </w:lvl>
-  </w:abstractNum>
-  <w:abstractNum w:abstractNumId="7" w15:restartNumberingAfterBreak="0">
-    <w:nsid w:val="06552D88"/>
-    <w:multiLevelType w:val="multilevel"/>
-    <w:tmpl w:val="FAC4E7E0"/>
-    <w:lvl w:ilvl="0">
-      <w:start w:val="1"/>
-      <w:numFmt w:val="bullet"/>
-      <w:lvlText w:val=""/>
-      <w:lvlJc w:val="left"/>
-      <w:pPr>
-        <w:tabs>
-          <w:tab w:val="num" w:pos="720"/>
-        </w:tabs>
-        <w:ind w:left="720" w:hanging="360"/>
-      </w:pPr>
-      <w:rPr>
-        <w:rFonts w:ascii="Symbol" w:hAnsi="Symbol" w:hint="default"/>
-        <w:sz w:val="20"/>
-      </w:rPr>
-    </w:lvl>
-    <w:lvl w:ilvl="1">
-      <w:start w:val="1"/>
-      <w:numFmt w:val="bullet"/>
-      <w:lvlText w:val="o"/>
-      <w:lvlJc w:val="left"/>
-      <w:pPr>
-        <w:tabs>
-          <w:tab w:val="num" w:pos="1440"/>
-        </w:tabs>
-        <w:ind w:left="1440" w:hanging="360"/>
-      </w:pPr>
-      <w:rPr>
-        <w:rFonts w:ascii="Courier New" w:hAnsi="Courier New" w:hint="default"/>
-        <w:sz w:val="20"/>
-      </w:rPr>
-    </w:lvl>
-    <w:lvl w:ilvl="2" w:tentative="1">
-      <w:start w:val="1"/>
-      <w:numFmt w:val="bullet"/>
-      <w:lvlText w:val=""/>
-      <w:lvlJc w:val="left"/>
-      <w:pPr>
-        <w:tabs>
-          <w:tab w:val="num" w:pos="2160"/>
-        </w:tabs>
-        <w:ind w:left="2160" w:hanging="360"/>
-      </w:pPr>
-      <w:rPr>
-        <w:rFonts w:ascii="Wingdings" w:hAnsi="Wingdings" w:hint="default"/>
-        <w:sz w:val="20"/>
-      </w:rPr>
-    </w:lvl>
-    <w:lvl w:ilvl="3" w:tentative="1">
-      <w:start w:val="1"/>
-      <w:numFmt w:val="bullet"/>
-      <w:lvlText w:val=""/>
-      <w:lvlJc w:val="left"/>
-      <w:pPr>
-        <w:tabs>
-          <w:tab w:val="num" w:pos="2880"/>
-        </w:tabs>
-        <w:ind w:left="2880" w:hanging="360"/>
-      </w:pPr>
-      <w:rPr>
-        <w:rFonts w:ascii="Wingdings" w:hAnsi="Wingdings" w:hint="default"/>
-        <w:sz w:val="20"/>
-      </w:rPr>
-    </w:lvl>
-    <w:lvl w:ilvl="4" w:tentative="1">
-      <w:start w:val="1"/>
-      <w:numFmt w:val="bullet"/>
-      <w:lvlText w:val=""/>
-      <w:lvlJc w:val="left"/>
-      <w:pPr>
-        <w:tabs>
-          <w:tab w:val="num" w:pos="3600"/>
-        </w:tabs>
-        <w:ind w:left="3600" w:hanging="360"/>
-      </w:pPr>
-      <w:rPr>
-        <w:rFonts w:ascii="Wingdings" w:hAnsi="Wingdings" w:hint="default"/>
-        <w:sz w:val="20"/>
-      </w:rPr>
-    </w:lvl>
-    <w:lvl w:ilvl="5" w:tentative="1">
-      <w:start w:val="1"/>
-      <w:numFmt w:val="bullet"/>
-      <w:lvlText w:val=""/>
-      <w:lvlJc w:val="left"/>
-      <w:pPr>
-        <w:tabs>
-          <w:tab w:val="num" w:pos="4320"/>
-        </w:tabs>
-        <w:ind w:left="4320" w:hanging="360"/>
-      </w:pPr>
-      <w:rPr>
-        <w:rFonts w:ascii="Wingdings" w:hAnsi="Wingdings" w:hint="default"/>
-        <w:sz w:val="20"/>
-      </w:rPr>
-    </w:lvl>
-    <w:lvl w:ilvl="6" w:tentative="1">
-      <w:start w:val="1"/>
-      <w:numFmt w:val="bullet"/>
-      <w:lvlText w:val=""/>
-      <w:lvlJc w:val="left"/>
-      <w:pPr>
-        <w:tabs>
-          <w:tab w:val="num" w:pos="5040"/>
-        </w:tabs>
-        <w:ind w:left="5040" w:hanging="360"/>
-      </w:pPr>
-      <w:rPr>
-        <w:rFonts w:ascii="Wingdings" w:hAnsi="Wingdings" w:hint="default"/>
-        <w:sz w:val="20"/>
-      </w:rPr>
-    </w:lvl>
-    <w:lvl w:ilvl="7" w:tentative="1">
-      <w:start w:val="1"/>
-      <w:numFmt w:val="bullet"/>
-      <w:lvlText w:val=""/>
-      <w:lvlJc w:val="left"/>
-      <w:pPr>
-        <w:tabs>
-          <w:tab w:val="num" w:pos="5760"/>
-        </w:tabs>
-        <w:ind w:left="5760" w:hanging="360"/>
-      </w:pPr>
-      <w:rPr>
-        <w:rFonts w:ascii="Wingdings" w:hAnsi="Wingdings" w:hint="default"/>
-        <w:sz w:val="20"/>
-      </w:rPr>
-    </w:lvl>
-    <w:lvl w:ilvl="8" w:tentative="1">
-      <w:start w:val="1"/>
-      <w:numFmt w:val="bullet"/>
-      <w:lvlText w:val=""/>
-      <w:lvlJc w:val="left"/>
-      <w:pPr>
-        <w:tabs>
-          <w:tab w:val="num" w:pos="6480"/>
-        </w:tabs>
-        <w:ind w:left="6480" w:hanging="360"/>
-      </w:pPr>
-      <w:rPr>
-        <w:rFonts w:ascii="Wingdings" w:hAnsi="Wingdings" w:hint="default"/>
-        <w:sz w:val="20"/>
-      </w:rPr>
-    </w:lvl>
-  </w:abstractNum>
-  <w:abstractNum w:abstractNumId="8" w15:restartNumberingAfterBreak="0">
-    <w:nsid w:val="07271985"/>
-    <w:multiLevelType w:val="multilevel"/>
-    <w:tmpl w:val="773A4D92"/>
-    <w:lvl w:ilvl="0">
-      <w:start w:val="1"/>
-      <w:numFmt w:val="bullet"/>
-      <w:lvlText w:val=""/>
-      <w:lvlJc w:val="left"/>
-      <w:pPr>
-        <w:tabs>
-          <w:tab w:val="num" w:pos="720"/>
-        </w:tabs>
-        <w:ind w:left="720" w:hanging="360"/>
-      </w:pPr>
-      <w:rPr>
-        <w:rFonts w:ascii="Symbol" w:hAnsi="Symbol" w:hint="default"/>
-        <w:sz w:val="20"/>
-      </w:rPr>
-    </w:lvl>
-    <w:lvl w:ilvl="1" w:tentative="1">
-      <w:start w:val="1"/>
-      <w:numFmt w:val="bullet"/>
-      <w:lvlText w:val="o"/>
-      <w:lvlJc w:val="left"/>
-      <w:pPr>
-        <w:tabs>
-          <w:tab w:val="num" w:pos="1440"/>
-        </w:tabs>
-        <w:ind w:left="1440" w:hanging="360"/>
-      </w:pPr>
-      <w:rPr>
-        <w:rFonts w:ascii="Courier New" w:hAnsi="Courier New" w:hint="default"/>
-        <w:sz w:val="20"/>
-      </w:rPr>
-    </w:lvl>
-    <w:lvl w:ilvl="2" w:tentative="1">
-      <w:start w:val="1"/>
-      <w:numFmt w:val="bullet"/>
-      <w:lvlText w:val=""/>
-      <w:lvlJc w:val="left"/>
-      <w:pPr>
-        <w:tabs>
-          <w:tab w:val="num" w:pos="2160"/>
-        </w:tabs>
-        <w:ind w:left="2160" w:hanging="360"/>
-      </w:pPr>
-      <w:rPr>
-        <w:rFonts w:ascii="Wingdings" w:hAnsi="Wingdings" w:hint="default"/>
-        <w:sz w:val="20"/>
-      </w:rPr>
-    </w:lvl>
-    <w:lvl w:ilvl="3" w:tentative="1">
-      <w:start w:val="1"/>
-      <w:numFmt w:val="bullet"/>
-      <w:lvlText w:val=""/>
-      <w:lvlJc w:val="left"/>
-      <w:pPr>
-        <w:tabs>
-          <w:tab w:val="num" w:pos="2880"/>
-        </w:tabs>
-        <w:ind w:left="2880" w:hanging="360"/>
-      </w:pPr>
-      <w:rPr>
-        <w:rFonts w:ascii="Wingdings" w:hAnsi="Wingdings" w:hint="default"/>
-        <w:sz w:val="20"/>
-      </w:rPr>
-    </w:lvl>
-    <w:lvl w:ilvl="4" w:tentative="1">
-      <w:start w:val="1"/>
-      <w:numFmt w:val="bullet"/>
-      <w:lvlText w:val=""/>
-      <w:lvlJc w:val="left"/>
-      <w:pPr>
-        <w:tabs>
-          <w:tab w:val="num" w:pos="3600"/>
-        </w:tabs>
-        <w:ind w:left="3600" w:hanging="360"/>
-      </w:pPr>
-      <w:rPr>
-        <w:rFonts w:ascii="Wingdings" w:hAnsi="Wingdings" w:hint="default"/>
-        <w:sz w:val="20"/>
-      </w:rPr>
-    </w:lvl>
-    <w:lvl w:ilvl="5" w:tentative="1">
-      <w:start w:val="1"/>
-      <w:numFmt w:val="bullet"/>
-      <w:lvlText w:val=""/>
-      <w:lvlJc w:val="left"/>
-      <w:pPr>
-        <w:tabs>
-          <w:tab w:val="num" w:pos="4320"/>
-        </w:tabs>
-        <w:ind w:left="4320" w:hanging="360"/>
-      </w:pPr>
-      <w:rPr>
-        <w:rFonts w:ascii="Wingdings" w:hAnsi="Wingdings" w:hint="default"/>
-        <w:sz w:val="20"/>
-      </w:rPr>
-    </w:lvl>
-    <w:lvl w:ilvl="6" w:tentative="1">
-      <w:start w:val="1"/>
-      <w:numFmt w:val="bullet"/>
-      <w:lvlText w:val=""/>
-      <w:lvlJc w:val="left"/>
-      <w:pPr>
-        <w:tabs>
-          <w:tab w:val="num" w:pos="5040"/>
-        </w:tabs>
-        <w:ind w:left="5040" w:hanging="360"/>
-      </w:pPr>
-      <w:rPr>
-        <w:rFonts w:ascii="Wingdings" w:hAnsi="Wingdings" w:hint="default"/>
-        <w:sz w:val="20"/>
-      </w:rPr>
-    </w:lvl>
-    <w:lvl w:ilvl="7" w:tentative="1">
-      <w:start w:val="1"/>
-      <w:numFmt w:val="bullet"/>
-      <w:lvlText w:val=""/>
-      <w:lvlJc w:val="left"/>
-      <w:pPr>
-        <w:tabs>
-          <w:tab w:val="num" w:pos="5760"/>
-        </w:tabs>
-        <w:ind w:left="5760" w:hanging="360"/>
-      </w:pPr>
-      <w:rPr>
-        <w:rFonts w:ascii="Wingdings" w:hAnsi="Wingdings" w:hint="default"/>
-        <w:sz w:val="20"/>
-      </w:rPr>
-    </w:lvl>
-    <w:lvl w:ilvl="8" w:tentative="1">
-      <w:start w:val="1"/>
-      <w:numFmt w:val="bullet"/>
-      <w:lvlText w:val=""/>
-      <w:lvlJc w:val="left"/>
-      <w:pPr>
-        <w:tabs>
-          <w:tab w:val="num" w:pos="6480"/>
-        </w:tabs>
-        <w:ind w:left="6480" w:hanging="360"/>
-      </w:pPr>
-      <w:rPr>
-        <w:rFonts w:ascii="Wingdings" w:hAnsi="Wingdings" w:hint="default"/>
-        <w:sz w:val="20"/>
-      </w:rPr>
-    </w:lvl>
-  </w:abstractNum>
-  <w:abstractNum w:abstractNumId="9" w15:restartNumberingAfterBreak="0">
-    <w:nsid w:val="10787DEF"/>
-    <w:multiLevelType w:val="multilevel"/>
-    <w:tmpl w:val="1F4033AE"/>
-    <w:lvl w:ilvl="0">
-      <w:start w:val="1"/>
-      <w:numFmt w:val="decimal"/>
-      <w:lvlText w:val="%1."/>
-      <w:lvlJc w:val="left"/>
-      <w:pPr>
-        <w:tabs>
-          <w:tab w:val="num" w:pos="720"/>
-        </w:tabs>
-        <w:ind w:left="720" w:hanging="360"/>
-      </w:pPr>
-    </w:lvl>
-    <w:lvl w:ilvl="1" w:tentative="1">
-      <w:start w:val="1"/>
-      <w:numFmt w:val="decimal"/>
-      <w:lvlText w:val="%2."/>
-      <w:lvlJc w:val="left"/>
-      <w:pPr>
-        <w:tabs>
-          <w:tab w:val="num" w:pos="1440"/>
-        </w:tabs>
-        <w:ind w:left="1440" w:hanging="360"/>
-      </w:pPr>
-    </w:lvl>
-    <w:lvl w:ilvl="2" w:tentative="1">
-      <w:start w:val="1"/>
-      <w:numFmt w:val="decimal"/>
-      <w:lvlText w:val="%3."/>
-      <w:lvlJc w:val="left"/>
-      <w:pPr>
-        <w:tabs>
-          <w:tab w:val="num" w:pos="2160"/>
-        </w:tabs>
-        <w:ind w:left="2160" w:hanging="360"/>
-      </w:pPr>
-    </w:lvl>
-    <w:lvl w:ilvl="3" w:tentative="1">
-      <w:start w:val="1"/>
-      <w:numFmt w:val="decimal"/>
-      <w:lvlText w:val="%4."/>
-      <w:lvlJc w:val="left"/>
-      <w:pPr>
-        <w:tabs>
-          <w:tab w:val="num" w:pos="2880"/>
-        </w:tabs>
-        <w:ind w:left="2880" w:hanging="360"/>
-      </w:pPr>
-    </w:lvl>
-    <w:lvl w:ilvl="4" w:tentative="1">
-      <w:start w:val="1"/>
-      <w:numFmt w:val="decimal"/>
-      <w:lvlText w:val="%5."/>
-      <w:lvlJc w:val="left"/>
-      <w:pPr>
-        <w:tabs>
-          <w:tab w:val="num" w:pos="3600"/>
-        </w:tabs>
-        <w:ind w:left="3600" w:hanging="360"/>
-      </w:pPr>
-    </w:lvl>
-    <w:lvl w:ilvl="5" w:tentative="1">
-      <w:start w:val="1"/>
-      <w:numFmt w:val="decimal"/>
-      <w:lvlText w:val="%6."/>
-      <w:lvlJc w:val="left"/>
-      <w:pPr>
-        <w:tabs>
-          <w:tab w:val="num" w:pos="4320"/>
-        </w:tabs>
-        <w:ind w:left="4320" w:hanging="360"/>
-      </w:pPr>
-    </w:lvl>
-    <w:lvl w:ilvl="6" w:tentative="1">
-      <w:start w:val="1"/>
-      <w:numFmt w:val="decimal"/>
-      <w:lvlText w:val="%7."/>
-      <w:lvlJc w:val="left"/>
-      <w:pPr>
-        <w:tabs>
-          <w:tab w:val="num" w:pos="5040"/>
-        </w:tabs>
-        <w:ind w:left="5040" w:hanging="360"/>
-      </w:pPr>
-    </w:lvl>
-    <w:lvl w:ilvl="7" w:tentative="1">
-      <w:start w:val="1"/>
-      <w:numFmt w:val="decimal"/>
-      <w:lvlText w:val="%8."/>
-      <w:lvlJc w:val="left"/>
-      <w:pPr>
-        <w:tabs>
-          <w:tab w:val="num" w:pos="5760"/>
-        </w:tabs>
-        <w:ind w:left="5760" w:hanging="360"/>
-      </w:pPr>
-    </w:lvl>
-    <w:lvl w:ilvl="8" w:tentative="1">
-      <w:start w:val="1"/>
-      <w:numFmt w:val="decimal"/>
-      <w:lvlText w:val="%9."/>
-      <w:lvlJc w:val="left"/>
-      <w:pPr>
-        <w:tabs>
-          <w:tab w:val="num" w:pos="6480"/>
-        </w:tabs>
-        <w:ind w:left="6480" w:hanging="360"/>
-      </w:pPr>
-    </w:lvl>
-  </w:abstractNum>
-  <w:abstractNum w:abstractNumId="10" w15:restartNumberingAfterBreak="0">
-    <w:nsid w:val="16EE61EF"/>
-    <w:multiLevelType w:val="hybridMultilevel"/>
-    <w:tmpl w:val="60727F12"/>
-    <w:lvl w:ilvl="0" w:tplc="2160B432">
-      <w:numFmt w:val="bullet"/>
-      <w:lvlText w:val="-"/>
-      <w:lvlJc w:val="left"/>
-      <w:pPr>
-        <w:ind w:left="720" w:hanging="360"/>
-      </w:pPr>
-      <w:rPr>
-        <w:rFonts w:ascii="Calibri" w:eastAsiaTheme="minorHAnsi" w:hAnsi="Calibri" w:cs="Calibri" w:hint="default"/>
-      </w:rPr>
-    </w:lvl>
-    <w:lvl w:ilvl="1" w:tplc="04090003" w:tentative="1">
-      <w:start w:val="1"/>
-      <w:numFmt w:val="bullet"/>
-      <w:lvlText w:val="o"/>
-      <w:lvlJc w:val="left"/>
-      <w:pPr>
-        <w:ind w:left="1440" w:hanging="360"/>
-      </w:pPr>
-      <w:rPr>
-        <w:rFonts w:ascii="Courier New" w:hAnsi="Courier New" w:cs="Courier New" w:hint="default"/>
-      </w:rPr>
-    </w:lvl>
-    <w:lvl w:ilvl="2" w:tplc="04090005" w:tentative="1">
-      <w:start w:val="1"/>
-      <w:numFmt w:val="bullet"/>
-      <w:lvlText w:val=""/>
-      <w:lvlJc w:val="left"/>
-      <w:pPr>
-        <w:ind w:left="2160" w:hanging="360"/>
-      </w:pPr>
-      <w:rPr>
-        <w:rFonts w:ascii="Wingdings" w:hAnsi="Wingdings" w:hint="default"/>
-      </w:rPr>
-    </w:lvl>
-    <w:lvl w:ilvl="3" w:tplc="04090001" w:tentative="1">
-      <w:start w:val="1"/>
-      <w:numFmt w:val="bullet"/>
-      <w:lvlText w:val=""/>
-      <w:lvlJc w:val="left"/>
-      <w:pPr>
-        <w:ind w:left="2880" w:hanging="360"/>
-      </w:pPr>
-      <w:rPr>
-        <w:rFonts w:ascii="Symbol" w:hAnsi="Symbol" w:hint="default"/>
-      </w:rPr>
-    </w:lvl>
-    <w:lvl w:ilvl="4" w:tplc="04090003" w:tentative="1">
-      <w:start w:val="1"/>
-      <w:numFmt w:val="bullet"/>
-      <w:lvlText w:val="o"/>
-      <w:lvlJc w:val="left"/>
-      <w:pPr>
-        <w:ind w:left="3600" w:hanging="360"/>
-      </w:pPr>
-      <w:rPr>
-        <w:rFonts w:ascii="Courier New" w:hAnsi="Courier New" w:cs="Courier New" w:hint="default"/>
-      </w:rPr>
-    </w:lvl>
-    <w:lvl w:ilvl="5" w:tplc="04090005" w:tentative="1">
-      <w:start w:val="1"/>
-      <w:numFmt w:val="bullet"/>
-      <w:lvlText w:val=""/>
-      <w:lvlJc w:val="left"/>
-      <w:pPr>
-        <w:ind w:left="4320" w:hanging="360"/>
-      </w:pPr>
-      <w:rPr>
-        <w:rFonts w:ascii="Wingdings" w:hAnsi="Wingdings" w:hint="default"/>
-      </w:rPr>
-    </w:lvl>
-    <w:lvl w:ilvl="6" w:tplc="04090001" w:tentative="1">
-      <w:start w:val="1"/>
-      <w:numFmt w:val="bullet"/>
-      <w:lvlText w:val=""/>
-      <w:lvlJc w:val="left"/>
-      <w:pPr>
-        <w:ind w:left="5040" w:hanging="360"/>
-      </w:pPr>
-      <w:rPr>
-        <w:rFonts w:ascii="Symbol" w:hAnsi="Symbol" w:hint="default"/>
-      </w:rPr>
-    </w:lvl>
-    <w:lvl w:ilvl="7" w:tplc="04090003" w:tentative="1">
-      <w:start w:val="1"/>
-      <w:numFmt w:val="bullet"/>
-      <w:lvlText w:val="o"/>
-      <w:lvlJc w:val="left"/>
-      <w:pPr>
-        <w:ind w:left="5760" w:hanging="360"/>
-      </w:pPr>
-      <w:rPr>
-        <w:rFonts w:ascii="Courier New" w:hAnsi="Courier New" w:cs="Courier New" w:hint="default"/>
-      </w:rPr>
-    </w:lvl>
-    <w:lvl w:ilvl="8" w:tplc="04090005" w:tentative="1">
-      <w:start w:val="1"/>
-      <w:numFmt w:val="bullet"/>
-      <w:lvlText w:val=""/>
-      <w:lvlJc w:val="left"/>
-      <w:pPr>
-        <w:ind w:left="6480" w:hanging="360"/>
-      </w:pPr>
-      <w:rPr>
-        <w:rFonts w:ascii="Wingdings" w:hAnsi="Wingdings" w:hint="default"/>
-      </w:rPr>
-    </w:lvl>
-  </w:abstractNum>
-  <w:abstractNum w:abstractNumId="11" w15:restartNumberingAfterBreak="0">
-    <w:nsid w:val="176B07BE"/>
-    <w:multiLevelType w:val="multilevel"/>
-    <w:tmpl w:val="5D7E2C76"/>
-    <w:lvl w:ilvl="0">
-      <w:start w:val="1"/>
-      <w:numFmt w:val="decimal"/>
-      <w:lvlText w:val="%1."/>
-      <w:lvlJc w:val="left"/>
-      <w:pPr>
-        <w:tabs>
-          <w:tab w:val="num" w:pos="720"/>
-        </w:tabs>
-        <w:ind w:left="720" w:hanging="360"/>
-      </w:pPr>
-    </w:lvl>
-    <w:lvl w:ilvl="1" w:tentative="1">
-      <w:start w:val="1"/>
-      <w:numFmt w:val="decimal"/>
-      <w:lvlText w:val="%2."/>
-      <w:lvlJc w:val="left"/>
-      <w:pPr>
-        <w:tabs>
-          <w:tab w:val="num" w:pos="1440"/>
-        </w:tabs>
-        <w:ind w:left="1440" w:hanging="360"/>
-      </w:pPr>
-    </w:lvl>
-    <w:lvl w:ilvl="2" w:tentative="1">
-      <w:start w:val="1"/>
-      <w:numFmt w:val="decimal"/>
-      <w:lvlText w:val="%3."/>
-      <w:lvlJc w:val="left"/>
-      <w:pPr>
-        <w:tabs>
-          <w:tab w:val="num" w:pos="2160"/>
-        </w:tabs>
-        <w:ind w:left="2160" w:hanging="360"/>
-      </w:pPr>
-    </w:lvl>
-    <w:lvl w:ilvl="3" w:tentative="1">
-      <w:start w:val="1"/>
-      <w:numFmt w:val="decimal"/>
-      <w:lvlText w:val="%4."/>
-      <w:lvlJc w:val="left"/>
-      <w:pPr>
-        <w:tabs>
-          <w:tab w:val="num" w:pos="2880"/>
-        </w:tabs>
-        <w:ind w:left="2880" w:hanging="360"/>
-      </w:pPr>
-    </w:lvl>
-    <w:lvl w:ilvl="4" w:tentative="1">
-      <w:start w:val="1"/>
-      <w:numFmt w:val="decimal"/>
-      <w:lvlText w:val="%5."/>
-      <w:lvlJc w:val="left"/>
-      <w:pPr>
-        <w:tabs>
-          <w:tab w:val="num" w:pos="3600"/>
-        </w:tabs>
-        <w:ind w:left="3600" w:hanging="360"/>
-      </w:pPr>
-    </w:lvl>
-    <w:lvl w:ilvl="5" w:tentative="1">
-      <w:start w:val="1"/>
-      <w:numFmt w:val="decimal"/>
-      <w:lvlText w:val="%6."/>
-      <w:lvlJc w:val="left"/>
-      <w:pPr>
-        <w:tabs>
-          <w:tab w:val="num" w:pos="4320"/>
-        </w:tabs>
-        <w:ind w:left="4320" w:hanging="360"/>
-      </w:pPr>
-    </w:lvl>
-    <w:lvl w:ilvl="6" w:tentative="1">
-      <w:start w:val="1"/>
-      <w:numFmt w:val="decimal"/>
-      <w:lvlText w:val="%7."/>
-      <w:lvlJc w:val="left"/>
-      <w:pPr>
-        <w:tabs>
-          <w:tab w:val="num" w:pos="5040"/>
-        </w:tabs>
-        <w:ind w:left="5040" w:hanging="360"/>
-      </w:pPr>
-    </w:lvl>
-    <w:lvl w:ilvl="7" w:tentative="1">
-      <w:start w:val="1"/>
-      <w:numFmt w:val="decimal"/>
-      <w:lvlText w:val="%8."/>
-      <w:lvlJc w:val="left"/>
-      <w:pPr>
-        <w:tabs>
-          <w:tab w:val="num" w:pos="5760"/>
-        </w:tabs>
-        <w:ind w:left="5760" w:hanging="360"/>
-      </w:pPr>
-    </w:lvl>
-    <w:lvl w:ilvl="8" w:tentative="1">
-      <w:start w:val="1"/>
-      <w:numFmt w:val="decimal"/>
-      <w:lvlText w:val="%9."/>
-      <w:lvlJc w:val="left"/>
-      <w:pPr>
-        <w:tabs>
-          <w:tab w:val="num" w:pos="6480"/>
-        </w:tabs>
-        <w:ind w:left="6480" w:hanging="360"/>
-      </w:pPr>
-    </w:lvl>
-  </w:abstractNum>
-  <w:abstractNum w:abstractNumId="12" w15:restartNumberingAfterBreak="0">
-    <w:nsid w:val="1A794D98"/>
-    <w:multiLevelType w:val="multilevel"/>
-    <w:tmpl w:val="0C30CE7E"/>
-    <w:lvl w:ilvl="0">
-      <w:start w:val="1"/>
-      <w:numFmt w:val="bullet"/>
-      <w:lvlText w:val=""/>
-      <w:lvlJc w:val="left"/>
-      <w:pPr>
-        <w:tabs>
-          <w:tab w:val="num" w:pos="720"/>
-        </w:tabs>
-        <w:ind w:left="720" w:hanging="360"/>
-      </w:pPr>
-      <w:rPr>
-        <w:rFonts w:ascii="Symbol" w:hAnsi="Symbol" w:hint="default"/>
-        <w:sz w:val="20"/>
-      </w:rPr>
-    </w:lvl>
-    <w:lvl w:ilvl="1" w:tentative="1">
-      <w:start w:val="1"/>
-      <w:numFmt w:val="bullet"/>
-      <w:lvlText w:val="o"/>
-      <w:lvlJc w:val="left"/>
-      <w:pPr>
-        <w:tabs>
-          <w:tab w:val="num" w:pos="1440"/>
-        </w:tabs>
-        <w:ind w:left="1440" w:hanging="360"/>
-      </w:pPr>
-      <w:rPr>
-        <w:rFonts w:ascii="Courier New" w:hAnsi="Courier New" w:hint="default"/>
-        <w:sz w:val="20"/>
-      </w:rPr>
-    </w:lvl>
-    <w:lvl w:ilvl="2" w:tentative="1">
-      <w:start w:val="1"/>
-      <w:numFmt w:val="bullet"/>
-      <w:lvlText w:val=""/>
-      <w:lvlJc w:val="left"/>
-      <w:pPr>
-        <w:tabs>
-          <w:tab w:val="num" w:pos="2160"/>
-        </w:tabs>
-        <w:ind w:left="2160" w:hanging="360"/>
-      </w:pPr>
-      <w:rPr>
-        <w:rFonts w:ascii="Wingdings" w:hAnsi="Wingdings" w:hint="default"/>
-        <w:sz w:val="20"/>
-      </w:rPr>
-    </w:lvl>
-    <w:lvl w:ilvl="3" w:tentative="1">
-      <w:start w:val="1"/>
-      <w:numFmt w:val="bullet"/>
-      <w:lvlText w:val=""/>
-      <w:lvlJc w:val="left"/>
-      <w:pPr>
-        <w:tabs>
-          <w:tab w:val="num" w:pos="2880"/>
-        </w:tabs>
-        <w:ind w:left="2880" w:hanging="360"/>
-      </w:pPr>
-      <w:rPr>
-        <w:rFonts w:ascii="Wingdings" w:hAnsi="Wingdings" w:hint="default"/>
-        <w:sz w:val="20"/>
-      </w:rPr>
-    </w:lvl>
-    <w:lvl w:ilvl="4" w:tentative="1">
-      <w:start w:val="1"/>
-      <w:numFmt w:val="bullet"/>
-      <w:lvlText w:val=""/>
-      <w:lvlJc w:val="left"/>
-      <w:pPr>
-        <w:tabs>
-          <w:tab w:val="num" w:pos="3600"/>
-        </w:tabs>
-        <w:ind w:left="3600" w:hanging="360"/>
-      </w:pPr>
-      <w:rPr>
-        <w:rFonts w:ascii="Wingdings" w:hAnsi="Wingdings" w:hint="default"/>
-        <w:sz w:val="20"/>
-      </w:rPr>
-    </w:lvl>
-    <w:lvl w:ilvl="5" w:tentative="1">
-      <w:start w:val="1"/>
-      <w:numFmt w:val="bullet"/>
-      <w:lvlText w:val=""/>
-      <w:lvlJc w:val="left"/>
-      <w:pPr>
-        <w:tabs>
-          <w:tab w:val="num" w:pos="4320"/>
-        </w:tabs>
-        <w:ind w:left="4320" w:hanging="360"/>
-      </w:pPr>
-      <w:rPr>
-        <w:rFonts w:ascii="Wingdings" w:hAnsi="Wingdings" w:hint="default"/>
-        <w:sz w:val="20"/>
-      </w:rPr>
-    </w:lvl>
-    <w:lvl w:ilvl="6" w:tentative="1">
-      <w:start w:val="1"/>
-      <w:numFmt w:val="bullet"/>
-      <w:lvlText w:val=""/>
-      <w:lvlJc w:val="left"/>
-      <w:pPr>
-        <w:tabs>
-          <w:tab w:val="num" w:pos="5040"/>
-        </w:tabs>
-        <w:ind w:left="5040" w:hanging="360"/>
-      </w:pPr>
-      <w:rPr>
-        <w:rFonts w:ascii="Wingdings" w:hAnsi="Wingdings" w:hint="default"/>
-        <w:sz w:val="20"/>
-      </w:rPr>
-    </w:lvl>
-    <w:lvl w:ilvl="7" w:tentative="1">
-      <w:start w:val="1"/>
-      <w:numFmt w:val="bullet"/>
-      <w:lvlText w:val=""/>
-      <w:lvlJc w:val="left"/>
-      <w:pPr>
-        <w:tabs>
-          <w:tab w:val="num" w:pos="5760"/>
-        </w:tabs>
-        <w:ind w:left="5760" w:hanging="360"/>
-      </w:pPr>
-      <w:rPr>
-        <w:rFonts w:ascii="Wingdings" w:hAnsi="Wingdings" w:hint="default"/>
-        <w:sz w:val="20"/>
-      </w:rPr>
-    </w:lvl>
-    <w:lvl w:ilvl="8" w:tentative="1">
-      <w:start w:val="1"/>
-      <w:numFmt w:val="bullet"/>
-      <w:lvlText w:val=""/>
-      <w:lvlJc w:val="left"/>
-      <w:pPr>
-        <w:tabs>
-          <w:tab w:val="num" w:pos="6480"/>
-        </w:tabs>
-        <w:ind w:left="6480" w:hanging="360"/>
-      </w:pPr>
-      <w:rPr>
-        <w:rFonts w:ascii="Wingdings" w:hAnsi="Wingdings" w:hint="default"/>
-        <w:sz w:val="20"/>
-      </w:rPr>
-    </w:lvl>
-  </w:abstractNum>
-  <w:abstractNum w:abstractNumId="13" w15:restartNumberingAfterBreak="0">
-    <w:nsid w:val="1B1A7289"/>
-    <w:multiLevelType w:val="multilevel"/>
-    <w:tmpl w:val="7B32CC00"/>
-    <w:lvl w:ilvl="0">
-      <w:start w:val="1"/>
-      <w:numFmt w:val="bullet"/>
-      <w:lvlText w:val=""/>
-      <w:lvlJc w:val="left"/>
-      <w:pPr>
-        <w:tabs>
-          <w:tab w:val="num" w:pos="720"/>
-        </w:tabs>
-        <w:ind w:left="720" w:hanging="360"/>
-      </w:pPr>
-      <w:rPr>
-        <w:rFonts w:ascii="Symbol" w:hAnsi="Symbol" w:hint="default"/>
-        <w:sz w:val="20"/>
-      </w:rPr>
-    </w:lvl>
-    <w:lvl w:ilvl="1" w:tentative="1">
-      <w:start w:val="1"/>
-      <w:numFmt w:val="bullet"/>
-      <w:lvlText w:val="o"/>
-      <w:lvlJc w:val="left"/>
-      <w:pPr>
-        <w:tabs>
-          <w:tab w:val="num" w:pos="1440"/>
-        </w:tabs>
-        <w:ind w:left="1440" w:hanging="360"/>
-      </w:pPr>
-      <w:rPr>
-        <w:rFonts w:ascii="Courier New" w:hAnsi="Courier New" w:hint="default"/>
-        <w:sz w:val="20"/>
-      </w:rPr>
-    </w:lvl>
-    <w:lvl w:ilvl="2" w:tentative="1">
-      <w:start w:val="1"/>
-      <w:numFmt w:val="bullet"/>
-      <w:lvlText w:val=""/>
-      <w:lvlJc w:val="left"/>
-      <w:pPr>
-        <w:tabs>
-          <w:tab w:val="num" w:pos="2160"/>
-        </w:tabs>
-        <w:ind w:left="2160" w:hanging="360"/>
-      </w:pPr>
-      <w:rPr>
-        <w:rFonts w:ascii="Wingdings" w:hAnsi="Wingdings" w:hint="default"/>
-        <w:sz w:val="20"/>
-      </w:rPr>
-    </w:lvl>
-    <w:lvl w:ilvl="3" w:tentative="1">
-      <w:start w:val="1"/>
-      <w:numFmt w:val="bullet"/>
-      <w:lvlText w:val=""/>
-      <w:lvlJc w:val="left"/>
-      <w:pPr>
-        <w:tabs>
-          <w:tab w:val="num" w:pos="2880"/>
-        </w:tabs>
-        <w:ind w:left="2880" w:hanging="360"/>
-      </w:pPr>
-      <w:rPr>
-        <w:rFonts w:ascii="Wingdings" w:hAnsi="Wingdings" w:hint="default"/>
-        <w:sz w:val="20"/>
-      </w:rPr>
-    </w:lvl>
-    <w:lvl w:ilvl="4" w:tentative="1">
-      <w:start w:val="1"/>
-      <w:numFmt w:val="bullet"/>
-      <w:lvlText w:val=""/>
-      <w:lvlJc w:val="left"/>
-      <w:pPr>
-        <w:tabs>
-          <w:tab w:val="num" w:pos="3600"/>
-        </w:tabs>
-        <w:ind w:left="3600" w:hanging="360"/>
-      </w:pPr>
-      <w:rPr>
-        <w:rFonts w:ascii="Wingdings" w:hAnsi="Wingdings" w:hint="default"/>
-        <w:sz w:val="20"/>
-      </w:rPr>
-    </w:lvl>
-    <w:lvl w:ilvl="5" w:tentative="1">
-      <w:start w:val="1"/>
-      <w:numFmt w:val="bullet"/>
-      <w:lvlText w:val=""/>
-      <w:lvlJc w:val="left"/>
-      <w:pPr>
-        <w:tabs>
-          <w:tab w:val="num" w:pos="4320"/>
-        </w:tabs>
-        <w:ind w:left="4320" w:hanging="360"/>
-      </w:pPr>
-      <w:rPr>
-        <w:rFonts w:ascii="Wingdings" w:hAnsi="Wingdings" w:hint="default"/>
-        <w:sz w:val="20"/>
-      </w:rPr>
-    </w:lvl>
-    <w:lvl w:ilvl="6" w:tentative="1">
-      <w:start w:val="1"/>
-      <w:numFmt w:val="bullet"/>
-      <w:lvlText w:val=""/>
-      <w:lvlJc w:val="left"/>
-      <w:pPr>
-        <w:tabs>
-          <w:tab w:val="num" w:pos="5040"/>
-        </w:tabs>
-        <w:ind w:left="5040" w:hanging="360"/>
-      </w:pPr>
-      <w:rPr>
-        <w:rFonts w:ascii="Wingdings" w:hAnsi="Wingdings" w:hint="default"/>
-        <w:sz w:val="20"/>
-      </w:rPr>
-    </w:lvl>
-    <w:lvl w:ilvl="7" w:tentative="1">
-      <w:start w:val="1"/>
-      <w:numFmt w:val="bullet"/>
-      <w:lvlText w:val=""/>
-      <w:lvlJc w:val="left"/>
-      <w:pPr>
-        <w:tabs>
-          <w:tab w:val="num" w:pos="5760"/>
-        </w:tabs>
-        <w:ind w:left="5760" w:hanging="360"/>
-      </w:pPr>
-      <w:rPr>
-        <w:rFonts w:ascii="Wingdings" w:hAnsi="Wingdings" w:hint="default"/>
-        <w:sz w:val="20"/>
-      </w:rPr>
-    </w:lvl>
-    <w:lvl w:ilvl="8" w:tentative="1">
-      <w:start w:val="1"/>
-      <w:numFmt w:val="bullet"/>
-      <w:lvlText w:val=""/>
-      <w:lvlJc w:val="left"/>
-      <w:pPr>
-        <w:tabs>
-          <w:tab w:val="num" w:pos="6480"/>
-        </w:tabs>
-        <w:ind w:left="6480" w:hanging="360"/>
-      </w:pPr>
-      <w:rPr>
-        <w:rFonts w:ascii="Wingdings" w:hAnsi="Wingdings" w:hint="default"/>
-        <w:sz w:val="20"/>
-      </w:rPr>
-    </w:lvl>
-  </w:abstractNum>
-  <w:abstractNum w:abstractNumId="14" w15:restartNumberingAfterBreak="0">
-    <w:nsid w:val="22165C9D"/>
-    <w:multiLevelType w:val="hybridMultilevel"/>
-    <w:tmpl w:val="65642F30"/>
-    <w:lvl w:ilvl="0" w:tplc="F6084826">
-      <w:numFmt w:val="bullet"/>
-      <w:lvlText w:val=""/>
-      <w:lvlJc w:val="left"/>
-      <w:pPr>
-        <w:ind w:left="720" w:hanging="360"/>
-      </w:pPr>
-      <w:rPr>
-        <w:rFonts w:ascii="Symbol" w:eastAsiaTheme="minorHAnsi" w:hAnsi="Symbol" w:cstheme="minorBidi" w:hint="default"/>
-      </w:rPr>
-    </w:lvl>
-    <w:lvl w:ilvl="1" w:tplc="04090003" w:tentative="1">
-      <w:start w:val="1"/>
-      <w:numFmt w:val="bullet"/>
-      <w:lvlText w:val="o"/>
-      <w:lvlJc w:val="left"/>
-      <w:pPr>
-        <w:ind w:left="1440" w:hanging="360"/>
-      </w:pPr>
-      <w:rPr>
-        <w:rFonts w:ascii="Courier New" w:hAnsi="Courier New" w:cs="Courier New" w:hint="default"/>
-      </w:rPr>
-    </w:lvl>
-    <w:lvl w:ilvl="2" w:tplc="04090005" w:tentative="1">
-      <w:start w:val="1"/>
-      <w:numFmt w:val="bullet"/>
-      <w:lvlText w:val=""/>
-      <w:lvlJc w:val="left"/>
-      <w:pPr>
-        <w:ind w:left="2160" w:hanging="360"/>
-      </w:pPr>
-      <w:rPr>
-        <w:rFonts w:ascii="Wingdings" w:hAnsi="Wingdings" w:hint="default"/>
-      </w:rPr>
-    </w:lvl>
-    <w:lvl w:ilvl="3" w:tplc="04090001" w:tentative="1">
-      <w:start w:val="1"/>
-      <w:numFmt w:val="bullet"/>
-      <w:lvlText w:val=""/>
-      <w:lvlJc w:val="left"/>
-      <w:pPr>
-        <w:ind w:left="2880" w:hanging="360"/>
-      </w:pPr>
-      <w:rPr>
-        <w:rFonts w:ascii="Symbol" w:hAnsi="Symbol" w:hint="default"/>
-      </w:rPr>
-    </w:lvl>
-    <w:lvl w:ilvl="4" w:tplc="04090003" w:tentative="1">
-      <w:start w:val="1"/>
-      <w:numFmt w:val="bullet"/>
-      <w:lvlText w:val="o"/>
-      <w:lvlJc w:val="left"/>
-      <w:pPr>
-        <w:ind w:left="3600" w:hanging="360"/>
-      </w:pPr>
-      <w:rPr>
-        <w:rFonts w:ascii="Courier New" w:hAnsi="Courier New" w:cs="Courier New" w:hint="default"/>
-      </w:rPr>
-    </w:lvl>
-    <w:lvl w:ilvl="5" w:tplc="04090005" w:tentative="1">
-      <w:start w:val="1"/>
-      <w:numFmt w:val="bullet"/>
-      <w:lvlText w:val=""/>
-      <w:lvlJc w:val="left"/>
-      <w:pPr>
-        <w:ind w:left="4320" w:hanging="360"/>
-      </w:pPr>
-      <w:rPr>
-        <w:rFonts w:ascii="Wingdings" w:hAnsi="Wingdings" w:hint="default"/>
-      </w:rPr>
-    </w:lvl>
-    <w:lvl w:ilvl="6" w:tplc="04090001" w:tentative="1">
-      <w:start w:val="1"/>
-      <w:numFmt w:val="bullet"/>
-      <w:lvlText w:val=""/>
-      <w:lvlJc w:val="left"/>
-      <w:pPr>
-        <w:ind w:left="5040" w:hanging="360"/>
-      </w:pPr>
-      <w:rPr>
-        <w:rFonts w:ascii="Symbol" w:hAnsi="Symbol" w:hint="default"/>
-      </w:rPr>
-    </w:lvl>
-    <w:lvl w:ilvl="7" w:tplc="04090003" w:tentative="1">
-      <w:start w:val="1"/>
-      <w:numFmt w:val="bullet"/>
-      <w:lvlText w:val="o"/>
-      <w:lvlJc w:val="left"/>
-      <w:pPr>
-        <w:ind w:left="5760" w:hanging="360"/>
-      </w:pPr>
-      <w:rPr>
-        <w:rFonts w:ascii="Courier New" w:hAnsi="Courier New" w:cs="Courier New" w:hint="default"/>
-      </w:rPr>
-    </w:lvl>
-    <w:lvl w:ilvl="8" w:tplc="04090005" w:tentative="1">
-      <w:start w:val="1"/>
-      <w:numFmt w:val="bullet"/>
-      <w:lvlText w:val=""/>
-      <w:lvlJc w:val="left"/>
-      <w:pPr>
-        <w:ind w:left="6480" w:hanging="360"/>
-      </w:pPr>
-      <w:rPr>
-        <w:rFonts w:ascii="Wingdings" w:hAnsi="Wingdings" w:hint="default"/>
-      </w:rPr>
-    </w:lvl>
-  </w:abstractNum>
-  <w:abstractNum w:abstractNumId="15" w15:restartNumberingAfterBreak="0">
-    <w:nsid w:val="22D33427"/>
-    <w:multiLevelType w:val="multilevel"/>
-    <w:tmpl w:val="CF0CA1B6"/>
-    <w:lvl w:ilvl="0">
-      <w:start w:val="1"/>
-      <w:numFmt w:val="bullet"/>
-      <w:lvlText w:val=""/>
-      <w:lvlJc w:val="left"/>
-      <w:pPr>
-        <w:tabs>
-          <w:tab w:val="num" w:pos="720"/>
-        </w:tabs>
-        <w:ind w:left="720" w:hanging="360"/>
-      </w:pPr>
-      <w:rPr>
-        <w:rFonts w:ascii="Symbol" w:hAnsi="Symbol" w:hint="default"/>
-        <w:sz w:val="20"/>
-      </w:rPr>
-    </w:lvl>
-    <w:lvl w:ilvl="1" w:tentative="1">
-      <w:start w:val="1"/>
-      <w:numFmt w:val="bullet"/>
-      <w:lvlText w:val="o"/>
-      <w:lvlJc w:val="left"/>
-      <w:pPr>
-        <w:tabs>
-          <w:tab w:val="num" w:pos="1440"/>
-        </w:tabs>
-        <w:ind w:left="1440" w:hanging="360"/>
-      </w:pPr>
-      <w:rPr>
-        <w:rFonts w:ascii="Courier New" w:hAnsi="Courier New" w:hint="default"/>
-        <w:sz w:val="20"/>
-      </w:rPr>
-    </w:lvl>
-    <w:lvl w:ilvl="2" w:tentative="1">
-      <w:start w:val="1"/>
-      <w:numFmt w:val="bullet"/>
-      <w:lvlText w:val=""/>
-      <w:lvlJc w:val="left"/>
-      <w:pPr>
-        <w:tabs>
-          <w:tab w:val="num" w:pos="2160"/>
-        </w:tabs>
-        <w:ind w:left="2160" w:hanging="360"/>
-      </w:pPr>
-      <w:rPr>
-        <w:rFonts w:ascii="Wingdings" w:hAnsi="Wingdings" w:hint="default"/>
-        <w:sz w:val="20"/>
-      </w:rPr>
-    </w:lvl>
-    <w:lvl w:ilvl="3" w:tentative="1">
-      <w:start w:val="1"/>
-      <w:numFmt w:val="bullet"/>
-      <w:lvlText w:val=""/>
-      <w:lvlJc w:val="left"/>
-      <w:pPr>
-        <w:tabs>
-          <w:tab w:val="num" w:pos="2880"/>
-        </w:tabs>
-        <w:ind w:left="2880" w:hanging="360"/>
-      </w:pPr>
-      <w:rPr>
-        <w:rFonts w:ascii="Wingdings" w:hAnsi="Wingdings" w:hint="default"/>
-        <w:sz w:val="20"/>
-      </w:rPr>
-    </w:lvl>
-    <w:lvl w:ilvl="4" w:tentative="1">
-      <w:start w:val="1"/>
-      <w:numFmt w:val="bullet"/>
-      <w:lvlText w:val=""/>
-      <w:lvlJc w:val="left"/>
-      <w:pPr>
-        <w:tabs>
-          <w:tab w:val="num" w:pos="3600"/>
-        </w:tabs>
-        <w:ind w:left="3600" w:hanging="360"/>
-      </w:pPr>
-      <w:rPr>
-        <w:rFonts w:ascii="Wingdings" w:hAnsi="Wingdings" w:hint="default"/>
-        <w:sz w:val="20"/>
-      </w:rPr>
-    </w:lvl>
-    <w:lvl w:ilvl="5" w:tentative="1">
-      <w:start w:val="1"/>
-      <w:numFmt w:val="bullet"/>
-      <w:lvlText w:val=""/>
-      <w:lvlJc w:val="left"/>
-      <w:pPr>
-        <w:tabs>
-          <w:tab w:val="num" w:pos="4320"/>
-        </w:tabs>
-        <w:ind w:left="4320" w:hanging="360"/>
-      </w:pPr>
-      <w:rPr>
-        <w:rFonts w:ascii="Wingdings" w:hAnsi="Wingdings" w:hint="default"/>
-        <w:sz w:val="20"/>
-      </w:rPr>
-    </w:lvl>
-    <w:lvl w:ilvl="6" w:tentative="1">
-      <w:start w:val="1"/>
-      <w:numFmt w:val="bullet"/>
-      <w:lvlText w:val=""/>
-      <w:lvlJc w:val="left"/>
-      <w:pPr>
-        <w:tabs>
-          <w:tab w:val="num" w:pos="5040"/>
-        </w:tabs>
-        <w:ind w:left="5040" w:hanging="360"/>
-      </w:pPr>
-      <w:rPr>
-        <w:rFonts w:ascii="Wingdings" w:hAnsi="Wingdings" w:hint="default"/>
-        <w:sz w:val="20"/>
-      </w:rPr>
-    </w:lvl>
-    <w:lvl w:ilvl="7" w:tentative="1">
-      <w:start w:val="1"/>
-      <w:numFmt w:val="bullet"/>
-      <w:lvlText w:val=""/>
-      <w:lvlJc w:val="left"/>
-      <w:pPr>
-        <w:tabs>
-          <w:tab w:val="num" w:pos="5760"/>
-        </w:tabs>
-        <w:ind w:left="5760" w:hanging="360"/>
-      </w:pPr>
-      <w:rPr>
-        <w:rFonts w:ascii="Wingdings" w:hAnsi="Wingdings" w:hint="default"/>
-        <w:sz w:val="20"/>
-      </w:rPr>
-    </w:lvl>
-    <w:lvl w:ilvl="8" w:tentative="1">
-      <w:start w:val="1"/>
-      <w:numFmt w:val="bullet"/>
-      <w:lvlText w:val=""/>
-      <w:lvlJc w:val="left"/>
-      <w:pPr>
-        <w:tabs>
-          <w:tab w:val="num" w:pos="6480"/>
-        </w:tabs>
-        <w:ind w:left="6480" w:hanging="360"/>
-      </w:pPr>
-      <w:rPr>
-        <w:rFonts w:ascii="Wingdings" w:hAnsi="Wingdings" w:hint="default"/>
-        <w:sz w:val="20"/>
-      </w:rPr>
-    </w:lvl>
-  </w:abstractNum>
-  <w:abstractNum w:abstractNumId="16" w15:restartNumberingAfterBreak="0">
-    <w:nsid w:val="272E42B9"/>
-    <w:multiLevelType w:val="multilevel"/>
-    <w:tmpl w:val="1020E56E"/>
-    <w:lvl w:ilvl="0">
-      <w:start w:val="1"/>
-      <w:numFmt w:val="decimal"/>
-      <w:lvlText w:val="%1."/>
-      <w:lvlJc w:val="left"/>
-      <w:pPr>
-        <w:tabs>
-          <w:tab w:val="num" w:pos="720"/>
-        </w:tabs>
-        <w:ind w:left="720" w:hanging="360"/>
-      </w:pPr>
-    </w:lvl>
-    <w:lvl w:ilvl="1">
-      <w:start w:val="1"/>
-      <w:numFmt w:val="bullet"/>
-      <w:lvlText w:val="o"/>
-      <w:lvlJc w:val="left"/>
-      <w:pPr>
-        <w:tabs>
-          <w:tab w:val="num" w:pos="1440"/>
-        </w:tabs>
-        <w:ind w:left="1440" w:hanging="360"/>
-      </w:pPr>
-      <w:rPr>
-        <w:rFonts w:ascii="Courier New" w:hAnsi="Courier New" w:hint="default"/>
-        <w:sz w:val="20"/>
-      </w:rPr>
-    </w:lvl>
-    <w:lvl w:ilvl="2" w:tentative="1">
-      <w:start w:val="1"/>
-      <w:numFmt w:val="decimal"/>
-      <w:lvlText w:val="%3."/>
-      <w:lvlJc w:val="left"/>
-      <w:pPr>
-        <w:tabs>
-          <w:tab w:val="num" w:pos="2160"/>
-        </w:tabs>
-        <w:ind w:left="2160" w:hanging="360"/>
-      </w:pPr>
-    </w:lvl>
-    <w:lvl w:ilvl="3" w:tentative="1">
-      <w:start w:val="1"/>
-      <w:numFmt w:val="decimal"/>
-      <w:lvlText w:val="%4."/>
-      <w:lvlJc w:val="left"/>
-      <w:pPr>
-        <w:tabs>
-          <w:tab w:val="num" w:pos="2880"/>
-        </w:tabs>
-        <w:ind w:left="2880" w:hanging="360"/>
-      </w:pPr>
-    </w:lvl>
-    <w:lvl w:ilvl="4" w:tentative="1">
-      <w:start w:val="1"/>
-      <w:numFmt w:val="decimal"/>
-      <w:lvlText w:val="%5."/>
-      <w:lvlJc w:val="left"/>
-      <w:pPr>
-        <w:tabs>
-          <w:tab w:val="num" w:pos="3600"/>
-        </w:tabs>
-        <w:ind w:left="3600" w:hanging="360"/>
-      </w:pPr>
-    </w:lvl>
-    <w:lvl w:ilvl="5" w:tentative="1">
-      <w:start w:val="1"/>
-      <w:numFmt w:val="decimal"/>
-      <w:lvlText w:val="%6."/>
-      <w:lvlJc w:val="left"/>
-      <w:pPr>
-        <w:tabs>
-          <w:tab w:val="num" w:pos="4320"/>
-        </w:tabs>
-        <w:ind w:left="4320" w:hanging="360"/>
-      </w:pPr>
-    </w:lvl>
-    <w:lvl w:ilvl="6" w:tentative="1">
-      <w:start w:val="1"/>
-      <w:numFmt w:val="decimal"/>
-      <w:lvlText w:val="%7."/>
-      <w:lvlJc w:val="left"/>
-      <w:pPr>
-        <w:tabs>
-          <w:tab w:val="num" w:pos="5040"/>
-        </w:tabs>
-        <w:ind w:left="5040" w:hanging="360"/>
-      </w:pPr>
-    </w:lvl>
-    <w:lvl w:ilvl="7" w:tentative="1">
-      <w:start w:val="1"/>
-      <w:numFmt w:val="decimal"/>
-      <w:lvlText w:val="%8."/>
-      <w:lvlJc w:val="left"/>
-      <w:pPr>
-        <w:tabs>
-          <w:tab w:val="num" w:pos="5760"/>
-        </w:tabs>
-        <w:ind w:left="5760" w:hanging="360"/>
-      </w:pPr>
-    </w:lvl>
-    <w:lvl w:ilvl="8" w:tentative="1">
-      <w:start w:val="1"/>
-      <w:numFmt w:val="decimal"/>
-      <w:lvlText w:val="%9."/>
-      <w:lvlJc w:val="left"/>
-      <w:pPr>
-        <w:tabs>
-          <w:tab w:val="num" w:pos="6480"/>
-        </w:tabs>
-        <w:ind w:left="6480" w:hanging="360"/>
-      </w:pPr>
-    </w:lvl>
-  </w:abstractNum>
-  <w:abstractNum w:abstractNumId="17" w15:restartNumberingAfterBreak="0">
     <w:nsid w:val="2C0461A8"/>
     <w:multiLevelType w:val="hybridMultilevel"/>
     <w:tmpl w:val="F4B447F0"/>
@@ -9548,4583 +7233,10 @@
       </w:rPr>
     </w:lvl>
   </w:abstractNum>
-  <w:abstractNum w:abstractNumId="18" w15:restartNumberingAfterBreak="0">
-    <w:nsid w:val="2C4224CB"/>
-    <w:multiLevelType w:val="multilevel"/>
-    <w:tmpl w:val="5590D5BC"/>
-    <w:lvl w:ilvl="0">
-      <w:start w:val="1"/>
-      <w:numFmt w:val="decimal"/>
-      <w:lvlText w:val="%1."/>
-      <w:lvlJc w:val="left"/>
-      <w:pPr>
-        <w:tabs>
-          <w:tab w:val="num" w:pos="720"/>
-        </w:tabs>
-        <w:ind w:left="720" w:hanging="360"/>
-      </w:pPr>
-    </w:lvl>
-    <w:lvl w:ilvl="1" w:tentative="1">
-      <w:start w:val="1"/>
-      <w:numFmt w:val="decimal"/>
-      <w:lvlText w:val="%2."/>
-      <w:lvlJc w:val="left"/>
-      <w:pPr>
-        <w:tabs>
-          <w:tab w:val="num" w:pos="1440"/>
-        </w:tabs>
-        <w:ind w:left="1440" w:hanging="360"/>
-      </w:pPr>
-    </w:lvl>
-    <w:lvl w:ilvl="2" w:tentative="1">
-      <w:start w:val="1"/>
-      <w:numFmt w:val="decimal"/>
-      <w:lvlText w:val="%3."/>
-      <w:lvlJc w:val="left"/>
-      <w:pPr>
-        <w:tabs>
-          <w:tab w:val="num" w:pos="2160"/>
-        </w:tabs>
-        <w:ind w:left="2160" w:hanging="360"/>
-      </w:pPr>
-    </w:lvl>
-    <w:lvl w:ilvl="3" w:tentative="1">
-      <w:start w:val="1"/>
-      <w:numFmt w:val="decimal"/>
-      <w:lvlText w:val="%4."/>
-      <w:lvlJc w:val="left"/>
-      <w:pPr>
-        <w:tabs>
-          <w:tab w:val="num" w:pos="2880"/>
-        </w:tabs>
-        <w:ind w:left="2880" w:hanging="360"/>
-      </w:pPr>
-    </w:lvl>
-    <w:lvl w:ilvl="4" w:tentative="1">
-      <w:start w:val="1"/>
-      <w:numFmt w:val="decimal"/>
-      <w:lvlText w:val="%5."/>
-      <w:lvlJc w:val="left"/>
-      <w:pPr>
-        <w:tabs>
-          <w:tab w:val="num" w:pos="3600"/>
-        </w:tabs>
-        <w:ind w:left="3600" w:hanging="360"/>
-      </w:pPr>
-    </w:lvl>
-    <w:lvl w:ilvl="5" w:tentative="1">
-      <w:start w:val="1"/>
-      <w:numFmt w:val="decimal"/>
-      <w:lvlText w:val="%6."/>
-      <w:lvlJc w:val="left"/>
-      <w:pPr>
-        <w:tabs>
-          <w:tab w:val="num" w:pos="4320"/>
-        </w:tabs>
-        <w:ind w:left="4320" w:hanging="360"/>
-      </w:pPr>
-    </w:lvl>
-    <w:lvl w:ilvl="6" w:tentative="1">
-      <w:start w:val="1"/>
-      <w:numFmt w:val="decimal"/>
-      <w:lvlText w:val="%7."/>
-      <w:lvlJc w:val="left"/>
-      <w:pPr>
-        <w:tabs>
-          <w:tab w:val="num" w:pos="5040"/>
-        </w:tabs>
-        <w:ind w:left="5040" w:hanging="360"/>
-      </w:pPr>
-    </w:lvl>
-    <w:lvl w:ilvl="7" w:tentative="1">
-      <w:start w:val="1"/>
-      <w:numFmt w:val="decimal"/>
-      <w:lvlText w:val="%8."/>
-      <w:lvlJc w:val="left"/>
-      <w:pPr>
-        <w:tabs>
-          <w:tab w:val="num" w:pos="5760"/>
-        </w:tabs>
-        <w:ind w:left="5760" w:hanging="360"/>
-      </w:pPr>
-    </w:lvl>
-    <w:lvl w:ilvl="8" w:tentative="1">
-      <w:start w:val="1"/>
-      <w:numFmt w:val="decimal"/>
-      <w:lvlText w:val="%9."/>
-      <w:lvlJc w:val="left"/>
-      <w:pPr>
-        <w:tabs>
-          <w:tab w:val="num" w:pos="6480"/>
-        </w:tabs>
-        <w:ind w:left="6480" w:hanging="360"/>
-      </w:pPr>
-    </w:lvl>
-  </w:abstractNum>
-  <w:abstractNum w:abstractNumId="19" w15:restartNumberingAfterBreak="0">
-    <w:nsid w:val="2D281D4C"/>
-    <w:multiLevelType w:val="multilevel"/>
-    <w:tmpl w:val="28C8CC54"/>
-    <w:lvl w:ilvl="0">
-      <w:start w:val="1"/>
-      <w:numFmt w:val="decimal"/>
-      <w:lvlText w:val="%1."/>
-      <w:lvlJc w:val="left"/>
-      <w:pPr>
-        <w:tabs>
-          <w:tab w:val="num" w:pos="720"/>
-        </w:tabs>
-        <w:ind w:left="720" w:hanging="360"/>
-      </w:pPr>
-    </w:lvl>
-    <w:lvl w:ilvl="1" w:tentative="1">
-      <w:start w:val="1"/>
-      <w:numFmt w:val="decimal"/>
-      <w:lvlText w:val="%2."/>
-      <w:lvlJc w:val="left"/>
-      <w:pPr>
-        <w:tabs>
-          <w:tab w:val="num" w:pos="1440"/>
-        </w:tabs>
-        <w:ind w:left="1440" w:hanging="360"/>
-      </w:pPr>
-    </w:lvl>
-    <w:lvl w:ilvl="2" w:tentative="1">
-      <w:start w:val="1"/>
-      <w:numFmt w:val="decimal"/>
-      <w:lvlText w:val="%3."/>
-      <w:lvlJc w:val="left"/>
-      <w:pPr>
-        <w:tabs>
-          <w:tab w:val="num" w:pos="2160"/>
-        </w:tabs>
-        <w:ind w:left="2160" w:hanging="360"/>
-      </w:pPr>
-    </w:lvl>
-    <w:lvl w:ilvl="3" w:tentative="1">
-      <w:start w:val="1"/>
-      <w:numFmt w:val="decimal"/>
-      <w:lvlText w:val="%4."/>
-      <w:lvlJc w:val="left"/>
-      <w:pPr>
-        <w:tabs>
-          <w:tab w:val="num" w:pos="2880"/>
-        </w:tabs>
-        <w:ind w:left="2880" w:hanging="360"/>
-      </w:pPr>
-    </w:lvl>
-    <w:lvl w:ilvl="4" w:tentative="1">
-      <w:start w:val="1"/>
-      <w:numFmt w:val="decimal"/>
-      <w:lvlText w:val="%5."/>
-      <w:lvlJc w:val="left"/>
-      <w:pPr>
-        <w:tabs>
-          <w:tab w:val="num" w:pos="3600"/>
-        </w:tabs>
-        <w:ind w:left="3600" w:hanging="360"/>
-      </w:pPr>
-    </w:lvl>
-    <w:lvl w:ilvl="5" w:tentative="1">
-      <w:start w:val="1"/>
-      <w:numFmt w:val="decimal"/>
-      <w:lvlText w:val="%6."/>
-      <w:lvlJc w:val="left"/>
-      <w:pPr>
-        <w:tabs>
-          <w:tab w:val="num" w:pos="4320"/>
-        </w:tabs>
-        <w:ind w:left="4320" w:hanging="360"/>
-      </w:pPr>
-    </w:lvl>
-    <w:lvl w:ilvl="6" w:tentative="1">
-      <w:start w:val="1"/>
-      <w:numFmt w:val="decimal"/>
-      <w:lvlText w:val="%7."/>
-      <w:lvlJc w:val="left"/>
-      <w:pPr>
-        <w:tabs>
-          <w:tab w:val="num" w:pos="5040"/>
-        </w:tabs>
-        <w:ind w:left="5040" w:hanging="360"/>
-      </w:pPr>
-    </w:lvl>
-    <w:lvl w:ilvl="7" w:tentative="1">
-      <w:start w:val="1"/>
-      <w:numFmt w:val="decimal"/>
-      <w:lvlText w:val="%8."/>
-      <w:lvlJc w:val="left"/>
-      <w:pPr>
-        <w:tabs>
-          <w:tab w:val="num" w:pos="5760"/>
-        </w:tabs>
-        <w:ind w:left="5760" w:hanging="360"/>
-      </w:pPr>
-    </w:lvl>
-    <w:lvl w:ilvl="8" w:tentative="1">
-      <w:start w:val="1"/>
-      <w:numFmt w:val="decimal"/>
-      <w:lvlText w:val="%9."/>
-      <w:lvlJc w:val="left"/>
-      <w:pPr>
-        <w:tabs>
-          <w:tab w:val="num" w:pos="6480"/>
-        </w:tabs>
-        <w:ind w:left="6480" w:hanging="360"/>
-      </w:pPr>
-    </w:lvl>
-  </w:abstractNum>
-  <w:abstractNum w:abstractNumId="20" w15:restartNumberingAfterBreak="0">
-    <w:nsid w:val="2ED67614"/>
-    <w:multiLevelType w:val="multilevel"/>
-    <w:tmpl w:val="3DE017B4"/>
-    <w:lvl w:ilvl="0">
-      <w:start w:val="1"/>
-      <w:numFmt w:val="bullet"/>
-      <w:lvlText w:val=""/>
-      <w:lvlJc w:val="left"/>
-      <w:pPr>
-        <w:tabs>
-          <w:tab w:val="num" w:pos="720"/>
-        </w:tabs>
-        <w:ind w:left="720" w:hanging="360"/>
-      </w:pPr>
-      <w:rPr>
-        <w:rFonts w:ascii="Symbol" w:hAnsi="Symbol" w:hint="default"/>
-        <w:sz w:val="20"/>
-      </w:rPr>
-    </w:lvl>
-    <w:lvl w:ilvl="1" w:tentative="1">
-      <w:start w:val="1"/>
-      <w:numFmt w:val="bullet"/>
-      <w:lvlText w:val="o"/>
-      <w:lvlJc w:val="left"/>
-      <w:pPr>
-        <w:tabs>
-          <w:tab w:val="num" w:pos="1440"/>
-        </w:tabs>
-        <w:ind w:left="1440" w:hanging="360"/>
-      </w:pPr>
-      <w:rPr>
-        <w:rFonts w:ascii="Courier New" w:hAnsi="Courier New" w:hint="default"/>
-        <w:sz w:val="20"/>
-      </w:rPr>
-    </w:lvl>
-    <w:lvl w:ilvl="2" w:tentative="1">
-      <w:start w:val="1"/>
-      <w:numFmt w:val="bullet"/>
-      <w:lvlText w:val=""/>
-      <w:lvlJc w:val="left"/>
-      <w:pPr>
-        <w:tabs>
-          <w:tab w:val="num" w:pos="2160"/>
-        </w:tabs>
-        <w:ind w:left="2160" w:hanging="360"/>
-      </w:pPr>
-      <w:rPr>
-        <w:rFonts w:ascii="Wingdings" w:hAnsi="Wingdings" w:hint="default"/>
-        <w:sz w:val="20"/>
-      </w:rPr>
-    </w:lvl>
-    <w:lvl w:ilvl="3" w:tentative="1">
-      <w:start w:val="1"/>
-      <w:numFmt w:val="bullet"/>
-      <w:lvlText w:val=""/>
-      <w:lvlJc w:val="left"/>
-      <w:pPr>
-        <w:tabs>
-          <w:tab w:val="num" w:pos="2880"/>
-        </w:tabs>
-        <w:ind w:left="2880" w:hanging="360"/>
-      </w:pPr>
-      <w:rPr>
-        <w:rFonts w:ascii="Wingdings" w:hAnsi="Wingdings" w:hint="default"/>
-        <w:sz w:val="20"/>
-      </w:rPr>
-    </w:lvl>
-    <w:lvl w:ilvl="4" w:tentative="1">
-      <w:start w:val="1"/>
-      <w:numFmt w:val="bullet"/>
-      <w:lvlText w:val=""/>
-      <w:lvlJc w:val="left"/>
-      <w:pPr>
-        <w:tabs>
-          <w:tab w:val="num" w:pos="3600"/>
-        </w:tabs>
-        <w:ind w:left="3600" w:hanging="360"/>
-      </w:pPr>
-      <w:rPr>
-        <w:rFonts w:ascii="Wingdings" w:hAnsi="Wingdings" w:hint="default"/>
-        <w:sz w:val="20"/>
-      </w:rPr>
-    </w:lvl>
-    <w:lvl w:ilvl="5" w:tentative="1">
-      <w:start w:val="1"/>
-      <w:numFmt w:val="bullet"/>
-      <w:lvlText w:val=""/>
-      <w:lvlJc w:val="left"/>
-      <w:pPr>
-        <w:tabs>
-          <w:tab w:val="num" w:pos="4320"/>
-        </w:tabs>
-        <w:ind w:left="4320" w:hanging="360"/>
-      </w:pPr>
-      <w:rPr>
-        <w:rFonts w:ascii="Wingdings" w:hAnsi="Wingdings" w:hint="default"/>
-        <w:sz w:val="20"/>
-      </w:rPr>
-    </w:lvl>
-    <w:lvl w:ilvl="6" w:tentative="1">
-      <w:start w:val="1"/>
-      <w:numFmt w:val="bullet"/>
-      <w:lvlText w:val=""/>
-      <w:lvlJc w:val="left"/>
-      <w:pPr>
-        <w:tabs>
-          <w:tab w:val="num" w:pos="5040"/>
-        </w:tabs>
-        <w:ind w:left="5040" w:hanging="360"/>
-      </w:pPr>
-      <w:rPr>
-        <w:rFonts w:ascii="Wingdings" w:hAnsi="Wingdings" w:hint="default"/>
-        <w:sz w:val="20"/>
-      </w:rPr>
-    </w:lvl>
-    <w:lvl w:ilvl="7" w:tentative="1">
-      <w:start w:val="1"/>
-      <w:numFmt w:val="bullet"/>
-      <w:lvlText w:val=""/>
-      <w:lvlJc w:val="left"/>
-      <w:pPr>
-        <w:tabs>
-          <w:tab w:val="num" w:pos="5760"/>
-        </w:tabs>
-        <w:ind w:left="5760" w:hanging="360"/>
-      </w:pPr>
-      <w:rPr>
-        <w:rFonts w:ascii="Wingdings" w:hAnsi="Wingdings" w:hint="default"/>
-        <w:sz w:val="20"/>
-      </w:rPr>
-    </w:lvl>
-    <w:lvl w:ilvl="8" w:tentative="1">
-      <w:start w:val="1"/>
-      <w:numFmt w:val="bullet"/>
-      <w:lvlText w:val=""/>
-      <w:lvlJc w:val="left"/>
-      <w:pPr>
-        <w:tabs>
-          <w:tab w:val="num" w:pos="6480"/>
-        </w:tabs>
-        <w:ind w:left="6480" w:hanging="360"/>
-      </w:pPr>
-      <w:rPr>
-        <w:rFonts w:ascii="Wingdings" w:hAnsi="Wingdings" w:hint="default"/>
-        <w:sz w:val="20"/>
-      </w:rPr>
-    </w:lvl>
-  </w:abstractNum>
-  <w:abstractNum w:abstractNumId="21" w15:restartNumberingAfterBreak="0">
-    <w:nsid w:val="2F83733F"/>
-    <w:multiLevelType w:val="multilevel"/>
-    <w:tmpl w:val="37728ADA"/>
-    <w:lvl w:ilvl="0">
-      <w:start w:val="1"/>
-      <w:numFmt w:val="decimal"/>
-      <w:lvlText w:val="%1."/>
-      <w:lvlJc w:val="left"/>
-      <w:pPr>
-        <w:tabs>
-          <w:tab w:val="num" w:pos="720"/>
-        </w:tabs>
-        <w:ind w:left="720" w:hanging="360"/>
-      </w:pPr>
-    </w:lvl>
-    <w:lvl w:ilvl="1" w:tentative="1">
-      <w:start w:val="1"/>
-      <w:numFmt w:val="decimal"/>
-      <w:lvlText w:val="%2."/>
-      <w:lvlJc w:val="left"/>
-      <w:pPr>
-        <w:tabs>
-          <w:tab w:val="num" w:pos="1440"/>
-        </w:tabs>
-        <w:ind w:left="1440" w:hanging="360"/>
-      </w:pPr>
-    </w:lvl>
-    <w:lvl w:ilvl="2" w:tentative="1">
-      <w:start w:val="1"/>
-      <w:numFmt w:val="decimal"/>
-      <w:lvlText w:val="%3."/>
-      <w:lvlJc w:val="left"/>
-      <w:pPr>
-        <w:tabs>
-          <w:tab w:val="num" w:pos="2160"/>
-        </w:tabs>
-        <w:ind w:left="2160" w:hanging="360"/>
-      </w:pPr>
-    </w:lvl>
-    <w:lvl w:ilvl="3" w:tentative="1">
-      <w:start w:val="1"/>
-      <w:numFmt w:val="decimal"/>
-      <w:lvlText w:val="%4."/>
-      <w:lvlJc w:val="left"/>
-      <w:pPr>
-        <w:tabs>
-          <w:tab w:val="num" w:pos="2880"/>
-        </w:tabs>
-        <w:ind w:left="2880" w:hanging="360"/>
-      </w:pPr>
-    </w:lvl>
-    <w:lvl w:ilvl="4" w:tentative="1">
-      <w:start w:val="1"/>
-      <w:numFmt w:val="decimal"/>
-      <w:lvlText w:val="%5."/>
-      <w:lvlJc w:val="left"/>
-      <w:pPr>
-        <w:tabs>
-          <w:tab w:val="num" w:pos="3600"/>
-        </w:tabs>
-        <w:ind w:left="3600" w:hanging="360"/>
-      </w:pPr>
-    </w:lvl>
-    <w:lvl w:ilvl="5" w:tentative="1">
-      <w:start w:val="1"/>
-      <w:numFmt w:val="decimal"/>
-      <w:lvlText w:val="%6."/>
-      <w:lvlJc w:val="left"/>
-      <w:pPr>
-        <w:tabs>
-          <w:tab w:val="num" w:pos="4320"/>
-        </w:tabs>
-        <w:ind w:left="4320" w:hanging="360"/>
-      </w:pPr>
-    </w:lvl>
-    <w:lvl w:ilvl="6" w:tentative="1">
-      <w:start w:val="1"/>
-      <w:numFmt w:val="decimal"/>
-      <w:lvlText w:val="%7."/>
-      <w:lvlJc w:val="left"/>
-      <w:pPr>
-        <w:tabs>
-          <w:tab w:val="num" w:pos="5040"/>
-        </w:tabs>
-        <w:ind w:left="5040" w:hanging="360"/>
-      </w:pPr>
-    </w:lvl>
-    <w:lvl w:ilvl="7" w:tentative="1">
-      <w:start w:val="1"/>
-      <w:numFmt w:val="decimal"/>
-      <w:lvlText w:val="%8."/>
-      <w:lvlJc w:val="left"/>
-      <w:pPr>
-        <w:tabs>
-          <w:tab w:val="num" w:pos="5760"/>
-        </w:tabs>
-        <w:ind w:left="5760" w:hanging="360"/>
-      </w:pPr>
-    </w:lvl>
-    <w:lvl w:ilvl="8" w:tentative="1">
-      <w:start w:val="1"/>
-      <w:numFmt w:val="decimal"/>
-      <w:lvlText w:val="%9."/>
-      <w:lvlJc w:val="left"/>
-      <w:pPr>
-        <w:tabs>
-          <w:tab w:val="num" w:pos="6480"/>
-        </w:tabs>
-        <w:ind w:left="6480" w:hanging="360"/>
-      </w:pPr>
-    </w:lvl>
-  </w:abstractNum>
-  <w:abstractNum w:abstractNumId="22" w15:restartNumberingAfterBreak="0">
-    <w:nsid w:val="32D42523"/>
-    <w:multiLevelType w:val="multilevel"/>
-    <w:tmpl w:val="EBF6F0BC"/>
-    <w:lvl w:ilvl="0">
-      <w:start w:val="1"/>
-      <w:numFmt w:val="decimal"/>
-      <w:lvlText w:val="%1."/>
-      <w:lvlJc w:val="left"/>
-      <w:pPr>
-        <w:tabs>
-          <w:tab w:val="num" w:pos="720"/>
-        </w:tabs>
-        <w:ind w:left="720" w:hanging="360"/>
-      </w:pPr>
-    </w:lvl>
-    <w:lvl w:ilvl="1" w:tentative="1">
-      <w:start w:val="1"/>
-      <w:numFmt w:val="decimal"/>
-      <w:lvlText w:val="%2."/>
-      <w:lvlJc w:val="left"/>
-      <w:pPr>
-        <w:tabs>
-          <w:tab w:val="num" w:pos="1440"/>
-        </w:tabs>
-        <w:ind w:left="1440" w:hanging="360"/>
-      </w:pPr>
-    </w:lvl>
-    <w:lvl w:ilvl="2" w:tentative="1">
-      <w:start w:val="1"/>
-      <w:numFmt w:val="decimal"/>
-      <w:lvlText w:val="%3."/>
-      <w:lvlJc w:val="left"/>
-      <w:pPr>
-        <w:tabs>
-          <w:tab w:val="num" w:pos="2160"/>
-        </w:tabs>
-        <w:ind w:left="2160" w:hanging="360"/>
-      </w:pPr>
-    </w:lvl>
-    <w:lvl w:ilvl="3" w:tentative="1">
-      <w:start w:val="1"/>
-      <w:numFmt w:val="decimal"/>
-      <w:lvlText w:val="%4."/>
-      <w:lvlJc w:val="left"/>
-      <w:pPr>
-        <w:tabs>
-          <w:tab w:val="num" w:pos="2880"/>
-        </w:tabs>
-        <w:ind w:left="2880" w:hanging="360"/>
-      </w:pPr>
-    </w:lvl>
-    <w:lvl w:ilvl="4" w:tentative="1">
-      <w:start w:val="1"/>
-      <w:numFmt w:val="decimal"/>
-      <w:lvlText w:val="%5."/>
-      <w:lvlJc w:val="left"/>
-      <w:pPr>
-        <w:tabs>
-          <w:tab w:val="num" w:pos="3600"/>
-        </w:tabs>
-        <w:ind w:left="3600" w:hanging="360"/>
-      </w:pPr>
-    </w:lvl>
-    <w:lvl w:ilvl="5" w:tentative="1">
-      <w:start w:val="1"/>
-      <w:numFmt w:val="decimal"/>
-      <w:lvlText w:val="%6."/>
-      <w:lvlJc w:val="left"/>
-      <w:pPr>
-        <w:tabs>
-          <w:tab w:val="num" w:pos="4320"/>
-        </w:tabs>
-        <w:ind w:left="4320" w:hanging="360"/>
-      </w:pPr>
-    </w:lvl>
-    <w:lvl w:ilvl="6" w:tentative="1">
-      <w:start w:val="1"/>
-      <w:numFmt w:val="decimal"/>
-      <w:lvlText w:val="%7."/>
-      <w:lvlJc w:val="left"/>
-      <w:pPr>
-        <w:tabs>
-          <w:tab w:val="num" w:pos="5040"/>
-        </w:tabs>
-        <w:ind w:left="5040" w:hanging="360"/>
-      </w:pPr>
-    </w:lvl>
-    <w:lvl w:ilvl="7" w:tentative="1">
-      <w:start w:val="1"/>
-      <w:numFmt w:val="decimal"/>
-      <w:lvlText w:val="%8."/>
-      <w:lvlJc w:val="left"/>
-      <w:pPr>
-        <w:tabs>
-          <w:tab w:val="num" w:pos="5760"/>
-        </w:tabs>
-        <w:ind w:left="5760" w:hanging="360"/>
-      </w:pPr>
-    </w:lvl>
-    <w:lvl w:ilvl="8" w:tentative="1">
-      <w:start w:val="1"/>
-      <w:numFmt w:val="decimal"/>
-      <w:lvlText w:val="%9."/>
-      <w:lvlJc w:val="left"/>
-      <w:pPr>
-        <w:tabs>
-          <w:tab w:val="num" w:pos="6480"/>
-        </w:tabs>
-        <w:ind w:left="6480" w:hanging="360"/>
-      </w:pPr>
-    </w:lvl>
-  </w:abstractNum>
-  <w:abstractNum w:abstractNumId="23" w15:restartNumberingAfterBreak="0">
-    <w:nsid w:val="36687AF2"/>
-    <w:multiLevelType w:val="multilevel"/>
-    <w:tmpl w:val="C242FFEA"/>
-    <w:lvl w:ilvl="0">
-      <w:start w:val="1"/>
-      <w:numFmt w:val="bullet"/>
-      <w:lvlText w:val=""/>
-      <w:lvlJc w:val="left"/>
-      <w:pPr>
-        <w:tabs>
-          <w:tab w:val="num" w:pos="720"/>
-        </w:tabs>
-        <w:ind w:left="720" w:hanging="360"/>
-      </w:pPr>
-      <w:rPr>
-        <w:rFonts w:ascii="Symbol" w:hAnsi="Symbol" w:hint="default"/>
-        <w:sz w:val="20"/>
-      </w:rPr>
-    </w:lvl>
-    <w:lvl w:ilvl="1" w:tentative="1">
-      <w:start w:val="1"/>
-      <w:numFmt w:val="bullet"/>
-      <w:lvlText w:val="o"/>
-      <w:lvlJc w:val="left"/>
-      <w:pPr>
-        <w:tabs>
-          <w:tab w:val="num" w:pos="1440"/>
-        </w:tabs>
-        <w:ind w:left="1440" w:hanging="360"/>
-      </w:pPr>
-      <w:rPr>
-        <w:rFonts w:ascii="Courier New" w:hAnsi="Courier New" w:hint="default"/>
-        <w:sz w:val="20"/>
-      </w:rPr>
-    </w:lvl>
-    <w:lvl w:ilvl="2" w:tentative="1">
-      <w:start w:val="1"/>
-      <w:numFmt w:val="bullet"/>
-      <w:lvlText w:val=""/>
-      <w:lvlJc w:val="left"/>
-      <w:pPr>
-        <w:tabs>
-          <w:tab w:val="num" w:pos="2160"/>
-        </w:tabs>
-        <w:ind w:left="2160" w:hanging="360"/>
-      </w:pPr>
-      <w:rPr>
-        <w:rFonts w:ascii="Wingdings" w:hAnsi="Wingdings" w:hint="default"/>
-        <w:sz w:val="20"/>
-      </w:rPr>
-    </w:lvl>
-    <w:lvl w:ilvl="3" w:tentative="1">
-      <w:start w:val="1"/>
-      <w:numFmt w:val="bullet"/>
-      <w:lvlText w:val=""/>
-      <w:lvlJc w:val="left"/>
-      <w:pPr>
-        <w:tabs>
-          <w:tab w:val="num" w:pos="2880"/>
-        </w:tabs>
-        <w:ind w:left="2880" w:hanging="360"/>
-      </w:pPr>
-      <w:rPr>
-        <w:rFonts w:ascii="Wingdings" w:hAnsi="Wingdings" w:hint="default"/>
-        <w:sz w:val="20"/>
-      </w:rPr>
-    </w:lvl>
-    <w:lvl w:ilvl="4" w:tentative="1">
-      <w:start w:val="1"/>
-      <w:numFmt w:val="bullet"/>
-      <w:lvlText w:val=""/>
-      <w:lvlJc w:val="left"/>
-      <w:pPr>
-        <w:tabs>
-          <w:tab w:val="num" w:pos="3600"/>
-        </w:tabs>
-        <w:ind w:left="3600" w:hanging="360"/>
-      </w:pPr>
-      <w:rPr>
-        <w:rFonts w:ascii="Wingdings" w:hAnsi="Wingdings" w:hint="default"/>
-        <w:sz w:val="20"/>
-      </w:rPr>
-    </w:lvl>
-    <w:lvl w:ilvl="5" w:tentative="1">
-      <w:start w:val="1"/>
-      <w:numFmt w:val="bullet"/>
-      <w:lvlText w:val=""/>
-      <w:lvlJc w:val="left"/>
-      <w:pPr>
-        <w:tabs>
-          <w:tab w:val="num" w:pos="4320"/>
-        </w:tabs>
-        <w:ind w:left="4320" w:hanging="360"/>
-      </w:pPr>
-      <w:rPr>
-        <w:rFonts w:ascii="Wingdings" w:hAnsi="Wingdings" w:hint="default"/>
-        <w:sz w:val="20"/>
-      </w:rPr>
-    </w:lvl>
-    <w:lvl w:ilvl="6" w:tentative="1">
-      <w:start w:val="1"/>
-      <w:numFmt w:val="bullet"/>
-      <w:lvlText w:val=""/>
-      <w:lvlJc w:val="left"/>
-      <w:pPr>
-        <w:tabs>
-          <w:tab w:val="num" w:pos="5040"/>
-        </w:tabs>
-        <w:ind w:left="5040" w:hanging="360"/>
-      </w:pPr>
-      <w:rPr>
-        <w:rFonts w:ascii="Wingdings" w:hAnsi="Wingdings" w:hint="default"/>
-        <w:sz w:val="20"/>
-      </w:rPr>
-    </w:lvl>
-    <w:lvl w:ilvl="7" w:tentative="1">
-      <w:start w:val="1"/>
-      <w:numFmt w:val="bullet"/>
-      <w:lvlText w:val=""/>
-      <w:lvlJc w:val="left"/>
-      <w:pPr>
-        <w:tabs>
-          <w:tab w:val="num" w:pos="5760"/>
-        </w:tabs>
-        <w:ind w:left="5760" w:hanging="360"/>
-      </w:pPr>
-      <w:rPr>
-        <w:rFonts w:ascii="Wingdings" w:hAnsi="Wingdings" w:hint="default"/>
-        <w:sz w:val="20"/>
-      </w:rPr>
-    </w:lvl>
-    <w:lvl w:ilvl="8" w:tentative="1">
-      <w:start w:val="1"/>
-      <w:numFmt w:val="bullet"/>
-      <w:lvlText w:val=""/>
-      <w:lvlJc w:val="left"/>
-      <w:pPr>
-        <w:tabs>
-          <w:tab w:val="num" w:pos="6480"/>
-        </w:tabs>
-        <w:ind w:left="6480" w:hanging="360"/>
-      </w:pPr>
-      <w:rPr>
-        <w:rFonts w:ascii="Wingdings" w:hAnsi="Wingdings" w:hint="default"/>
-        <w:sz w:val="20"/>
-      </w:rPr>
-    </w:lvl>
-  </w:abstractNum>
-  <w:abstractNum w:abstractNumId="24" w15:restartNumberingAfterBreak="0">
-    <w:nsid w:val="37F7503B"/>
-    <w:multiLevelType w:val="hybridMultilevel"/>
-    <w:tmpl w:val="DF3EED64"/>
-    <w:lvl w:ilvl="0" w:tplc="534AA712">
-      <w:numFmt w:val="bullet"/>
-      <w:lvlText w:val="-"/>
-      <w:lvlJc w:val="left"/>
-      <w:pPr>
-        <w:ind w:left="720" w:hanging="360"/>
-      </w:pPr>
-      <w:rPr>
-        <w:rFonts w:ascii="Calibri" w:eastAsiaTheme="minorHAnsi" w:hAnsi="Calibri" w:cs="Calibri" w:hint="default"/>
-        <w:b/>
-      </w:rPr>
-    </w:lvl>
-    <w:lvl w:ilvl="1" w:tplc="04090003" w:tentative="1">
-      <w:start w:val="1"/>
-      <w:numFmt w:val="bullet"/>
-      <w:lvlText w:val="o"/>
-      <w:lvlJc w:val="left"/>
-      <w:pPr>
-        <w:ind w:left="1440" w:hanging="360"/>
-      </w:pPr>
-      <w:rPr>
-        <w:rFonts w:ascii="Courier New" w:hAnsi="Courier New" w:cs="Courier New" w:hint="default"/>
-      </w:rPr>
-    </w:lvl>
-    <w:lvl w:ilvl="2" w:tplc="04090005" w:tentative="1">
-      <w:start w:val="1"/>
-      <w:numFmt w:val="bullet"/>
-      <w:lvlText w:val=""/>
-      <w:lvlJc w:val="left"/>
-      <w:pPr>
-        <w:ind w:left="2160" w:hanging="360"/>
-      </w:pPr>
-      <w:rPr>
-        <w:rFonts w:ascii="Wingdings" w:hAnsi="Wingdings" w:hint="default"/>
-      </w:rPr>
-    </w:lvl>
-    <w:lvl w:ilvl="3" w:tplc="04090001" w:tentative="1">
-      <w:start w:val="1"/>
-      <w:numFmt w:val="bullet"/>
-      <w:lvlText w:val=""/>
-      <w:lvlJc w:val="left"/>
-      <w:pPr>
-        <w:ind w:left="2880" w:hanging="360"/>
-      </w:pPr>
-      <w:rPr>
-        <w:rFonts w:ascii="Symbol" w:hAnsi="Symbol" w:hint="default"/>
-      </w:rPr>
-    </w:lvl>
-    <w:lvl w:ilvl="4" w:tplc="04090003" w:tentative="1">
-      <w:start w:val="1"/>
-      <w:numFmt w:val="bullet"/>
-      <w:lvlText w:val="o"/>
-      <w:lvlJc w:val="left"/>
-      <w:pPr>
-        <w:ind w:left="3600" w:hanging="360"/>
-      </w:pPr>
-      <w:rPr>
-        <w:rFonts w:ascii="Courier New" w:hAnsi="Courier New" w:cs="Courier New" w:hint="default"/>
-      </w:rPr>
-    </w:lvl>
-    <w:lvl w:ilvl="5" w:tplc="04090005" w:tentative="1">
-      <w:start w:val="1"/>
-      <w:numFmt w:val="bullet"/>
-      <w:lvlText w:val=""/>
-      <w:lvlJc w:val="left"/>
-      <w:pPr>
-        <w:ind w:left="4320" w:hanging="360"/>
-      </w:pPr>
-      <w:rPr>
-        <w:rFonts w:ascii="Wingdings" w:hAnsi="Wingdings" w:hint="default"/>
-      </w:rPr>
-    </w:lvl>
-    <w:lvl w:ilvl="6" w:tplc="04090001" w:tentative="1">
-      <w:start w:val="1"/>
-      <w:numFmt w:val="bullet"/>
-      <w:lvlText w:val=""/>
-      <w:lvlJc w:val="left"/>
-      <w:pPr>
-        <w:ind w:left="5040" w:hanging="360"/>
-      </w:pPr>
-      <w:rPr>
-        <w:rFonts w:ascii="Symbol" w:hAnsi="Symbol" w:hint="default"/>
-      </w:rPr>
-    </w:lvl>
-    <w:lvl w:ilvl="7" w:tplc="04090003" w:tentative="1">
-      <w:start w:val="1"/>
-      <w:numFmt w:val="bullet"/>
-      <w:lvlText w:val="o"/>
-      <w:lvlJc w:val="left"/>
-      <w:pPr>
-        <w:ind w:left="5760" w:hanging="360"/>
-      </w:pPr>
-      <w:rPr>
-        <w:rFonts w:ascii="Courier New" w:hAnsi="Courier New" w:cs="Courier New" w:hint="default"/>
-      </w:rPr>
-    </w:lvl>
-    <w:lvl w:ilvl="8" w:tplc="04090005" w:tentative="1">
-      <w:start w:val="1"/>
-      <w:numFmt w:val="bullet"/>
-      <w:lvlText w:val=""/>
-      <w:lvlJc w:val="left"/>
-      <w:pPr>
-        <w:ind w:left="6480" w:hanging="360"/>
-      </w:pPr>
-      <w:rPr>
-        <w:rFonts w:ascii="Wingdings" w:hAnsi="Wingdings" w:hint="default"/>
-      </w:rPr>
-    </w:lvl>
-  </w:abstractNum>
-  <w:abstractNum w:abstractNumId="25" w15:restartNumberingAfterBreak="0">
-    <w:nsid w:val="387B7C3C"/>
-    <w:multiLevelType w:val="multilevel"/>
-    <w:tmpl w:val="C4F4391A"/>
-    <w:lvl w:ilvl="0">
-      <w:start w:val="1"/>
-      <w:numFmt w:val="bullet"/>
-      <w:lvlText w:val=""/>
-      <w:lvlJc w:val="left"/>
-      <w:pPr>
-        <w:tabs>
-          <w:tab w:val="num" w:pos="720"/>
-        </w:tabs>
-        <w:ind w:left="720" w:hanging="360"/>
-      </w:pPr>
-      <w:rPr>
-        <w:rFonts w:ascii="Symbol" w:hAnsi="Symbol" w:hint="default"/>
-        <w:sz w:val="20"/>
-      </w:rPr>
-    </w:lvl>
-    <w:lvl w:ilvl="1" w:tentative="1">
-      <w:start w:val="1"/>
-      <w:numFmt w:val="bullet"/>
-      <w:lvlText w:val="o"/>
-      <w:lvlJc w:val="left"/>
-      <w:pPr>
-        <w:tabs>
-          <w:tab w:val="num" w:pos="1440"/>
-        </w:tabs>
-        <w:ind w:left="1440" w:hanging="360"/>
-      </w:pPr>
-      <w:rPr>
-        <w:rFonts w:ascii="Courier New" w:hAnsi="Courier New" w:hint="default"/>
-        <w:sz w:val="20"/>
-      </w:rPr>
-    </w:lvl>
-    <w:lvl w:ilvl="2" w:tentative="1">
-      <w:start w:val="1"/>
-      <w:numFmt w:val="bullet"/>
-      <w:lvlText w:val=""/>
-      <w:lvlJc w:val="left"/>
-      <w:pPr>
-        <w:tabs>
-          <w:tab w:val="num" w:pos="2160"/>
-        </w:tabs>
-        <w:ind w:left="2160" w:hanging="360"/>
-      </w:pPr>
-      <w:rPr>
-        <w:rFonts w:ascii="Wingdings" w:hAnsi="Wingdings" w:hint="default"/>
-        <w:sz w:val="20"/>
-      </w:rPr>
-    </w:lvl>
-    <w:lvl w:ilvl="3" w:tentative="1">
-      <w:start w:val="1"/>
-      <w:numFmt w:val="bullet"/>
-      <w:lvlText w:val=""/>
-      <w:lvlJc w:val="left"/>
-      <w:pPr>
-        <w:tabs>
-          <w:tab w:val="num" w:pos="2880"/>
-        </w:tabs>
-        <w:ind w:left="2880" w:hanging="360"/>
-      </w:pPr>
-      <w:rPr>
-        <w:rFonts w:ascii="Wingdings" w:hAnsi="Wingdings" w:hint="default"/>
-        <w:sz w:val="20"/>
-      </w:rPr>
-    </w:lvl>
-    <w:lvl w:ilvl="4" w:tentative="1">
-      <w:start w:val="1"/>
-      <w:numFmt w:val="bullet"/>
-      <w:lvlText w:val=""/>
-      <w:lvlJc w:val="left"/>
-      <w:pPr>
-        <w:tabs>
-          <w:tab w:val="num" w:pos="3600"/>
-        </w:tabs>
-        <w:ind w:left="3600" w:hanging="360"/>
-      </w:pPr>
-      <w:rPr>
-        <w:rFonts w:ascii="Wingdings" w:hAnsi="Wingdings" w:hint="default"/>
-        <w:sz w:val="20"/>
-      </w:rPr>
-    </w:lvl>
-    <w:lvl w:ilvl="5" w:tentative="1">
-      <w:start w:val="1"/>
-      <w:numFmt w:val="bullet"/>
-      <w:lvlText w:val=""/>
-      <w:lvlJc w:val="left"/>
-      <w:pPr>
-        <w:tabs>
-          <w:tab w:val="num" w:pos="4320"/>
-        </w:tabs>
-        <w:ind w:left="4320" w:hanging="360"/>
-      </w:pPr>
-      <w:rPr>
-        <w:rFonts w:ascii="Wingdings" w:hAnsi="Wingdings" w:hint="default"/>
-        <w:sz w:val="20"/>
-      </w:rPr>
-    </w:lvl>
-    <w:lvl w:ilvl="6" w:tentative="1">
-      <w:start w:val="1"/>
-      <w:numFmt w:val="bullet"/>
-      <w:lvlText w:val=""/>
-      <w:lvlJc w:val="left"/>
-      <w:pPr>
-        <w:tabs>
-          <w:tab w:val="num" w:pos="5040"/>
-        </w:tabs>
-        <w:ind w:left="5040" w:hanging="360"/>
-      </w:pPr>
-      <w:rPr>
-        <w:rFonts w:ascii="Wingdings" w:hAnsi="Wingdings" w:hint="default"/>
-        <w:sz w:val="20"/>
-      </w:rPr>
-    </w:lvl>
-    <w:lvl w:ilvl="7" w:tentative="1">
-      <w:start w:val="1"/>
-      <w:numFmt w:val="bullet"/>
-      <w:lvlText w:val=""/>
-      <w:lvlJc w:val="left"/>
-      <w:pPr>
-        <w:tabs>
-          <w:tab w:val="num" w:pos="5760"/>
-        </w:tabs>
-        <w:ind w:left="5760" w:hanging="360"/>
-      </w:pPr>
-      <w:rPr>
-        <w:rFonts w:ascii="Wingdings" w:hAnsi="Wingdings" w:hint="default"/>
-        <w:sz w:val="20"/>
-      </w:rPr>
-    </w:lvl>
-    <w:lvl w:ilvl="8" w:tentative="1">
-      <w:start w:val="1"/>
-      <w:numFmt w:val="bullet"/>
-      <w:lvlText w:val=""/>
-      <w:lvlJc w:val="left"/>
-      <w:pPr>
-        <w:tabs>
-          <w:tab w:val="num" w:pos="6480"/>
-        </w:tabs>
-        <w:ind w:left="6480" w:hanging="360"/>
-      </w:pPr>
-      <w:rPr>
-        <w:rFonts w:ascii="Wingdings" w:hAnsi="Wingdings" w:hint="default"/>
-        <w:sz w:val="20"/>
-      </w:rPr>
-    </w:lvl>
-  </w:abstractNum>
-  <w:abstractNum w:abstractNumId="26" w15:restartNumberingAfterBreak="0">
-    <w:nsid w:val="39BC1B2D"/>
-    <w:multiLevelType w:val="multilevel"/>
-    <w:tmpl w:val="6CE05DB4"/>
-    <w:lvl w:ilvl="0">
-      <w:start w:val="1"/>
-      <w:numFmt w:val="decimal"/>
-      <w:lvlText w:val="%1."/>
-      <w:lvlJc w:val="left"/>
-      <w:pPr>
-        <w:tabs>
-          <w:tab w:val="num" w:pos="720"/>
-        </w:tabs>
-        <w:ind w:left="720" w:hanging="360"/>
-      </w:pPr>
-    </w:lvl>
-    <w:lvl w:ilvl="1" w:tentative="1">
-      <w:start w:val="1"/>
-      <w:numFmt w:val="decimal"/>
-      <w:lvlText w:val="%2."/>
-      <w:lvlJc w:val="left"/>
-      <w:pPr>
-        <w:tabs>
-          <w:tab w:val="num" w:pos="1440"/>
-        </w:tabs>
-        <w:ind w:left="1440" w:hanging="360"/>
-      </w:pPr>
-    </w:lvl>
-    <w:lvl w:ilvl="2" w:tentative="1">
-      <w:start w:val="1"/>
-      <w:numFmt w:val="decimal"/>
-      <w:lvlText w:val="%3."/>
-      <w:lvlJc w:val="left"/>
-      <w:pPr>
-        <w:tabs>
-          <w:tab w:val="num" w:pos="2160"/>
-        </w:tabs>
-        <w:ind w:left="2160" w:hanging="360"/>
-      </w:pPr>
-    </w:lvl>
-    <w:lvl w:ilvl="3" w:tentative="1">
-      <w:start w:val="1"/>
-      <w:numFmt w:val="decimal"/>
-      <w:lvlText w:val="%4."/>
-      <w:lvlJc w:val="left"/>
-      <w:pPr>
-        <w:tabs>
-          <w:tab w:val="num" w:pos="2880"/>
-        </w:tabs>
-        <w:ind w:left="2880" w:hanging="360"/>
-      </w:pPr>
-    </w:lvl>
-    <w:lvl w:ilvl="4" w:tentative="1">
-      <w:start w:val="1"/>
-      <w:numFmt w:val="decimal"/>
-      <w:lvlText w:val="%5."/>
-      <w:lvlJc w:val="left"/>
-      <w:pPr>
-        <w:tabs>
-          <w:tab w:val="num" w:pos="3600"/>
-        </w:tabs>
-        <w:ind w:left="3600" w:hanging="360"/>
-      </w:pPr>
-    </w:lvl>
-    <w:lvl w:ilvl="5" w:tentative="1">
-      <w:start w:val="1"/>
-      <w:numFmt w:val="decimal"/>
-      <w:lvlText w:val="%6."/>
-      <w:lvlJc w:val="left"/>
-      <w:pPr>
-        <w:tabs>
-          <w:tab w:val="num" w:pos="4320"/>
-        </w:tabs>
-        <w:ind w:left="4320" w:hanging="360"/>
-      </w:pPr>
-    </w:lvl>
-    <w:lvl w:ilvl="6" w:tentative="1">
-      <w:start w:val="1"/>
-      <w:numFmt w:val="decimal"/>
-      <w:lvlText w:val="%7."/>
-      <w:lvlJc w:val="left"/>
-      <w:pPr>
-        <w:tabs>
-          <w:tab w:val="num" w:pos="5040"/>
-        </w:tabs>
-        <w:ind w:left="5040" w:hanging="360"/>
-      </w:pPr>
-    </w:lvl>
-    <w:lvl w:ilvl="7" w:tentative="1">
-      <w:start w:val="1"/>
-      <w:numFmt w:val="decimal"/>
-      <w:lvlText w:val="%8."/>
-      <w:lvlJc w:val="left"/>
-      <w:pPr>
-        <w:tabs>
-          <w:tab w:val="num" w:pos="5760"/>
-        </w:tabs>
-        <w:ind w:left="5760" w:hanging="360"/>
-      </w:pPr>
-    </w:lvl>
-    <w:lvl w:ilvl="8" w:tentative="1">
-      <w:start w:val="1"/>
-      <w:numFmt w:val="decimal"/>
-      <w:lvlText w:val="%9."/>
-      <w:lvlJc w:val="left"/>
-      <w:pPr>
-        <w:tabs>
-          <w:tab w:val="num" w:pos="6480"/>
-        </w:tabs>
-        <w:ind w:left="6480" w:hanging="360"/>
-      </w:pPr>
-    </w:lvl>
-  </w:abstractNum>
-  <w:abstractNum w:abstractNumId="27" w15:restartNumberingAfterBreak="0">
-    <w:nsid w:val="3B4D358E"/>
-    <w:multiLevelType w:val="multilevel"/>
-    <w:tmpl w:val="9D929180"/>
-    <w:lvl w:ilvl="0">
-      <w:start w:val="1"/>
-      <w:numFmt w:val="bullet"/>
-      <w:lvlText w:val=""/>
-      <w:lvlJc w:val="left"/>
-      <w:pPr>
-        <w:tabs>
-          <w:tab w:val="num" w:pos="720"/>
-        </w:tabs>
-        <w:ind w:left="720" w:hanging="360"/>
-      </w:pPr>
-      <w:rPr>
-        <w:rFonts w:ascii="Symbol" w:hAnsi="Symbol" w:hint="default"/>
-        <w:sz w:val="20"/>
-      </w:rPr>
-    </w:lvl>
-    <w:lvl w:ilvl="1">
-      <w:start w:val="1"/>
-      <w:numFmt w:val="bullet"/>
-      <w:lvlText w:val="o"/>
-      <w:lvlJc w:val="left"/>
-      <w:pPr>
-        <w:tabs>
-          <w:tab w:val="num" w:pos="1440"/>
-        </w:tabs>
-        <w:ind w:left="1440" w:hanging="360"/>
-      </w:pPr>
-      <w:rPr>
-        <w:rFonts w:ascii="Courier New" w:hAnsi="Courier New" w:hint="default"/>
-        <w:sz w:val="20"/>
-      </w:rPr>
-    </w:lvl>
-    <w:lvl w:ilvl="2" w:tentative="1">
-      <w:start w:val="1"/>
-      <w:numFmt w:val="bullet"/>
-      <w:lvlText w:val=""/>
-      <w:lvlJc w:val="left"/>
-      <w:pPr>
-        <w:tabs>
-          <w:tab w:val="num" w:pos="2160"/>
-        </w:tabs>
-        <w:ind w:left="2160" w:hanging="360"/>
-      </w:pPr>
-      <w:rPr>
-        <w:rFonts w:ascii="Wingdings" w:hAnsi="Wingdings" w:hint="default"/>
-        <w:sz w:val="20"/>
-      </w:rPr>
-    </w:lvl>
-    <w:lvl w:ilvl="3" w:tentative="1">
-      <w:start w:val="1"/>
-      <w:numFmt w:val="bullet"/>
-      <w:lvlText w:val=""/>
-      <w:lvlJc w:val="left"/>
-      <w:pPr>
-        <w:tabs>
-          <w:tab w:val="num" w:pos="2880"/>
-        </w:tabs>
-        <w:ind w:left="2880" w:hanging="360"/>
-      </w:pPr>
-      <w:rPr>
-        <w:rFonts w:ascii="Wingdings" w:hAnsi="Wingdings" w:hint="default"/>
-        <w:sz w:val="20"/>
-      </w:rPr>
-    </w:lvl>
-    <w:lvl w:ilvl="4" w:tentative="1">
-      <w:start w:val="1"/>
-      <w:numFmt w:val="bullet"/>
-      <w:lvlText w:val=""/>
-      <w:lvlJc w:val="left"/>
-      <w:pPr>
-        <w:tabs>
-          <w:tab w:val="num" w:pos="3600"/>
-        </w:tabs>
-        <w:ind w:left="3600" w:hanging="360"/>
-      </w:pPr>
-      <w:rPr>
-        <w:rFonts w:ascii="Wingdings" w:hAnsi="Wingdings" w:hint="default"/>
-        <w:sz w:val="20"/>
-      </w:rPr>
-    </w:lvl>
-    <w:lvl w:ilvl="5" w:tentative="1">
-      <w:start w:val="1"/>
-      <w:numFmt w:val="bullet"/>
-      <w:lvlText w:val=""/>
-      <w:lvlJc w:val="left"/>
-      <w:pPr>
-        <w:tabs>
-          <w:tab w:val="num" w:pos="4320"/>
-        </w:tabs>
-        <w:ind w:left="4320" w:hanging="360"/>
-      </w:pPr>
-      <w:rPr>
-        <w:rFonts w:ascii="Wingdings" w:hAnsi="Wingdings" w:hint="default"/>
-        <w:sz w:val="20"/>
-      </w:rPr>
-    </w:lvl>
-    <w:lvl w:ilvl="6" w:tentative="1">
-      <w:start w:val="1"/>
-      <w:numFmt w:val="bullet"/>
-      <w:lvlText w:val=""/>
-      <w:lvlJc w:val="left"/>
-      <w:pPr>
-        <w:tabs>
-          <w:tab w:val="num" w:pos="5040"/>
-        </w:tabs>
-        <w:ind w:left="5040" w:hanging="360"/>
-      </w:pPr>
-      <w:rPr>
-        <w:rFonts w:ascii="Wingdings" w:hAnsi="Wingdings" w:hint="default"/>
-        <w:sz w:val="20"/>
-      </w:rPr>
-    </w:lvl>
-    <w:lvl w:ilvl="7" w:tentative="1">
-      <w:start w:val="1"/>
-      <w:numFmt w:val="bullet"/>
-      <w:lvlText w:val=""/>
-      <w:lvlJc w:val="left"/>
-      <w:pPr>
-        <w:tabs>
-          <w:tab w:val="num" w:pos="5760"/>
-        </w:tabs>
-        <w:ind w:left="5760" w:hanging="360"/>
-      </w:pPr>
-      <w:rPr>
-        <w:rFonts w:ascii="Wingdings" w:hAnsi="Wingdings" w:hint="default"/>
-        <w:sz w:val="20"/>
-      </w:rPr>
-    </w:lvl>
-    <w:lvl w:ilvl="8" w:tentative="1">
-      <w:start w:val="1"/>
-      <w:numFmt w:val="bullet"/>
-      <w:lvlText w:val=""/>
-      <w:lvlJc w:val="left"/>
-      <w:pPr>
-        <w:tabs>
-          <w:tab w:val="num" w:pos="6480"/>
-        </w:tabs>
-        <w:ind w:left="6480" w:hanging="360"/>
-      </w:pPr>
-      <w:rPr>
-        <w:rFonts w:ascii="Wingdings" w:hAnsi="Wingdings" w:hint="default"/>
-        <w:sz w:val="20"/>
-      </w:rPr>
-    </w:lvl>
-  </w:abstractNum>
-  <w:abstractNum w:abstractNumId="28" w15:restartNumberingAfterBreak="0">
-    <w:nsid w:val="3C385ECC"/>
-    <w:multiLevelType w:val="multilevel"/>
-    <w:tmpl w:val="ED30F866"/>
-    <w:lvl w:ilvl="0">
-      <w:start w:val="1"/>
-      <w:numFmt w:val="decimal"/>
-      <w:lvlText w:val="%1."/>
-      <w:lvlJc w:val="left"/>
-      <w:pPr>
-        <w:tabs>
-          <w:tab w:val="num" w:pos="720"/>
-        </w:tabs>
-        <w:ind w:left="720" w:hanging="360"/>
-      </w:pPr>
-    </w:lvl>
-    <w:lvl w:ilvl="1" w:tentative="1">
-      <w:start w:val="1"/>
-      <w:numFmt w:val="decimal"/>
-      <w:lvlText w:val="%2."/>
-      <w:lvlJc w:val="left"/>
-      <w:pPr>
-        <w:tabs>
-          <w:tab w:val="num" w:pos="1440"/>
-        </w:tabs>
-        <w:ind w:left="1440" w:hanging="360"/>
-      </w:pPr>
-    </w:lvl>
-    <w:lvl w:ilvl="2" w:tentative="1">
-      <w:start w:val="1"/>
-      <w:numFmt w:val="decimal"/>
-      <w:lvlText w:val="%3."/>
-      <w:lvlJc w:val="left"/>
-      <w:pPr>
-        <w:tabs>
-          <w:tab w:val="num" w:pos="2160"/>
-        </w:tabs>
-        <w:ind w:left="2160" w:hanging="360"/>
-      </w:pPr>
-    </w:lvl>
-    <w:lvl w:ilvl="3" w:tentative="1">
-      <w:start w:val="1"/>
-      <w:numFmt w:val="decimal"/>
-      <w:lvlText w:val="%4."/>
-      <w:lvlJc w:val="left"/>
-      <w:pPr>
-        <w:tabs>
-          <w:tab w:val="num" w:pos="2880"/>
-        </w:tabs>
-        <w:ind w:left="2880" w:hanging="360"/>
-      </w:pPr>
-    </w:lvl>
-    <w:lvl w:ilvl="4" w:tentative="1">
-      <w:start w:val="1"/>
-      <w:numFmt w:val="decimal"/>
-      <w:lvlText w:val="%5."/>
-      <w:lvlJc w:val="left"/>
-      <w:pPr>
-        <w:tabs>
-          <w:tab w:val="num" w:pos="3600"/>
-        </w:tabs>
-        <w:ind w:left="3600" w:hanging="360"/>
-      </w:pPr>
-    </w:lvl>
-    <w:lvl w:ilvl="5" w:tentative="1">
-      <w:start w:val="1"/>
-      <w:numFmt w:val="decimal"/>
-      <w:lvlText w:val="%6."/>
-      <w:lvlJc w:val="left"/>
-      <w:pPr>
-        <w:tabs>
-          <w:tab w:val="num" w:pos="4320"/>
-        </w:tabs>
-        <w:ind w:left="4320" w:hanging="360"/>
-      </w:pPr>
-    </w:lvl>
-    <w:lvl w:ilvl="6" w:tentative="1">
-      <w:start w:val="1"/>
-      <w:numFmt w:val="decimal"/>
-      <w:lvlText w:val="%7."/>
-      <w:lvlJc w:val="left"/>
-      <w:pPr>
-        <w:tabs>
-          <w:tab w:val="num" w:pos="5040"/>
-        </w:tabs>
-        <w:ind w:left="5040" w:hanging="360"/>
-      </w:pPr>
-    </w:lvl>
-    <w:lvl w:ilvl="7" w:tentative="1">
-      <w:start w:val="1"/>
-      <w:numFmt w:val="decimal"/>
-      <w:lvlText w:val="%8."/>
-      <w:lvlJc w:val="left"/>
-      <w:pPr>
-        <w:tabs>
-          <w:tab w:val="num" w:pos="5760"/>
-        </w:tabs>
-        <w:ind w:left="5760" w:hanging="360"/>
-      </w:pPr>
-    </w:lvl>
-    <w:lvl w:ilvl="8" w:tentative="1">
-      <w:start w:val="1"/>
-      <w:numFmt w:val="decimal"/>
-      <w:lvlText w:val="%9."/>
-      <w:lvlJc w:val="left"/>
-      <w:pPr>
-        <w:tabs>
-          <w:tab w:val="num" w:pos="6480"/>
-        </w:tabs>
-        <w:ind w:left="6480" w:hanging="360"/>
-      </w:pPr>
-    </w:lvl>
-  </w:abstractNum>
-  <w:abstractNum w:abstractNumId="29" w15:restartNumberingAfterBreak="0">
-    <w:nsid w:val="3D3D104A"/>
-    <w:multiLevelType w:val="multilevel"/>
-    <w:tmpl w:val="2DCA1DF6"/>
-    <w:lvl w:ilvl="0">
-      <w:start w:val="1"/>
-      <w:numFmt w:val="bullet"/>
-      <w:lvlText w:val=""/>
-      <w:lvlJc w:val="left"/>
-      <w:pPr>
-        <w:tabs>
-          <w:tab w:val="num" w:pos="720"/>
-        </w:tabs>
-        <w:ind w:left="720" w:hanging="360"/>
-      </w:pPr>
-      <w:rPr>
-        <w:rFonts w:ascii="Symbol" w:hAnsi="Symbol" w:hint="default"/>
-        <w:sz w:val="20"/>
-      </w:rPr>
-    </w:lvl>
-    <w:lvl w:ilvl="1" w:tentative="1">
-      <w:start w:val="1"/>
-      <w:numFmt w:val="bullet"/>
-      <w:lvlText w:val="o"/>
-      <w:lvlJc w:val="left"/>
-      <w:pPr>
-        <w:tabs>
-          <w:tab w:val="num" w:pos="1440"/>
-        </w:tabs>
-        <w:ind w:left="1440" w:hanging="360"/>
-      </w:pPr>
-      <w:rPr>
-        <w:rFonts w:ascii="Courier New" w:hAnsi="Courier New" w:hint="default"/>
-        <w:sz w:val="20"/>
-      </w:rPr>
-    </w:lvl>
-    <w:lvl w:ilvl="2" w:tentative="1">
-      <w:start w:val="1"/>
-      <w:numFmt w:val="bullet"/>
-      <w:lvlText w:val=""/>
-      <w:lvlJc w:val="left"/>
-      <w:pPr>
-        <w:tabs>
-          <w:tab w:val="num" w:pos="2160"/>
-        </w:tabs>
-        <w:ind w:left="2160" w:hanging="360"/>
-      </w:pPr>
-      <w:rPr>
-        <w:rFonts w:ascii="Wingdings" w:hAnsi="Wingdings" w:hint="default"/>
-        <w:sz w:val="20"/>
-      </w:rPr>
-    </w:lvl>
-    <w:lvl w:ilvl="3" w:tentative="1">
-      <w:start w:val="1"/>
-      <w:numFmt w:val="bullet"/>
-      <w:lvlText w:val=""/>
-      <w:lvlJc w:val="left"/>
-      <w:pPr>
-        <w:tabs>
-          <w:tab w:val="num" w:pos="2880"/>
-        </w:tabs>
-        <w:ind w:left="2880" w:hanging="360"/>
-      </w:pPr>
-      <w:rPr>
-        <w:rFonts w:ascii="Wingdings" w:hAnsi="Wingdings" w:hint="default"/>
-        <w:sz w:val="20"/>
-      </w:rPr>
-    </w:lvl>
-    <w:lvl w:ilvl="4" w:tentative="1">
-      <w:start w:val="1"/>
-      <w:numFmt w:val="bullet"/>
-      <w:lvlText w:val=""/>
-      <w:lvlJc w:val="left"/>
-      <w:pPr>
-        <w:tabs>
-          <w:tab w:val="num" w:pos="3600"/>
-        </w:tabs>
-        <w:ind w:left="3600" w:hanging="360"/>
-      </w:pPr>
-      <w:rPr>
-        <w:rFonts w:ascii="Wingdings" w:hAnsi="Wingdings" w:hint="default"/>
-        <w:sz w:val="20"/>
-      </w:rPr>
-    </w:lvl>
-    <w:lvl w:ilvl="5" w:tentative="1">
-      <w:start w:val="1"/>
-      <w:numFmt w:val="bullet"/>
-      <w:lvlText w:val=""/>
-      <w:lvlJc w:val="left"/>
-      <w:pPr>
-        <w:tabs>
-          <w:tab w:val="num" w:pos="4320"/>
-        </w:tabs>
-        <w:ind w:left="4320" w:hanging="360"/>
-      </w:pPr>
-      <w:rPr>
-        <w:rFonts w:ascii="Wingdings" w:hAnsi="Wingdings" w:hint="default"/>
-        <w:sz w:val="20"/>
-      </w:rPr>
-    </w:lvl>
-    <w:lvl w:ilvl="6" w:tentative="1">
-      <w:start w:val="1"/>
-      <w:numFmt w:val="bullet"/>
-      <w:lvlText w:val=""/>
-      <w:lvlJc w:val="left"/>
-      <w:pPr>
-        <w:tabs>
-          <w:tab w:val="num" w:pos="5040"/>
-        </w:tabs>
-        <w:ind w:left="5040" w:hanging="360"/>
-      </w:pPr>
-      <w:rPr>
-        <w:rFonts w:ascii="Wingdings" w:hAnsi="Wingdings" w:hint="default"/>
-        <w:sz w:val="20"/>
-      </w:rPr>
-    </w:lvl>
-    <w:lvl w:ilvl="7" w:tentative="1">
-      <w:start w:val="1"/>
-      <w:numFmt w:val="bullet"/>
-      <w:lvlText w:val=""/>
-      <w:lvlJc w:val="left"/>
-      <w:pPr>
-        <w:tabs>
-          <w:tab w:val="num" w:pos="5760"/>
-        </w:tabs>
-        <w:ind w:left="5760" w:hanging="360"/>
-      </w:pPr>
-      <w:rPr>
-        <w:rFonts w:ascii="Wingdings" w:hAnsi="Wingdings" w:hint="default"/>
-        <w:sz w:val="20"/>
-      </w:rPr>
-    </w:lvl>
-    <w:lvl w:ilvl="8" w:tentative="1">
-      <w:start w:val="1"/>
-      <w:numFmt w:val="bullet"/>
-      <w:lvlText w:val=""/>
-      <w:lvlJc w:val="left"/>
-      <w:pPr>
-        <w:tabs>
-          <w:tab w:val="num" w:pos="6480"/>
-        </w:tabs>
-        <w:ind w:left="6480" w:hanging="360"/>
-      </w:pPr>
-      <w:rPr>
-        <w:rFonts w:ascii="Wingdings" w:hAnsi="Wingdings" w:hint="default"/>
-        <w:sz w:val="20"/>
-      </w:rPr>
-    </w:lvl>
-  </w:abstractNum>
-  <w:abstractNum w:abstractNumId="30" w15:restartNumberingAfterBreak="0">
-    <w:nsid w:val="41715C0D"/>
-    <w:multiLevelType w:val="hybridMultilevel"/>
-    <w:tmpl w:val="375C3B6A"/>
-    <w:lvl w:ilvl="0" w:tplc="04090001">
-      <w:start w:val="1"/>
-      <w:numFmt w:val="bullet"/>
-      <w:lvlText w:val=""/>
-      <w:lvlJc w:val="left"/>
-      <w:pPr>
-        <w:ind w:left="720" w:hanging="360"/>
-      </w:pPr>
-      <w:rPr>
-        <w:rFonts w:ascii="Symbol" w:hAnsi="Symbol" w:hint="default"/>
-      </w:rPr>
-    </w:lvl>
-    <w:lvl w:ilvl="1" w:tplc="04090003" w:tentative="1">
-      <w:start w:val="1"/>
-      <w:numFmt w:val="bullet"/>
-      <w:lvlText w:val="o"/>
-      <w:lvlJc w:val="left"/>
-      <w:pPr>
-        <w:ind w:left="1440" w:hanging="360"/>
-      </w:pPr>
-      <w:rPr>
-        <w:rFonts w:ascii="Courier New" w:hAnsi="Courier New" w:cs="Courier New" w:hint="default"/>
-      </w:rPr>
-    </w:lvl>
-    <w:lvl w:ilvl="2" w:tplc="04090005" w:tentative="1">
-      <w:start w:val="1"/>
-      <w:numFmt w:val="bullet"/>
-      <w:lvlText w:val=""/>
-      <w:lvlJc w:val="left"/>
-      <w:pPr>
-        <w:ind w:left="2160" w:hanging="360"/>
-      </w:pPr>
-      <w:rPr>
-        <w:rFonts w:ascii="Wingdings" w:hAnsi="Wingdings" w:hint="default"/>
-      </w:rPr>
-    </w:lvl>
-    <w:lvl w:ilvl="3" w:tplc="04090001" w:tentative="1">
-      <w:start w:val="1"/>
-      <w:numFmt w:val="bullet"/>
-      <w:lvlText w:val=""/>
-      <w:lvlJc w:val="left"/>
-      <w:pPr>
-        <w:ind w:left="2880" w:hanging="360"/>
-      </w:pPr>
-      <w:rPr>
-        <w:rFonts w:ascii="Symbol" w:hAnsi="Symbol" w:hint="default"/>
-      </w:rPr>
-    </w:lvl>
-    <w:lvl w:ilvl="4" w:tplc="04090003" w:tentative="1">
-      <w:start w:val="1"/>
-      <w:numFmt w:val="bullet"/>
-      <w:lvlText w:val="o"/>
-      <w:lvlJc w:val="left"/>
-      <w:pPr>
-        <w:ind w:left="3600" w:hanging="360"/>
-      </w:pPr>
-      <w:rPr>
-        <w:rFonts w:ascii="Courier New" w:hAnsi="Courier New" w:cs="Courier New" w:hint="default"/>
-      </w:rPr>
-    </w:lvl>
-    <w:lvl w:ilvl="5" w:tplc="04090005" w:tentative="1">
-      <w:start w:val="1"/>
-      <w:numFmt w:val="bullet"/>
-      <w:lvlText w:val=""/>
-      <w:lvlJc w:val="left"/>
-      <w:pPr>
-        <w:ind w:left="4320" w:hanging="360"/>
-      </w:pPr>
-      <w:rPr>
-        <w:rFonts w:ascii="Wingdings" w:hAnsi="Wingdings" w:hint="default"/>
-      </w:rPr>
-    </w:lvl>
-    <w:lvl w:ilvl="6" w:tplc="04090001" w:tentative="1">
-      <w:start w:val="1"/>
-      <w:numFmt w:val="bullet"/>
-      <w:lvlText w:val=""/>
-      <w:lvlJc w:val="left"/>
-      <w:pPr>
-        <w:ind w:left="5040" w:hanging="360"/>
-      </w:pPr>
-      <w:rPr>
-        <w:rFonts w:ascii="Symbol" w:hAnsi="Symbol" w:hint="default"/>
-      </w:rPr>
-    </w:lvl>
-    <w:lvl w:ilvl="7" w:tplc="04090003" w:tentative="1">
-      <w:start w:val="1"/>
-      <w:numFmt w:val="bullet"/>
-      <w:lvlText w:val="o"/>
-      <w:lvlJc w:val="left"/>
-      <w:pPr>
-        <w:ind w:left="5760" w:hanging="360"/>
-      </w:pPr>
-      <w:rPr>
-        <w:rFonts w:ascii="Courier New" w:hAnsi="Courier New" w:cs="Courier New" w:hint="default"/>
-      </w:rPr>
-    </w:lvl>
-    <w:lvl w:ilvl="8" w:tplc="04090005" w:tentative="1">
-      <w:start w:val="1"/>
-      <w:numFmt w:val="bullet"/>
-      <w:lvlText w:val=""/>
-      <w:lvlJc w:val="left"/>
-      <w:pPr>
-        <w:ind w:left="6480" w:hanging="360"/>
-      </w:pPr>
-      <w:rPr>
-        <w:rFonts w:ascii="Wingdings" w:hAnsi="Wingdings" w:hint="default"/>
-      </w:rPr>
-    </w:lvl>
-  </w:abstractNum>
-  <w:abstractNum w:abstractNumId="31" w15:restartNumberingAfterBreak="0">
-    <w:nsid w:val="41F76B48"/>
-    <w:multiLevelType w:val="multilevel"/>
-    <w:tmpl w:val="0616F7A4"/>
-    <w:lvl w:ilvl="0">
-      <w:start w:val="1"/>
-      <w:numFmt w:val="bullet"/>
-      <w:lvlText w:val=""/>
-      <w:lvlJc w:val="left"/>
-      <w:pPr>
-        <w:tabs>
-          <w:tab w:val="num" w:pos="720"/>
-        </w:tabs>
-        <w:ind w:left="720" w:hanging="360"/>
-      </w:pPr>
-      <w:rPr>
-        <w:rFonts w:ascii="Symbol" w:hAnsi="Symbol" w:hint="default"/>
-        <w:sz w:val="20"/>
-      </w:rPr>
-    </w:lvl>
-    <w:lvl w:ilvl="1" w:tentative="1">
-      <w:start w:val="1"/>
-      <w:numFmt w:val="bullet"/>
-      <w:lvlText w:val="o"/>
-      <w:lvlJc w:val="left"/>
-      <w:pPr>
-        <w:tabs>
-          <w:tab w:val="num" w:pos="1440"/>
-        </w:tabs>
-        <w:ind w:left="1440" w:hanging="360"/>
-      </w:pPr>
-      <w:rPr>
-        <w:rFonts w:ascii="Courier New" w:hAnsi="Courier New" w:hint="default"/>
-        <w:sz w:val="20"/>
-      </w:rPr>
-    </w:lvl>
-    <w:lvl w:ilvl="2" w:tentative="1">
-      <w:start w:val="1"/>
-      <w:numFmt w:val="bullet"/>
-      <w:lvlText w:val=""/>
-      <w:lvlJc w:val="left"/>
-      <w:pPr>
-        <w:tabs>
-          <w:tab w:val="num" w:pos="2160"/>
-        </w:tabs>
-        <w:ind w:left="2160" w:hanging="360"/>
-      </w:pPr>
-      <w:rPr>
-        <w:rFonts w:ascii="Wingdings" w:hAnsi="Wingdings" w:hint="default"/>
-        <w:sz w:val="20"/>
-      </w:rPr>
-    </w:lvl>
-    <w:lvl w:ilvl="3" w:tentative="1">
-      <w:start w:val="1"/>
-      <w:numFmt w:val="bullet"/>
-      <w:lvlText w:val=""/>
-      <w:lvlJc w:val="left"/>
-      <w:pPr>
-        <w:tabs>
-          <w:tab w:val="num" w:pos="2880"/>
-        </w:tabs>
-        <w:ind w:left="2880" w:hanging="360"/>
-      </w:pPr>
-      <w:rPr>
-        <w:rFonts w:ascii="Wingdings" w:hAnsi="Wingdings" w:hint="default"/>
-        <w:sz w:val="20"/>
-      </w:rPr>
-    </w:lvl>
-    <w:lvl w:ilvl="4" w:tentative="1">
-      <w:start w:val="1"/>
-      <w:numFmt w:val="bullet"/>
-      <w:lvlText w:val=""/>
-      <w:lvlJc w:val="left"/>
-      <w:pPr>
-        <w:tabs>
-          <w:tab w:val="num" w:pos="3600"/>
-        </w:tabs>
-        <w:ind w:left="3600" w:hanging="360"/>
-      </w:pPr>
-      <w:rPr>
-        <w:rFonts w:ascii="Wingdings" w:hAnsi="Wingdings" w:hint="default"/>
-        <w:sz w:val="20"/>
-      </w:rPr>
-    </w:lvl>
-    <w:lvl w:ilvl="5" w:tentative="1">
-      <w:start w:val="1"/>
-      <w:numFmt w:val="bullet"/>
-      <w:lvlText w:val=""/>
-      <w:lvlJc w:val="left"/>
-      <w:pPr>
-        <w:tabs>
-          <w:tab w:val="num" w:pos="4320"/>
-        </w:tabs>
-        <w:ind w:left="4320" w:hanging="360"/>
-      </w:pPr>
-      <w:rPr>
-        <w:rFonts w:ascii="Wingdings" w:hAnsi="Wingdings" w:hint="default"/>
-        <w:sz w:val="20"/>
-      </w:rPr>
-    </w:lvl>
-    <w:lvl w:ilvl="6" w:tentative="1">
-      <w:start w:val="1"/>
-      <w:numFmt w:val="bullet"/>
-      <w:lvlText w:val=""/>
-      <w:lvlJc w:val="left"/>
-      <w:pPr>
-        <w:tabs>
-          <w:tab w:val="num" w:pos="5040"/>
-        </w:tabs>
-        <w:ind w:left="5040" w:hanging="360"/>
-      </w:pPr>
-      <w:rPr>
-        <w:rFonts w:ascii="Wingdings" w:hAnsi="Wingdings" w:hint="default"/>
-        <w:sz w:val="20"/>
-      </w:rPr>
-    </w:lvl>
-    <w:lvl w:ilvl="7" w:tentative="1">
-      <w:start w:val="1"/>
-      <w:numFmt w:val="bullet"/>
-      <w:lvlText w:val=""/>
-      <w:lvlJc w:val="left"/>
-      <w:pPr>
-        <w:tabs>
-          <w:tab w:val="num" w:pos="5760"/>
-        </w:tabs>
-        <w:ind w:left="5760" w:hanging="360"/>
-      </w:pPr>
-      <w:rPr>
-        <w:rFonts w:ascii="Wingdings" w:hAnsi="Wingdings" w:hint="default"/>
-        <w:sz w:val="20"/>
-      </w:rPr>
-    </w:lvl>
-    <w:lvl w:ilvl="8" w:tentative="1">
-      <w:start w:val="1"/>
-      <w:numFmt w:val="bullet"/>
-      <w:lvlText w:val=""/>
-      <w:lvlJc w:val="left"/>
-      <w:pPr>
-        <w:tabs>
-          <w:tab w:val="num" w:pos="6480"/>
-        </w:tabs>
-        <w:ind w:left="6480" w:hanging="360"/>
-      </w:pPr>
-      <w:rPr>
-        <w:rFonts w:ascii="Wingdings" w:hAnsi="Wingdings" w:hint="default"/>
-        <w:sz w:val="20"/>
-      </w:rPr>
-    </w:lvl>
-  </w:abstractNum>
-  <w:abstractNum w:abstractNumId="32" w15:restartNumberingAfterBreak="0">
-    <w:nsid w:val="44192CA8"/>
-    <w:multiLevelType w:val="multilevel"/>
-    <w:tmpl w:val="BA84EA66"/>
-    <w:lvl w:ilvl="0">
-      <w:start w:val="1"/>
-      <w:numFmt w:val="bullet"/>
-      <w:lvlText w:val=""/>
-      <w:lvlJc w:val="left"/>
-      <w:pPr>
-        <w:tabs>
-          <w:tab w:val="num" w:pos="720"/>
-        </w:tabs>
-        <w:ind w:left="720" w:hanging="360"/>
-      </w:pPr>
-      <w:rPr>
-        <w:rFonts w:ascii="Symbol" w:hAnsi="Symbol" w:hint="default"/>
-        <w:sz w:val="20"/>
-      </w:rPr>
-    </w:lvl>
-    <w:lvl w:ilvl="1" w:tentative="1">
-      <w:start w:val="1"/>
-      <w:numFmt w:val="bullet"/>
-      <w:lvlText w:val="o"/>
-      <w:lvlJc w:val="left"/>
-      <w:pPr>
-        <w:tabs>
-          <w:tab w:val="num" w:pos="1440"/>
-        </w:tabs>
-        <w:ind w:left="1440" w:hanging="360"/>
-      </w:pPr>
-      <w:rPr>
-        <w:rFonts w:ascii="Courier New" w:hAnsi="Courier New" w:hint="default"/>
-        <w:sz w:val="20"/>
-      </w:rPr>
-    </w:lvl>
-    <w:lvl w:ilvl="2" w:tentative="1">
-      <w:start w:val="1"/>
-      <w:numFmt w:val="bullet"/>
-      <w:lvlText w:val=""/>
-      <w:lvlJc w:val="left"/>
-      <w:pPr>
-        <w:tabs>
-          <w:tab w:val="num" w:pos="2160"/>
-        </w:tabs>
-        <w:ind w:left="2160" w:hanging="360"/>
-      </w:pPr>
-      <w:rPr>
-        <w:rFonts w:ascii="Wingdings" w:hAnsi="Wingdings" w:hint="default"/>
-        <w:sz w:val="20"/>
-      </w:rPr>
-    </w:lvl>
-    <w:lvl w:ilvl="3" w:tentative="1">
-      <w:start w:val="1"/>
-      <w:numFmt w:val="bullet"/>
-      <w:lvlText w:val=""/>
-      <w:lvlJc w:val="left"/>
-      <w:pPr>
-        <w:tabs>
-          <w:tab w:val="num" w:pos="2880"/>
-        </w:tabs>
-        <w:ind w:left="2880" w:hanging="360"/>
-      </w:pPr>
-      <w:rPr>
-        <w:rFonts w:ascii="Wingdings" w:hAnsi="Wingdings" w:hint="default"/>
-        <w:sz w:val="20"/>
-      </w:rPr>
-    </w:lvl>
-    <w:lvl w:ilvl="4" w:tentative="1">
-      <w:start w:val="1"/>
-      <w:numFmt w:val="bullet"/>
-      <w:lvlText w:val=""/>
-      <w:lvlJc w:val="left"/>
-      <w:pPr>
-        <w:tabs>
-          <w:tab w:val="num" w:pos="3600"/>
-        </w:tabs>
-        <w:ind w:left="3600" w:hanging="360"/>
-      </w:pPr>
-      <w:rPr>
-        <w:rFonts w:ascii="Wingdings" w:hAnsi="Wingdings" w:hint="default"/>
-        <w:sz w:val="20"/>
-      </w:rPr>
-    </w:lvl>
-    <w:lvl w:ilvl="5" w:tentative="1">
-      <w:start w:val="1"/>
-      <w:numFmt w:val="bullet"/>
-      <w:lvlText w:val=""/>
-      <w:lvlJc w:val="left"/>
-      <w:pPr>
-        <w:tabs>
-          <w:tab w:val="num" w:pos="4320"/>
-        </w:tabs>
-        <w:ind w:left="4320" w:hanging="360"/>
-      </w:pPr>
-      <w:rPr>
-        <w:rFonts w:ascii="Wingdings" w:hAnsi="Wingdings" w:hint="default"/>
-        <w:sz w:val="20"/>
-      </w:rPr>
-    </w:lvl>
-    <w:lvl w:ilvl="6" w:tentative="1">
-      <w:start w:val="1"/>
-      <w:numFmt w:val="bullet"/>
-      <w:lvlText w:val=""/>
-      <w:lvlJc w:val="left"/>
-      <w:pPr>
-        <w:tabs>
-          <w:tab w:val="num" w:pos="5040"/>
-        </w:tabs>
-        <w:ind w:left="5040" w:hanging="360"/>
-      </w:pPr>
-      <w:rPr>
-        <w:rFonts w:ascii="Wingdings" w:hAnsi="Wingdings" w:hint="default"/>
-        <w:sz w:val="20"/>
-      </w:rPr>
-    </w:lvl>
-    <w:lvl w:ilvl="7" w:tentative="1">
-      <w:start w:val="1"/>
-      <w:numFmt w:val="bullet"/>
-      <w:lvlText w:val=""/>
-      <w:lvlJc w:val="left"/>
-      <w:pPr>
-        <w:tabs>
-          <w:tab w:val="num" w:pos="5760"/>
-        </w:tabs>
-        <w:ind w:left="5760" w:hanging="360"/>
-      </w:pPr>
-      <w:rPr>
-        <w:rFonts w:ascii="Wingdings" w:hAnsi="Wingdings" w:hint="default"/>
-        <w:sz w:val="20"/>
-      </w:rPr>
-    </w:lvl>
-    <w:lvl w:ilvl="8" w:tentative="1">
-      <w:start w:val="1"/>
-      <w:numFmt w:val="bullet"/>
-      <w:lvlText w:val=""/>
-      <w:lvlJc w:val="left"/>
-      <w:pPr>
-        <w:tabs>
-          <w:tab w:val="num" w:pos="6480"/>
-        </w:tabs>
-        <w:ind w:left="6480" w:hanging="360"/>
-      </w:pPr>
-      <w:rPr>
-        <w:rFonts w:ascii="Wingdings" w:hAnsi="Wingdings" w:hint="default"/>
-        <w:sz w:val="20"/>
-      </w:rPr>
-    </w:lvl>
-  </w:abstractNum>
-  <w:abstractNum w:abstractNumId="33" w15:restartNumberingAfterBreak="0">
-    <w:nsid w:val="44EE1888"/>
-    <w:multiLevelType w:val="hybridMultilevel"/>
-    <w:tmpl w:val="B9BCF0D6"/>
-    <w:lvl w:ilvl="0" w:tplc="2160B432">
-      <w:numFmt w:val="bullet"/>
-      <w:lvlText w:val="-"/>
-      <w:lvlJc w:val="left"/>
-      <w:pPr>
-        <w:ind w:left="720" w:hanging="360"/>
-      </w:pPr>
-      <w:rPr>
-        <w:rFonts w:ascii="Calibri" w:eastAsiaTheme="minorHAnsi" w:hAnsi="Calibri" w:cs="Calibri" w:hint="default"/>
-      </w:rPr>
-    </w:lvl>
-    <w:lvl w:ilvl="1" w:tplc="04090003" w:tentative="1">
-      <w:start w:val="1"/>
-      <w:numFmt w:val="bullet"/>
-      <w:lvlText w:val="o"/>
-      <w:lvlJc w:val="left"/>
-      <w:pPr>
-        <w:ind w:left="1440" w:hanging="360"/>
-      </w:pPr>
-      <w:rPr>
-        <w:rFonts w:ascii="Courier New" w:hAnsi="Courier New" w:cs="Courier New" w:hint="default"/>
-      </w:rPr>
-    </w:lvl>
-    <w:lvl w:ilvl="2" w:tplc="04090005" w:tentative="1">
-      <w:start w:val="1"/>
-      <w:numFmt w:val="bullet"/>
-      <w:lvlText w:val=""/>
-      <w:lvlJc w:val="left"/>
-      <w:pPr>
-        <w:ind w:left="2160" w:hanging="360"/>
-      </w:pPr>
-      <w:rPr>
-        <w:rFonts w:ascii="Wingdings" w:hAnsi="Wingdings" w:hint="default"/>
-      </w:rPr>
-    </w:lvl>
-    <w:lvl w:ilvl="3" w:tplc="04090001" w:tentative="1">
-      <w:start w:val="1"/>
-      <w:numFmt w:val="bullet"/>
-      <w:lvlText w:val=""/>
-      <w:lvlJc w:val="left"/>
-      <w:pPr>
-        <w:ind w:left="2880" w:hanging="360"/>
-      </w:pPr>
-      <w:rPr>
-        <w:rFonts w:ascii="Symbol" w:hAnsi="Symbol" w:hint="default"/>
-      </w:rPr>
-    </w:lvl>
-    <w:lvl w:ilvl="4" w:tplc="04090003" w:tentative="1">
-      <w:start w:val="1"/>
-      <w:numFmt w:val="bullet"/>
-      <w:lvlText w:val="o"/>
-      <w:lvlJc w:val="left"/>
-      <w:pPr>
-        <w:ind w:left="3600" w:hanging="360"/>
-      </w:pPr>
-      <w:rPr>
-        <w:rFonts w:ascii="Courier New" w:hAnsi="Courier New" w:cs="Courier New" w:hint="default"/>
-      </w:rPr>
-    </w:lvl>
-    <w:lvl w:ilvl="5" w:tplc="04090005" w:tentative="1">
-      <w:start w:val="1"/>
-      <w:numFmt w:val="bullet"/>
-      <w:lvlText w:val=""/>
-      <w:lvlJc w:val="left"/>
-      <w:pPr>
-        <w:ind w:left="4320" w:hanging="360"/>
-      </w:pPr>
-      <w:rPr>
-        <w:rFonts w:ascii="Wingdings" w:hAnsi="Wingdings" w:hint="default"/>
-      </w:rPr>
-    </w:lvl>
-    <w:lvl w:ilvl="6" w:tplc="04090001" w:tentative="1">
-      <w:start w:val="1"/>
-      <w:numFmt w:val="bullet"/>
-      <w:lvlText w:val=""/>
-      <w:lvlJc w:val="left"/>
-      <w:pPr>
-        <w:ind w:left="5040" w:hanging="360"/>
-      </w:pPr>
-      <w:rPr>
-        <w:rFonts w:ascii="Symbol" w:hAnsi="Symbol" w:hint="default"/>
-      </w:rPr>
-    </w:lvl>
-    <w:lvl w:ilvl="7" w:tplc="04090003" w:tentative="1">
-      <w:start w:val="1"/>
-      <w:numFmt w:val="bullet"/>
-      <w:lvlText w:val="o"/>
-      <w:lvlJc w:val="left"/>
-      <w:pPr>
-        <w:ind w:left="5760" w:hanging="360"/>
-      </w:pPr>
-      <w:rPr>
-        <w:rFonts w:ascii="Courier New" w:hAnsi="Courier New" w:cs="Courier New" w:hint="default"/>
-      </w:rPr>
-    </w:lvl>
-    <w:lvl w:ilvl="8" w:tplc="04090005" w:tentative="1">
-      <w:start w:val="1"/>
-      <w:numFmt w:val="bullet"/>
-      <w:lvlText w:val=""/>
-      <w:lvlJc w:val="left"/>
-      <w:pPr>
-        <w:ind w:left="6480" w:hanging="360"/>
-      </w:pPr>
-      <w:rPr>
-        <w:rFonts w:ascii="Wingdings" w:hAnsi="Wingdings" w:hint="default"/>
-      </w:rPr>
-    </w:lvl>
-  </w:abstractNum>
-  <w:abstractNum w:abstractNumId="34" w15:restartNumberingAfterBreak="0">
-    <w:nsid w:val="486E681A"/>
-    <w:multiLevelType w:val="multilevel"/>
-    <w:tmpl w:val="E622258C"/>
-    <w:lvl w:ilvl="0">
-      <w:start w:val="1"/>
-      <w:numFmt w:val="bullet"/>
-      <w:lvlText w:val=""/>
-      <w:lvlJc w:val="left"/>
-      <w:pPr>
-        <w:tabs>
-          <w:tab w:val="num" w:pos="720"/>
-        </w:tabs>
-        <w:ind w:left="720" w:hanging="360"/>
-      </w:pPr>
-      <w:rPr>
-        <w:rFonts w:ascii="Symbol" w:hAnsi="Symbol" w:hint="default"/>
-        <w:sz w:val="20"/>
-      </w:rPr>
-    </w:lvl>
-    <w:lvl w:ilvl="1" w:tentative="1">
-      <w:start w:val="1"/>
-      <w:numFmt w:val="bullet"/>
-      <w:lvlText w:val="o"/>
-      <w:lvlJc w:val="left"/>
-      <w:pPr>
-        <w:tabs>
-          <w:tab w:val="num" w:pos="1440"/>
-        </w:tabs>
-        <w:ind w:left="1440" w:hanging="360"/>
-      </w:pPr>
-      <w:rPr>
-        <w:rFonts w:ascii="Courier New" w:hAnsi="Courier New" w:hint="default"/>
-        <w:sz w:val="20"/>
-      </w:rPr>
-    </w:lvl>
-    <w:lvl w:ilvl="2" w:tentative="1">
-      <w:start w:val="1"/>
-      <w:numFmt w:val="bullet"/>
-      <w:lvlText w:val=""/>
-      <w:lvlJc w:val="left"/>
-      <w:pPr>
-        <w:tabs>
-          <w:tab w:val="num" w:pos="2160"/>
-        </w:tabs>
-        <w:ind w:left="2160" w:hanging="360"/>
-      </w:pPr>
-      <w:rPr>
-        <w:rFonts w:ascii="Wingdings" w:hAnsi="Wingdings" w:hint="default"/>
-        <w:sz w:val="20"/>
-      </w:rPr>
-    </w:lvl>
-    <w:lvl w:ilvl="3" w:tentative="1">
-      <w:start w:val="1"/>
-      <w:numFmt w:val="bullet"/>
-      <w:lvlText w:val=""/>
-      <w:lvlJc w:val="left"/>
-      <w:pPr>
-        <w:tabs>
-          <w:tab w:val="num" w:pos="2880"/>
-        </w:tabs>
-        <w:ind w:left="2880" w:hanging="360"/>
-      </w:pPr>
-      <w:rPr>
-        <w:rFonts w:ascii="Wingdings" w:hAnsi="Wingdings" w:hint="default"/>
-        <w:sz w:val="20"/>
-      </w:rPr>
-    </w:lvl>
-    <w:lvl w:ilvl="4" w:tentative="1">
-      <w:start w:val="1"/>
-      <w:numFmt w:val="bullet"/>
-      <w:lvlText w:val=""/>
-      <w:lvlJc w:val="left"/>
-      <w:pPr>
-        <w:tabs>
-          <w:tab w:val="num" w:pos="3600"/>
-        </w:tabs>
-        <w:ind w:left="3600" w:hanging="360"/>
-      </w:pPr>
-      <w:rPr>
-        <w:rFonts w:ascii="Wingdings" w:hAnsi="Wingdings" w:hint="default"/>
-        <w:sz w:val="20"/>
-      </w:rPr>
-    </w:lvl>
-    <w:lvl w:ilvl="5" w:tentative="1">
-      <w:start w:val="1"/>
-      <w:numFmt w:val="bullet"/>
-      <w:lvlText w:val=""/>
-      <w:lvlJc w:val="left"/>
-      <w:pPr>
-        <w:tabs>
-          <w:tab w:val="num" w:pos="4320"/>
-        </w:tabs>
-        <w:ind w:left="4320" w:hanging="360"/>
-      </w:pPr>
-      <w:rPr>
-        <w:rFonts w:ascii="Wingdings" w:hAnsi="Wingdings" w:hint="default"/>
-        <w:sz w:val="20"/>
-      </w:rPr>
-    </w:lvl>
-    <w:lvl w:ilvl="6" w:tentative="1">
-      <w:start w:val="1"/>
-      <w:numFmt w:val="bullet"/>
-      <w:lvlText w:val=""/>
-      <w:lvlJc w:val="left"/>
-      <w:pPr>
-        <w:tabs>
-          <w:tab w:val="num" w:pos="5040"/>
-        </w:tabs>
-        <w:ind w:left="5040" w:hanging="360"/>
-      </w:pPr>
-      <w:rPr>
-        <w:rFonts w:ascii="Wingdings" w:hAnsi="Wingdings" w:hint="default"/>
-        <w:sz w:val="20"/>
-      </w:rPr>
-    </w:lvl>
-    <w:lvl w:ilvl="7" w:tentative="1">
-      <w:start w:val="1"/>
-      <w:numFmt w:val="bullet"/>
-      <w:lvlText w:val=""/>
-      <w:lvlJc w:val="left"/>
-      <w:pPr>
-        <w:tabs>
-          <w:tab w:val="num" w:pos="5760"/>
-        </w:tabs>
-        <w:ind w:left="5760" w:hanging="360"/>
-      </w:pPr>
-      <w:rPr>
-        <w:rFonts w:ascii="Wingdings" w:hAnsi="Wingdings" w:hint="default"/>
-        <w:sz w:val="20"/>
-      </w:rPr>
-    </w:lvl>
-    <w:lvl w:ilvl="8" w:tentative="1">
-      <w:start w:val="1"/>
-      <w:numFmt w:val="bullet"/>
-      <w:lvlText w:val=""/>
-      <w:lvlJc w:val="left"/>
-      <w:pPr>
-        <w:tabs>
-          <w:tab w:val="num" w:pos="6480"/>
-        </w:tabs>
-        <w:ind w:left="6480" w:hanging="360"/>
-      </w:pPr>
-      <w:rPr>
-        <w:rFonts w:ascii="Wingdings" w:hAnsi="Wingdings" w:hint="default"/>
-        <w:sz w:val="20"/>
-      </w:rPr>
-    </w:lvl>
-  </w:abstractNum>
-  <w:abstractNum w:abstractNumId="35" w15:restartNumberingAfterBreak="0">
-    <w:nsid w:val="509826FE"/>
-    <w:multiLevelType w:val="multilevel"/>
-    <w:tmpl w:val="1D48D780"/>
-    <w:lvl w:ilvl="0">
-      <w:start w:val="1"/>
-      <w:numFmt w:val="bullet"/>
-      <w:lvlText w:val=""/>
-      <w:lvlJc w:val="left"/>
-      <w:pPr>
-        <w:tabs>
-          <w:tab w:val="num" w:pos="720"/>
-        </w:tabs>
-        <w:ind w:left="720" w:hanging="360"/>
-      </w:pPr>
-      <w:rPr>
-        <w:rFonts w:ascii="Symbol" w:hAnsi="Symbol" w:hint="default"/>
-        <w:sz w:val="20"/>
-      </w:rPr>
-    </w:lvl>
-    <w:lvl w:ilvl="1" w:tentative="1">
-      <w:start w:val="1"/>
-      <w:numFmt w:val="bullet"/>
-      <w:lvlText w:val="o"/>
-      <w:lvlJc w:val="left"/>
-      <w:pPr>
-        <w:tabs>
-          <w:tab w:val="num" w:pos="1440"/>
-        </w:tabs>
-        <w:ind w:left="1440" w:hanging="360"/>
-      </w:pPr>
-      <w:rPr>
-        <w:rFonts w:ascii="Courier New" w:hAnsi="Courier New" w:hint="default"/>
-        <w:sz w:val="20"/>
-      </w:rPr>
-    </w:lvl>
-    <w:lvl w:ilvl="2" w:tentative="1">
-      <w:start w:val="1"/>
-      <w:numFmt w:val="bullet"/>
-      <w:lvlText w:val=""/>
-      <w:lvlJc w:val="left"/>
-      <w:pPr>
-        <w:tabs>
-          <w:tab w:val="num" w:pos="2160"/>
-        </w:tabs>
-        <w:ind w:left="2160" w:hanging="360"/>
-      </w:pPr>
-      <w:rPr>
-        <w:rFonts w:ascii="Wingdings" w:hAnsi="Wingdings" w:hint="default"/>
-        <w:sz w:val="20"/>
-      </w:rPr>
-    </w:lvl>
-    <w:lvl w:ilvl="3" w:tentative="1">
-      <w:start w:val="1"/>
-      <w:numFmt w:val="bullet"/>
-      <w:lvlText w:val=""/>
-      <w:lvlJc w:val="left"/>
-      <w:pPr>
-        <w:tabs>
-          <w:tab w:val="num" w:pos="2880"/>
-        </w:tabs>
-        <w:ind w:left="2880" w:hanging="360"/>
-      </w:pPr>
-      <w:rPr>
-        <w:rFonts w:ascii="Wingdings" w:hAnsi="Wingdings" w:hint="default"/>
-        <w:sz w:val="20"/>
-      </w:rPr>
-    </w:lvl>
-    <w:lvl w:ilvl="4" w:tentative="1">
-      <w:start w:val="1"/>
-      <w:numFmt w:val="bullet"/>
-      <w:lvlText w:val=""/>
-      <w:lvlJc w:val="left"/>
-      <w:pPr>
-        <w:tabs>
-          <w:tab w:val="num" w:pos="3600"/>
-        </w:tabs>
-        <w:ind w:left="3600" w:hanging="360"/>
-      </w:pPr>
-      <w:rPr>
-        <w:rFonts w:ascii="Wingdings" w:hAnsi="Wingdings" w:hint="default"/>
-        <w:sz w:val="20"/>
-      </w:rPr>
-    </w:lvl>
-    <w:lvl w:ilvl="5" w:tentative="1">
-      <w:start w:val="1"/>
-      <w:numFmt w:val="bullet"/>
-      <w:lvlText w:val=""/>
-      <w:lvlJc w:val="left"/>
-      <w:pPr>
-        <w:tabs>
-          <w:tab w:val="num" w:pos="4320"/>
-        </w:tabs>
-        <w:ind w:left="4320" w:hanging="360"/>
-      </w:pPr>
-      <w:rPr>
-        <w:rFonts w:ascii="Wingdings" w:hAnsi="Wingdings" w:hint="default"/>
-        <w:sz w:val="20"/>
-      </w:rPr>
-    </w:lvl>
-    <w:lvl w:ilvl="6" w:tentative="1">
-      <w:start w:val="1"/>
-      <w:numFmt w:val="bullet"/>
-      <w:lvlText w:val=""/>
-      <w:lvlJc w:val="left"/>
-      <w:pPr>
-        <w:tabs>
-          <w:tab w:val="num" w:pos="5040"/>
-        </w:tabs>
-        <w:ind w:left="5040" w:hanging="360"/>
-      </w:pPr>
-      <w:rPr>
-        <w:rFonts w:ascii="Wingdings" w:hAnsi="Wingdings" w:hint="default"/>
-        <w:sz w:val="20"/>
-      </w:rPr>
-    </w:lvl>
-    <w:lvl w:ilvl="7" w:tentative="1">
-      <w:start w:val="1"/>
-      <w:numFmt w:val="bullet"/>
-      <w:lvlText w:val=""/>
-      <w:lvlJc w:val="left"/>
-      <w:pPr>
-        <w:tabs>
-          <w:tab w:val="num" w:pos="5760"/>
-        </w:tabs>
-        <w:ind w:left="5760" w:hanging="360"/>
-      </w:pPr>
-      <w:rPr>
-        <w:rFonts w:ascii="Wingdings" w:hAnsi="Wingdings" w:hint="default"/>
-        <w:sz w:val="20"/>
-      </w:rPr>
-    </w:lvl>
-    <w:lvl w:ilvl="8" w:tentative="1">
-      <w:start w:val="1"/>
-      <w:numFmt w:val="bullet"/>
-      <w:lvlText w:val=""/>
-      <w:lvlJc w:val="left"/>
-      <w:pPr>
-        <w:tabs>
-          <w:tab w:val="num" w:pos="6480"/>
-        </w:tabs>
-        <w:ind w:left="6480" w:hanging="360"/>
-      </w:pPr>
-      <w:rPr>
-        <w:rFonts w:ascii="Wingdings" w:hAnsi="Wingdings" w:hint="default"/>
-        <w:sz w:val="20"/>
-      </w:rPr>
-    </w:lvl>
-  </w:abstractNum>
-  <w:abstractNum w:abstractNumId="36" w15:restartNumberingAfterBreak="0">
-    <w:nsid w:val="52263D15"/>
-    <w:multiLevelType w:val="multilevel"/>
-    <w:tmpl w:val="2E18C686"/>
-    <w:lvl w:ilvl="0">
-      <w:start w:val="1"/>
-      <w:numFmt w:val="bullet"/>
-      <w:lvlText w:val=""/>
-      <w:lvlJc w:val="left"/>
-      <w:pPr>
-        <w:tabs>
-          <w:tab w:val="num" w:pos="720"/>
-        </w:tabs>
-        <w:ind w:left="720" w:hanging="360"/>
-      </w:pPr>
-      <w:rPr>
-        <w:rFonts w:ascii="Symbol" w:hAnsi="Symbol" w:hint="default"/>
-        <w:sz w:val="20"/>
-      </w:rPr>
-    </w:lvl>
-    <w:lvl w:ilvl="1" w:tentative="1">
-      <w:start w:val="1"/>
-      <w:numFmt w:val="bullet"/>
-      <w:lvlText w:val="o"/>
-      <w:lvlJc w:val="left"/>
-      <w:pPr>
-        <w:tabs>
-          <w:tab w:val="num" w:pos="1440"/>
-        </w:tabs>
-        <w:ind w:left="1440" w:hanging="360"/>
-      </w:pPr>
-      <w:rPr>
-        <w:rFonts w:ascii="Courier New" w:hAnsi="Courier New" w:hint="default"/>
-        <w:sz w:val="20"/>
-      </w:rPr>
-    </w:lvl>
-    <w:lvl w:ilvl="2" w:tentative="1">
-      <w:start w:val="1"/>
-      <w:numFmt w:val="bullet"/>
-      <w:lvlText w:val=""/>
-      <w:lvlJc w:val="left"/>
-      <w:pPr>
-        <w:tabs>
-          <w:tab w:val="num" w:pos="2160"/>
-        </w:tabs>
-        <w:ind w:left="2160" w:hanging="360"/>
-      </w:pPr>
-      <w:rPr>
-        <w:rFonts w:ascii="Wingdings" w:hAnsi="Wingdings" w:hint="default"/>
-        <w:sz w:val="20"/>
-      </w:rPr>
-    </w:lvl>
-    <w:lvl w:ilvl="3" w:tentative="1">
-      <w:start w:val="1"/>
-      <w:numFmt w:val="bullet"/>
-      <w:lvlText w:val=""/>
-      <w:lvlJc w:val="left"/>
-      <w:pPr>
-        <w:tabs>
-          <w:tab w:val="num" w:pos="2880"/>
-        </w:tabs>
-        <w:ind w:left="2880" w:hanging="360"/>
-      </w:pPr>
-      <w:rPr>
-        <w:rFonts w:ascii="Wingdings" w:hAnsi="Wingdings" w:hint="default"/>
-        <w:sz w:val="20"/>
-      </w:rPr>
-    </w:lvl>
-    <w:lvl w:ilvl="4" w:tentative="1">
-      <w:start w:val="1"/>
-      <w:numFmt w:val="bullet"/>
-      <w:lvlText w:val=""/>
-      <w:lvlJc w:val="left"/>
-      <w:pPr>
-        <w:tabs>
-          <w:tab w:val="num" w:pos="3600"/>
-        </w:tabs>
-        <w:ind w:left="3600" w:hanging="360"/>
-      </w:pPr>
-      <w:rPr>
-        <w:rFonts w:ascii="Wingdings" w:hAnsi="Wingdings" w:hint="default"/>
-        <w:sz w:val="20"/>
-      </w:rPr>
-    </w:lvl>
-    <w:lvl w:ilvl="5" w:tentative="1">
-      <w:start w:val="1"/>
-      <w:numFmt w:val="bullet"/>
-      <w:lvlText w:val=""/>
-      <w:lvlJc w:val="left"/>
-      <w:pPr>
-        <w:tabs>
-          <w:tab w:val="num" w:pos="4320"/>
-        </w:tabs>
-        <w:ind w:left="4320" w:hanging="360"/>
-      </w:pPr>
-      <w:rPr>
-        <w:rFonts w:ascii="Wingdings" w:hAnsi="Wingdings" w:hint="default"/>
-        <w:sz w:val="20"/>
-      </w:rPr>
-    </w:lvl>
-    <w:lvl w:ilvl="6" w:tentative="1">
-      <w:start w:val="1"/>
-      <w:numFmt w:val="bullet"/>
-      <w:lvlText w:val=""/>
-      <w:lvlJc w:val="left"/>
-      <w:pPr>
-        <w:tabs>
-          <w:tab w:val="num" w:pos="5040"/>
-        </w:tabs>
-        <w:ind w:left="5040" w:hanging="360"/>
-      </w:pPr>
-      <w:rPr>
-        <w:rFonts w:ascii="Wingdings" w:hAnsi="Wingdings" w:hint="default"/>
-        <w:sz w:val="20"/>
-      </w:rPr>
-    </w:lvl>
-    <w:lvl w:ilvl="7" w:tentative="1">
-      <w:start w:val="1"/>
-      <w:numFmt w:val="bullet"/>
-      <w:lvlText w:val=""/>
-      <w:lvlJc w:val="left"/>
-      <w:pPr>
-        <w:tabs>
-          <w:tab w:val="num" w:pos="5760"/>
-        </w:tabs>
-        <w:ind w:left="5760" w:hanging="360"/>
-      </w:pPr>
-      <w:rPr>
-        <w:rFonts w:ascii="Wingdings" w:hAnsi="Wingdings" w:hint="default"/>
-        <w:sz w:val="20"/>
-      </w:rPr>
-    </w:lvl>
-    <w:lvl w:ilvl="8" w:tentative="1">
-      <w:start w:val="1"/>
-      <w:numFmt w:val="bullet"/>
-      <w:lvlText w:val=""/>
-      <w:lvlJc w:val="left"/>
-      <w:pPr>
-        <w:tabs>
-          <w:tab w:val="num" w:pos="6480"/>
-        </w:tabs>
-        <w:ind w:left="6480" w:hanging="360"/>
-      </w:pPr>
-      <w:rPr>
-        <w:rFonts w:ascii="Wingdings" w:hAnsi="Wingdings" w:hint="default"/>
-        <w:sz w:val="20"/>
-      </w:rPr>
-    </w:lvl>
-  </w:abstractNum>
-  <w:abstractNum w:abstractNumId="37" w15:restartNumberingAfterBreak="0">
-    <w:nsid w:val="581B4C31"/>
-    <w:multiLevelType w:val="multilevel"/>
-    <w:tmpl w:val="80523708"/>
-    <w:lvl w:ilvl="0">
-      <w:start w:val="1"/>
-      <w:numFmt w:val="decimal"/>
-      <w:lvlText w:val="%1."/>
-      <w:lvlJc w:val="left"/>
-      <w:pPr>
-        <w:tabs>
-          <w:tab w:val="num" w:pos="720"/>
-        </w:tabs>
-        <w:ind w:left="720" w:hanging="360"/>
-      </w:pPr>
-    </w:lvl>
-    <w:lvl w:ilvl="1" w:tentative="1">
-      <w:start w:val="1"/>
-      <w:numFmt w:val="decimal"/>
-      <w:lvlText w:val="%2."/>
-      <w:lvlJc w:val="left"/>
-      <w:pPr>
-        <w:tabs>
-          <w:tab w:val="num" w:pos="1440"/>
-        </w:tabs>
-        <w:ind w:left="1440" w:hanging="360"/>
-      </w:pPr>
-    </w:lvl>
-    <w:lvl w:ilvl="2" w:tentative="1">
-      <w:start w:val="1"/>
-      <w:numFmt w:val="decimal"/>
-      <w:lvlText w:val="%3."/>
-      <w:lvlJc w:val="left"/>
-      <w:pPr>
-        <w:tabs>
-          <w:tab w:val="num" w:pos="2160"/>
-        </w:tabs>
-        <w:ind w:left="2160" w:hanging="360"/>
-      </w:pPr>
-    </w:lvl>
-    <w:lvl w:ilvl="3" w:tentative="1">
-      <w:start w:val="1"/>
-      <w:numFmt w:val="decimal"/>
-      <w:lvlText w:val="%4."/>
-      <w:lvlJc w:val="left"/>
-      <w:pPr>
-        <w:tabs>
-          <w:tab w:val="num" w:pos="2880"/>
-        </w:tabs>
-        <w:ind w:left="2880" w:hanging="360"/>
-      </w:pPr>
-    </w:lvl>
-    <w:lvl w:ilvl="4" w:tentative="1">
-      <w:start w:val="1"/>
-      <w:numFmt w:val="decimal"/>
-      <w:lvlText w:val="%5."/>
-      <w:lvlJc w:val="left"/>
-      <w:pPr>
-        <w:tabs>
-          <w:tab w:val="num" w:pos="3600"/>
-        </w:tabs>
-        <w:ind w:left="3600" w:hanging="360"/>
-      </w:pPr>
-    </w:lvl>
-    <w:lvl w:ilvl="5" w:tentative="1">
-      <w:start w:val="1"/>
-      <w:numFmt w:val="decimal"/>
-      <w:lvlText w:val="%6."/>
-      <w:lvlJc w:val="left"/>
-      <w:pPr>
-        <w:tabs>
-          <w:tab w:val="num" w:pos="4320"/>
-        </w:tabs>
-        <w:ind w:left="4320" w:hanging="360"/>
-      </w:pPr>
-    </w:lvl>
-    <w:lvl w:ilvl="6" w:tentative="1">
-      <w:start w:val="1"/>
-      <w:numFmt w:val="decimal"/>
-      <w:lvlText w:val="%7."/>
-      <w:lvlJc w:val="left"/>
-      <w:pPr>
-        <w:tabs>
-          <w:tab w:val="num" w:pos="5040"/>
-        </w:tabs>
-        <w:ind w:left="5040" w:hanging="360"/>
-      </w:pPr>
-    </w:lvl>
-    <w:lvl w:ilvl="7" w:tentative="1">
-      <w:start w:val="1"/>
-      <w:numFmt w:val="decimal"/>
-      <w:lvlText w:val="%8."/>
-      <w:lvlJc w:val="left"/>
-      <w:pPr>
-        <w:tabs>
-          <w:tab w:val="num" w:pos="5760"/>
-        </w:tabs>
-        <w:ind w:left="5760" w:hanging="360"/>
-      </w:pPr>
-    </w:lvl>
-    <w:lvl w:ilvl="8" w:tentative="1">
-      <w:start w:val="1"/>
-      <w:numFmt w:val="decimal"/>
-      <w:lvlText w:val="%9."/>
-      <w:lvlJc w:val="left"/>
-      <w:pPr>
-        <w:tabs>
-          <w:tab w:val="num" w:pos="6480"/>
-        </w:tabs>
-        <w:ind w:left="6480" w:hanging="360"/>
-      </w:pPr>
-    </w:lvl>
-  </w:abstractNum>
-  <w:abstractNum w:abstractNumId="38" w15:restartNumberingAfterBreak="0">
-    <w:nsid w:val="5F3D74ED"/>
-    <w:multiLevelType w:val="multilevel"/>
-    <w:tmpl w:val="E5103712"/>
-    <w:lvl w:ilvl="0">
-      <w:start w:val="1"/>
-      <w:numFmt w:val="decimal"/>
-      <w:lvlText w:val="%1."/>
-      <w:lvlJc w:val="left"/>
-      <w:pPr>
-        <w:tabs>
-          <w:tab w:val="num" w:pos="720"/>
-        </w:tabs>
-        <w:ind w:left="720" w:hanging="360"/>
-      </w:pPr>
-    </w:lvl>
-    <w:lvl w:ilvl="1" w:tentative="1">
-      <w:start w:val="1"/>
-      <w:numFmt w:val="decimal"/>
-      <w:lvlText w:val="%2."/>
-      <w:lvlJc w:val="left"/>
-      <w:pPr>
-        <w:tabs>
-          <w:tab w:val="num" w:pos="1440"/>
-        </w:tabs>
-        <w:ind w:left="1440" w:hanging="360"/>
-      </w:pPr>
-    </w:lvl>
-    <w:lvl w:ilvl="2" w:tentative="1">
-      <w:start w:val="1"/>
-      <w:numFmt w:val="decimal"/>
-      <w:lvlText w:val="%3."/>
-      <w:lvlJc w:val="left"/>
-      <w:pPr>
-        <w:tabs>
-          <w:tab w:val="num" w:pos="2160"/>
-        </w:tabs>
-        <w:ind w:left="2160" w:hanging="360"/>
-      </w:pPr>
-    </w:lvl>
-    <w:lvl w:ilvl="3" w:tentative="1">
-      <w:start w:val="1"/>
-      <w:numFmt w:val="decimal"/>
-      <w:lvlText w:val="%4."/>
-      <w:lvlJc w:val="left"/>
-      <w:pPr>
-        <w:tabs>
-          <w:tab w:val="num" w:pos="2880"/>
-        </w:tabs>
-        <w:ind w:left="2880" w:hanging="360"/>
-      </w:pPr>
-    </w:lvl>
-    <w:lvl w:ilvl="4" w:tentative="1">
-      <w:start w:val="1"/>
-      <w:numFmt w:val="decimal"/>
-      <w:lvlText w:val="%5."/>
-      <w:lvlJc w:val="left"/>
-      <w:pPr>
-        <w:tabs>
-          <w:tab w:val="num" w:pos="3600"/>
-        </w:tabs>
-        <w:ind w:left="3600" w:hanging="360"/>
-      </w:pPr>
-    </w:lvl>
-    <w:lvl w:ilvl="5" w:tentative="1">
-      <w:start w:val="1"/>
-      <w:numFmt w:val="decimal"/>
-      <w:lvlText w:val="%6."/>
-      <w:lvlJc w:val="left"/>
-      <w:pPr>
-        <w:tabs>
-          <w:tab w:val="num" w:pos="4320"/>
-        </w:tabs>
-        <w:ind w:left="4320" w:hanging="360"/>
-      </w:pPr>
-    </w:lvl>
-    <w:lvl w:ilvl="6" w:tentative="1">
-      <w:start w:val="1"/>
-      <w:numFmt w:val="decimal"/>
-      <w:lvlText w:val="%7."/>
-      <w:lvlJc w:val="left"/>
-      <w:pPr>
-        <w:tabs>
-          <w:tab w:val="num" w:pos="5040"/>
-        </w:tabs>
-        <w:ind w:left="5040" w:hanging="360"/>
-      </w:pPr>
-    </w:lvl>
-    <w:lvl w:ilvl="7" w:tentative="1">
-      <w:start w:val="1"/>
-      <w:numFmt w:val="decimal"/>
-      <w:lvlText w:val="%8."/>
-      <w:lvlJc w:val="left"/>
-      <w:pPr>
-        <w:tabs>
-          <w:tab w:val="num" w:pos="5760"/>
-        </w:tabs>
-        <w:ind w:left="5760" w:hanging="360"/>
-      </w:pPr>
-    </w:lvl>
-    <w:lvl w:ilvl="8" w:tentative="1">
-      <w:start w:val="1"/>
-      <w:numFmt w:val="decimal"/>
-      <w:lvlText w:val="%9."/>
-      <w:lvlJc w:val="left"/>
-      <w:pPr>
-        <w:tabs>
-          <w:tab w:val="num" w:pos="6480"/>
-        </w:tabs>
-        <w:ind w:left="6480" w:hanging="360"/>
-      </w:pPr>
-    </w:lvl>
-  </w:abstractNum>
-  <w:abstractNum w:abstractNumId="39" w15:restartNumberingAfterBreak="0">
-    <w:nsid w:val="62BA5148"/>
-    <w:multiLevelType w:val="multilevel"/>
-    <w:tmpl w:val="08B8FDAA"/>
-    <w:lvl w:ilvl="0">
-      <w:start w:val="1"/>
-      <w:numFmt w:val="decimal"/>
-      <w:lvlText w:val="%1."/>
-      <w:lvlJc w:val="left"/>
-      <w:pPr>
-        <w:tabs>
-          <w:tab w:val="num" w:pos="720"/>
-        </w:tabs>
-        <w:ind w:left="720" w:hanging="360"/>
-      </w:pPr>
-    </w:lvl>
-    <w:lvl w:ilvl="1" w:tentative="1">
-      <w:start w:val="1"/>
-      <w:numFmt w:val="decimal"/>
-      <w:lvlText w:val="%2."/>
-      <w:lvlJc w:val="left"/>
-      <w:pPr>
-        <w:tabs>
-          <w:tab w:val="num" w:pos="1440"/>
-        </w:tabs>
-        <w:ind w:left="1440" w:hanging="360"/>
-      </w:pPr>
-    </w:lvl>
-    <w:lvl w:ilvl="2" w:tentative="1">
-      <w:start w:val="1"/>
-      <w:numFmt w:val="decimal"/>
-      <w:lvlText w:val="%3."/>
-      <w:lvlJc w:val="left"/>
-      <w:pPr>
-        <w:tabs>
-          <w:tab w:val="num" w:pos="2160"/>
-        </w:tabs>
-        <w:ind w:left="2160" w:hanging="360"/>
-      </w:pPr>
-    </w:lvl>
-    <w:lvl w:ilvl="3" w:tentative="1">
-      <w:start w:val="1"/>
-      <w:numFmt w:val="decimal"/>
-      <w:lvlText w:val="%4."/>
-      <w:lvlJc w:val="left"/>
-      <w:pPr>
-        <w:tabs>
-          <w:tab w:val="num" w:pos="2880"/>
-        </w:tabs>
-        <w:ind w:left="2880" w:hanging="360"/>
-      </w:pPr>
-    </w:lvl>
-    <w:lvl w:ilvl="4" w:tentative="1">
-      <w:start w:val="1"/>
-      <w:numFmt w:val="decimal"/>
-      <w:lvlText w:val="%5."/>
-      <w:lvlJc w:val="left"/>
-      <w:pPr>
-        <w:tabs>
-          <w:tab w:val="num" w:pos="3600"/>
-        </w:tabs>
-        <w:ind w:left="3600" w:hanging="360"/>
-      </w:pPr>
-    </w:lvl>
-    <w:lvl w:ilvl="5" w:tentative="1">
-      <w:start w:val="1"/>
-      <w:numFmt w:val="decimal"/>
-      <w:lvlText w:val="%6."/>
-      <w:lvlJc w:val="left"/>
-      <w:pPr>
-        <w:tabs>
-          <w:tab w:val="num" w:pos="4320"/>
-        </w:tabs>
-        <w:ind w:left="4320" w:hanging="360"/>
-      </w:pPr>
-    </w:lvl>
-    <w:lvl w:ilvl="6" w:tentative="1">
-      <w:start w:val="1"/>
-      <w:numFmt w:val="decimal"/>
-      <w:lvlText w:val="%7."/>
-      <w:lvlJc w:val="left"/>
-      <w:pPr>
-        <w:tabs>
-          <w:tab w:val="num" w:pos="5040"/>
-        </w:tabs>
-        <w:ind w:left="5040" w:hanging="360"/>
-      </w:pPr>
-    </w:lvl>
-    <w:lvl w:ilvl="7" w:tentative="1">
-      <w:start w:val="1"/>
-      <w:numFmt w:val="decimal"/>
-      <w:lvlText w:val="%8."/>
-      <w:lvlJc w:val="left"/>
-      <w:pPr>
-        <w:tabs>
-          <w:tab w:val="num" w:pos="5760"/>
-        </w:tabs>
-        <w:ind w:left="5760" w:hanging="360"/>
-      </w:pPr>
-    </w:lvl>
-    <w:lvl w:ilvl="8" w:tentative="1">
-      <w:start w:val="1"/>
-      <w:numFmt w:val="decimal"/>
-      <w:lvlText w:val="%9."/>
-      <w:lvlJc w:val="left"/>
-      <w:pPr>
-        <w:tabs>
-          <w:tab w:val="num" w:pos="6480"/>
-        </w:tabs>
-        <w:ind w:left="6480" w:hanging="360"/>
-      </w:pPr>
-    </w:lvl>
-  </w:abstractNum>
-  <w:abstractNum w:abstractNumId="40" w15:restartNumberingAfterBreak="0">
-    <w:nsid w:val="633A7250"/>
-    <w:multiLevelType w:val="multilevel"/>
-    <w:tmpl w:val="8B06F7CC"/>
-    <w:lvl w:ilvl="0">
-      <w:start w:val="1"/>
-      <w:numFmt w:val="bullet"/>
-      <w:lvlText w:val=""/>
-      <w:lvlJc w:val="left"/>
-      <w:pPr>
-        <w:tabs>
-          <w:tab w:val="num" w:pos="720"/>
-        </w:tabs>
-        <w:ind w:left="720" w:hanging="360"/>
-      </w:pPr>
-      <w:rPr>
-        <w:rFonts w:ascii="Symbol" w:hAnsi="Symbol" w:hint="default"/>
-        <w:sz w:val="20"/>
-      </w:rPr>
-    </w:lvl>
-    <w:lvl w:ilvl="1" w:tentative="1">
-      <w:start w:val="1"/>
-      <w:numFmt w:val="bullet"/>
-      <w:lvlText w:val="o"/>
-      <w:lvlJc w:val="left"/>
-      <w:pPr>
-        <w:tabs>
-          <w:tab w:val="num" w:pos="1440"/>
-        </w:tabs>
-        <w:ind w:left="1440" w:hanging="360"/>
-      </w:pPr>
-      <w:rPr>
-        <w:rFonts w:ascii="Courier New" w:hAnsi="Courier New" w:hint="default"/>
-        <w:sz w:val="20"/>
-      </w:rPr>
-    </w:lvl>
-    <w:lvl w:ilvl="2" w:tentative="1">
-      <w:start w:val="1"/>
-      <w:numFmt w:val="bullet"/>
-      <w:lvlText w:val=""/>
-      <w:lvlJc w:val="left"/>
-      <w:pPr>
-        <w:tabs>
-          <w:tab w:val="num" w:pos="2160"/>
-        </w:tabs>
-        <w:ind w:left="2160" w:hanging="360"/>
-      </w:pPr>
-      <w:rPr>
-        <w:rFonts w:ascii="Wingdings" w:hAnsi="Wingdings" w:hint="default"/>
-        <w:sz w:val="20"/>
-      </w:rPr>
-    </w:lvl>
-    <w:lvl w:ilvl="3" w:tentative="1">
-      <w:start w:val="1"/>
-      <w:numFmt w:val="bullet"/>
-      <w:lvlText w:val=""/>
-      <w:lvlJc w:val="left"/>
-      <w:pPr>
-        <w:tabs>
-          <w:tab w:val="num" w:pos="2880"/>
-        </w:tabs>
-        <w:ind w:left="2880" w:hanging="360"/>
-      </w:pPr>
-      <w:rPr>
-        <w:rFonts w:ascii="Wingdings" w:hAnsi="Wingdings" w:hint="default"/>
-        <w:sz w:val="20"/>
-      </w:rPr>
-    </w:lvl>
-    <w:lvl w:ilvl="4" w:tentative="1">
-      <w:start w:val="1"/>
-      <w:numFmt w:val="bullet"/>
-      <w:lvlText w:val=""/>
-      <w:lvlJc w:val="left"/>
-      <w:pPr>
-        <w:tabs>
-          <w:tab w:val="num" w:pos="3600"/>
-        </w:tabs>
-        <w:ind w:left="3600" w:hanging="360"/>
-      </w:pPr>
-      <w:rPr>
-        <w:rFonts w:ascii="Wingdings" w:hAnsi="Wingdings" w:hint="default"/>
-        <w:sz w:val="20"/>
-      </w:rPr>
-    </w:lvl>
-    <w:lvl w:ilvl="5" w:tentative="1">
-      <w:start w:val="1"/>
-      <w:numFmt w:val="bullet"/>
-      <w:lvlText w:val=""/>
-      <w:lvlJc w:val="left"/>
-      <w:pPr>
-        <w:tabs>
-          <w:tab w:val="num" w:pos="4320"/>
-        </w:tabs>
-        <w:ind w:left="4320" w:hanging="360"/>
-      </w:pPr>
-      <w:rPr>
-        <w:rFonts w:ascii="Wingdings" w:hAnsi="Wingdings" w:hint="default"/>
-        <w:sz w:val="20"/>
-      </w:rPr>
-    </w:lvl>
-    <w:lvl w:ilvl="6" w:tentative="1">
-      <w:start w:val="1"/>
-      <w:numFmt w:val="bullet"/>
-      <w:lvlText w:val=""/>
-      <w:lvlJc w:val="left"/>
-      <w:pPr>
-        <w:tabs>
-          <w:tab w:val="num" w:pos="5040"/>
-        </w:tabs>
-        <w:ind w:left="5040" w:hanging="360"/>
-      </w:pPr>
-      <w:rPr>
-        <w:rFonts w:ascii="Wingdings" w:hAnsi="Wingdings" w:hint="default"/>
-        <w:sz w:val="20"/>
-      </w:rPr>
-    </w:lvl>
-    <w:lvl w:ilvl="7" w:tentative="1">
-      <w:start w:val="1"/>
-      <w:numFmt w:val="bullet"/>
-      <w:lvlText w:val=""/>
-      <w:lvlJc w:val="left"/>
-      <w:pPr>
-        <w:tabs>
-          <w:tab w:val="num" w:pos="5760"/>
-        </w:tabs>
-        <w:ind w:left="5760" w:hanging="360"/>
-      </w:pPr>
-      <w:rPr>
-        <w:rFonts w:ascii="Wingdings" w:hAnsi="Wingdings" w:hint="default"/>
-        <w:sz w:val="20"/>
-      </w:rPr>
-    </w:lvl>
-    <w:lvl w:ilvl="8" w:tentative="1">
-      <w:start w:val="1"/>
-      <w:numFmt w:val="bullet"/>
-      <w:lvlText w:val=""/>
-      <w:lvlJc w:val="left"/>
-      <w:pPr>
-        <w:tabs>
-          <w:tab w:val="num" w:pos="6480"/>
-        </w:tabs>
-        <w:ind w:left="6480" w:hanging="360"/>
-      </w:pPr>
-      <w:rPr>
-        <w:rFonts w:ascii="Wingdings" w:hAnsi="Wingdings" w:hint="default"/>
-        <w:sz w:val="20"/>
-      </w:rPr>
-    </w:lvl>
-  </w:abstractNum>
-  <w:abstractNum w:abstractNumId="41" w15:restartNumberingAfterBreak="0">
-    <w:nsid w:val="637F448B"/>
-    <w:multiLevelType w:val="multilevel"/>
-    <w:tmpl w:val="A928F4E4"/>
-    <w:lvl w:ilvl="0">
-      <w:start w:val="1"/>
-      <w:numFmt w:val="bullet"/>
-      <w:lvlText w:val=""/>
-      <w:lvlJc w:val="left"/>
-      <w:pPr>
-        <w:tabs>
-          <w:tab w:val="num" w:pos="720"/>
-        </w:tabs>
-        <w:ind w:left="720" w:hanging="360"/>
-      </w:pPr>
-      <w:rPr>
-        <w:rFonts w:ascii="Symbol" w:hAnsi="Symbol" w:hint="default"/>
-        <w:sz w:val="20"/>
-      </w:rPr>
-    </w:lvl>
-    <w:lvl w:ilvl="1" w:tentative="1">
-      <w:start w:val="1"/>
-      <w:numFmt w:val="bullet"/>
-      <w:lvlText w:val="o"/>
-      <w:lvlJc w:val="left"/>
-      <w:pPr>
-        <w:tabs>
-          <w:tab w:val="num" w:pos="1440"/>
-        </w:tabs>
-        <w:ind w:left="1440" w:hanging="360"/>
-      </w:pPr>
-      <w:rPr>
-        <w:rFonts w:ascii="Courier New" w:hAnsi="Courier New" w:hint="default"/>
-        <w:sz w:val="20"/>
-      </w:rPr>
-    </w:lvl>
-    <w:lvl w:ilvl="2" w:tentative="1">
-      <w:start w:val="1"/>
-      <w:numFmt w:val="bullet"/>
-      <w:lvlText w:val=""/>
-      <w:lvlJc w:val="left"/>
-      <w:pPr>
-        <w:tabs>
-          <w:tab w:val="num" w:pos="2160"/>
-        </w:tabs>
-        <w:ind w:left="2160" w:hanging="360"/>
-      </w:pPr>
-      <w:rPr>
-        <w:rFonts w:ascii="Wingdings" w:hAnsi="Wingdings" w:hint="default"/>
-        <w:sz w:val="20"/>
-      </w:rPr>
-    </w:lvl>
-    <w:lvl w:ilvl="3" w:tentative="1">
-      <w:start w:val="1"/>
-      <w:numFmt w:val="bullet"/>
-      <w:lvlText w:val=""/>
-      <w:lvlJc w:val="left"/>
-      <w:pPr>
-        <w:tabs>
-          <w:tab w:val="num" w:pos="2880"/>
-        </w:tabs>
-        <w:ind w:left="2880" w:hanging="360"/>
-      </w:pPr>
-      <w:rPr>
-        <w:rFonts w:ascii="Wingdings" w:hAnsi="Wingdings" w:hint="default"/>
-        <w:sz w:val="20"/>
-      </w:rPr>
-    </w:lvl>
-    <w:lvl w:ilvl="4" w:tentative="1">
-      <w:start w:val="1"/>
-      <w:numFmt w:val="bullet"/>
-      <w:lvlText w:val=""/>
-      <w:lvlJc w:val="left"/>
-      <w:pPr>
-        <w:tabs>
-          <w:tab w:val="num" w:pos="3600"/>
-        </w:tabs>
-        <w:ind w:left="3600" w:hanging="360"/>
-      </w:pPr>
-      <w:rPr>
-        <w:rFonts w:ascii="Wingdings" w:hAnsi="Wingdings" w:hint="default"/>
-        <w:sz w:val="20"/>
-      </w:rPr>
-    </w:lvl>
-    <w:lvl w:ilvl="5" w:tentative="1">
-      <w:start w:val="1"/>
-      <w:numFmt w:val="bullet"/>
-      <w:lvlText w:val=""/>
-      <w:lvlJc w:val="left"/>
-      <w:pPr>
-        <w:tabs>
-          <w:tab w:val="num" w:pos="4320"/>
-        </w:tabs>
-        <w:ind w:left="4320" w:hanging="360"/>
-      </w:pPr>
-      <w:rPr>
-        <w:rFonts w:ascii="Wingdings" w:hAnsi="Wingdings" w:hint="default"/>
-        <w:sz w:val="20"/>
-      </w:rPr>
-    </w:lvl>
-    <w:lvl w:ilvl="6" w:tentative="1">
-      <w:start w:val="1"/>
-      <w:numFmt w:val="bullet"/>
-      <w:lvlText w:val=""/>
-      <w:lvlJc w:val="left"/>
-      <w:pPr>
-        <w:tabs>
-          <w:tab w:val="num" w:pos="5040"/>
-        </w:tabs>
-        <w:ind w:left="5040" w:hanging="360"/>
-      </w:pPr>
-      <w:rPr>
-        <w:rFonts w:ascii="Wingdings" w:hAnsi="Wingdings" w:hint="default"/>
-        <w:sz w:val="20"/>
-      </w:rPr>
-    </w:lvl>
-    <w:lvl w:ilvl="7" w:tentative="1">
-      <w:start w:val="1"/>
-      <w:numFmt w:val="bullet"/>
-      <w:lvlText w:val=""/>
-      <w:lvlJc w:val="left"/>
-      <w:pPr>
-        <w:tabs>
-          <w:tab w:val="num" w:pos="5760"/>
-        </w:tabs>
-        <w:ind w:left="5760" w:hanging="360"/>
-      </w:pPr>
-      <w:rPr>
-        <w:rFonts w:ascii="Wingdings" w:hAnsi="Wingdings" w:hint="default"/>
-        <w:sz w:val="20"/>
-      </w:rPr>
-    </w:lvl>
-    <w:lvl w:ilvl="8" w:tentative="1">
-      <w:start w:val="1"/>
-      <w:numFmt w:val="bullet"/>
-      <w:lvlText w:val=""/>
-      <w:lvlJc w:val="left"/>
-      <w:pPr>
-        <w:tabs>
-          <w:tab w:val="num" w:pos="6480"/>
-        </w:tabs>
-        <w:ind w:left="6480" w:hanging="360"/>
-      </w:pPr>
-      <w:rPr>
-        <w:rFonts w:ascii="Wingdings" w:hAnsi="Wingdings" w:hint="default"/>
-        <w:sz w:val="20"/>
-      </w:rPr>
-    </w:lvl>
-  </w:abstractNum>
-  <w:abstractNum w:abstractNumId="42" w15:restartNumberingAfterBreak="0">
-    <w:nsid w:val="66F91CBF"/>
-    <w:multiLevelType w:val="multilevel"/>
-    <w:tmpl w:val="E9D05400"/>
-    <w:lvl w:ilvl="0">
-      <w:start w:val="1"/>
-      <w:numFmt w:val="decimal"/>
-      <w:lvlText w:val="%1."/>
-      <w:lvlJc w:val="left"/>
-      <w:pPr>
-        <w:tabs>
-          <w:tab w:val="num" w:pos="720"/>
-        </w:tabs>
-        <w:ind w:left="720" w:hanging="360"/>
-      </w:pPr>
-    </w:lvl>
-    <w:lvl w:ilvl="1" w:tentative="1">
-      <w:start w:val="1"/>
-      <w:numFmt w:val="decimal"/>
-      <w:lvlText w:val="%2."/>
-      <w:lvlJc w:val="left"/>
-      <w:pPr>
-        <w:tabs>
-          <w:tab w:val="num" w:pos="1440"/>
-        </w:tabs>
-        <w:ind w:left="1440" w:hanging="360"/>
-      </w:pPr>
-    </w:lvl>
-    <w:lvl w:ilvl="2" w:tentative="1">
-      <w:start w:val="1"/>
-      <w:numFmt w:val="decimal"/>
-      <w:lvlText w:val="%3."/>
-      <w:lvlJc w:val="left"/>
-      <w:pPr>
-        <w:tabs>
-          <w:tab w:val="num" w:pos="2160"/>
-        </w:tabs>
-        <w:ind w:left="2160" w:hanging="360"/>
-      </w:pPr>
-    </w:lvl>
-    <w:lvl w:ilvl="3" w:tentative="1">
-      <w:start w:val="1"/>
-      <w:numFmt w:val="decimal"/>
-      <w:lvlText w:val="%4."/>
-      <w:lvlJc w:val="left"/>
-      <w:pPr>
-        <w:tabs>
-          <w:tab w:val="num" w:pos="2880"/>
-        </w:tabs>
-        <w:ind w:left="2880" w:hanging="360"/>
-      </w:pPr>
-    </w:lvl>
-    <w:lvl w:ilvl="4" w:tentative="1">
-      <w:start w:val="1"/>
-      <w:numFmt w:val="decimal"/>
-      <w:lvlText w:val="%5."/>
-      <w:lvlJc w:val="left"/>
-      <w:pPr>
-        <w:tabs>
-          <w:tab w:val="num" w:pos="3600"/>
-        </w:tabs>
-        <w:ind w:left="3600" w:hanging="360"/>
-      </w:pPr>
-    </w:lvl>
-    <w:lvl w:ilvl="5" w:tentative="1">
-      <w:start w:val="1"/>
-      <w:numFmt w:val="decimal"/>
-      <w:lvlText w:val="%6."/>
-      <w:lvlJc w:val="left"/>
-      <w:pPr>
-        <w:tabs>
-          <w:tab w:val="num" w:pos="4320"/>
-        </w:tabs>
-        <w:ind w:left="4320" w:hanging="360"/>
-      </w:pPr>
-    </w:lvl>
-    <w:lvl w:ilvl="6" w:tentative="1">
-      <w:start w:val="1"/>
-      <w:numFmt w:val="decimal"/>
-      <w:lvlText w:val="%7."/>
-      <w:lvlJc w:val="left"/>
-      <w:pPr>
-        <w:tabs>
-          <w:tab w:val="num" w:pos="5040"/>
-        </w:tabs>
-        <w:ind w:left="5040" w:hanging="360"/>
-      </w:pPr>
-    </w:lvl>
-    <w:lvl w:ilvl="7" w:tentative="1">
-      <w:start w:val="1"/>
-      <w:numFmt w:val="decimal"/>
-      <w:lvlText w:val="%8."/>
-      <w:lvlJc w:val="left"/>
-      <w:pPr>
-        <w:tabs>
-          <w:tab w:val="num" w:pos="5760"/>
-        </w:tabs>
-        <w:ind w:left="5760" w:hanging="360"/>
-      </w:pPr>
-    </w:lvl>
-    <w:lvl w:ilvl="8" w:tentative="1">
-      <w:start w:val="1"/>
-      <w:numFmt w:val="decimal"/>
-      <w:lvlText w:val="%9."/>
-      <w:lvlJc w:val="left"/>
-      <w:pPr>
-        <w:tabs>
-          <w:tab w:val="num" w:pos="6480"/>
-        </w:tabs>
-        <w:ind w:left="6480" w:hanging="360"/>
-      </w:pPr>
-    </w:lvl>
-  </w:abstractNum>
-  <w:abstractNum w:abstractNumId="43" w15:restartNumberingAfterBreak="0">
-    <w:nsid w:val="6A7563D2"/>
-    <w:multiLevelType w:val="hybridMultilevel"/>
-    <w:tmpl w:val="8A64C58A"/>
-    <w:lvl w:ilvl="0" w:tplc="04090001">
-      <w:start w:val="1"/>
-      <w:numFmt w:val="bullet"/>
-      <w:lvlText w:val=""/>
-      <w:lvlJc w:val="left"/>
-      <w:pPr>
-        <w:ind w:left="720" w:hanging="360"/>
-      </w:pPr>
-      <w:rPr>
-        <w:rFonts w:ascii="Symbol" w:hAnsi="Symbol" w:hint="default"/>
-      </w:rPr>
-    </w:lvl>
-    <w:lvl w:ilvl="1" w:tplc="04090003" w:tentative="1">
-      <w:start w:val="1"/>
-      <w:numFmt w:val="bullet"/>
-      <w:lvlText w:val="o"/>
-      <w:lvlJc w:val="left"/>
-      <w:pPr>
-        <w:ind w:left="1440" w:hanging="360"/>
-      </w:pPr>
-      <w:rPr>
-        <w:rFonts w:ascii="Courier New" w:hAnsi="Courier New" w:cs="Courier New" w:hint="default"/>
-      </w:rPr>
-    </w:lvl>
-    <w:lvl w:ilvl="2" w:tplc="04090005" w:tentative="1">
-      <w:start w:val="1"/>
-      <w:numFmt w:val="bullet"/>
-      <w:lvlText w:val=""/>
-      <w:lvlJc w:val="left"/>
-      <w:pPr>
-        <w:ind w:left="2160" w:hanging="360"/>
-      </w:pPr>
-      <w:rPr>
-        <w:rFonts w:ascii="Wingdings" w:hAnsi="Wingdings" w:hint="default"/>
-      </w:rPr>
-    </w:lvl>
-    <w:lvl w:ilvl="3" w:tplc="04090001" w:tentative="1">
-      <w:start w:val="1"/>
-      <w:numFmt w:val="bullet"/>
-      <w:lvlText w:val=""/>
-      <w:lvlJc w:val="left"/>
-      <w:pPr>
-        <w:ind w:left="2880" w:hanging="360"/>
-      </w:pPr>
-      <w:rPr>
-        <w:rFonts w:ascii="Symbol" w:hAnsi="Symbol" w:hint="default"/>
-      </w:rPr>
-    </w:lvl>
-    <w:lvl w:ilvl="4" w:tplc="04090003" w:tentative="1">
-      <w:start w:val="1"/>
-      <w:numFmt w:val="bullet"/>
-      <w:lvlText w:val="o"/>
-      <w:lvlJc w:val="left"/>
-      <w:pPr>
-        <w:ind w:left="3600" w:hanging="360"/>
-      </w:pPr>
-      <w:rPr>
-        <w:rFonts w:ascii="Courier New" w:hAnsi="Courier New" w:cs="Courier New" w:hint="default"/>
-      </w:rPr>
-    </w:lvl>
-    <w:lvl w:ilvl="5" w:tplc="04090005" w:tentative="1">
-      <w:start w:val="1"/>
-      <w:numFmt w:val="bullet"/>
-      <w:lvlText w:val=""/>
-      <w:lvlJc w:val="left"/>
-      <w:pPr>
-        <w:ind w:left="4320" w:hanging="360"/>
-      </w:pPr>
-      <w:rPr>
-        <w:rFonts w:ascii="Wingdings" w:hAnsi="Wingdings" w:hint="default"/>
-      </w:rPr>
-    </w:lvl>
-    <w:lvl w:ilvl="6" w:tplc="04090001" w:tentative="1">
-      <w:start w:val="1"/>
-      <w:numFmt w:val="bullet"/>
-      <w:lvlText w:val=""/>
-      <w:lvlJc w:val="left"/>
-      <w:pPr>
-        <w:ind w:left="5040" w:hanging="360"/>
-      </w:pPr>
-      <w:rPr>
-        <w:rFonts w:ascii="Symbol" w:hAnsi="Symbol" w:hint="default"/>
-      </w:rPr>
-    </w:lvl>
-    <w:lvl w:ilvl="7" w:tplc="04090003" w:tentative="1">
-      <w:start w:val="1"/>
-      <w:numFmt w:val="bullet"/>
-      <w:lvlText w:val="o"/>
-      <w:lvlJc w:val="left"/>
-      <w:pPr>
-        <w:ind w:left="5760" w:hanging="360"/>
-      </w:pPr>
-      <w:rPr>
-        <w:rFonts w:ascii="Courier New" w:hAnsi="Courier New" w:cs="Courier New" w:hint="default"/>
-      </w:rPr>
-    </w:lvl>
-    <w:lvl w:ilvl="8" w:tplc="04090005" w:tentative="1">
-      <w:start w:val="1"/>
-      <w:numFmt w:val="bullet"/>
-      <w:lvlText w:val=""/>
-      <w:lvlJc w:val="left"/>
-      <w:pPr>
-        <w:ind w:left="6480" w:hanging="360"/>
-      </w:pPr>
-      <w:rPr>
-        <w:rFonts w:ascii="Wingdings" w:hAnsi="Wingdings" w:hint="default"/>
-      </w:rPr>
-    </w:lvl>
-  </w:abstractNum>
-  <w:abstractNum w:abstractNumId="44" w15:restartNumberingAfterBreak="0">
-    <w:nsid w:val="6BC94291"/>
-    <w:multiLevelType w:val="multilevel"/>
-    <w:tmpl w:val="EB20D6A8"/>
-    <w:lvl w:ilvl="0">
-      <w:start w:val="1"/>
-      <w:numFmt w:val="decimal"/>
-      <w:lvlText w:val="%1."/>
-      <w:lvlJc w:val="left"/>
-      <w:pPr>
-        <w:tabs>
-          <w:tab w:val="num" w:pos="720"/>
-        </w:tabs>
-        <w:ind w:left="720" w:hanging="360"/>
-      </w:pPr>
-    </w:lvl>
-    <w:lvl w:ilvl="1">
-      <w:start w:val="1"/>
-      <w:numFmt w:val="bullet"/>
-      <w:lvlText w:val="o"/>
-      <w:lvlJc w:val="left"/>
-      <w:pPr>
-        <w:tabs>
-          <w:tab w:val="num" w:pos="1440"/>
-        </w:tabs>
-        <w:ind w:left="1440" w:hanging="360"/>
-      </w:pPr>
-      <w:rPr>
-        <w:rFonts w:ascii="Courier New" w:hAnsi="Courier New" w:hint="default"/>
-        <w:sz w:val="20"/>
-      </w:rPr>
-    </w:lvl>
-    <w:lvl w:ilvl="2" w:tentative="1">
-      <w:start w:val="1"/>
-      <w:numFmt w:val="decimal"/>
-      <w:lvlText w:val="%3."/>
-      <w:lvlJc w:val="left"/>
-      <w:pPr>
-        <w:tabs>
-          <w:tab w:val="num" w:pos="2160"/>
-        </w:tabs>
-        <w:ind w:left="2160" w:hanging="360"/>
-      </w:pPr>
-    </w:lvl>
-    <w:lvl w:ilvl="3" w:tentative="1">
-      <w:start w:val="1"/>
-      <w:numFmt w:val="decimal"/>
-      <w:lvlText w:val="%4."/>
-      <w:lvlJc w:val="left"/>
-      <w:pPr>
-        <w:tabs>
-          <w:tab w:val="num" w:pos="2880"/>
-        </w:tabs>
-        <w:ind w:left="2880" w:hanging="360"/>
-      </w:pPr>
-    </w:lvl>
-    <w:lvl w:ilvl="4" w:tentative="1">
-      <w:start w:val="1"/>
-      <w:numFmt w:val="decimal"/>
-      <w:lvlText w:val="%5."/>
-      <w:lvlJc w:val="left"/>
-      <w:pPr>
-        <w:tabs>
-          <w:tab w:val="num" w:pos="3600"/>
-        </w:tabs>
-        <w:ind w:left="3600" w:hanging="360"/>
-      </w:pPr>
-    </w:lvl>
-    <w:lvl w:ilvl="5" w:tentative="1">
-      <w:start w:val="1"/>
-      <w:numFmt w:val="decimal"/>
-      <w:lvlText w:val="%6."/>
-      <w:lvlJc w:val="left"/>
-      <w:pPr>
-        <w:tabs>
-          <w:tab w:val="num" w:pos="4320"/>
-        </w:tabs>
-        <w:ind w:left="4320" w:hanging="360"/>
-      </w:pPr>
-    </w:lvl>
-    <w:lvl w:ilvl="6" w:tentative="1">
-      <w:start w:val="1"/>
-      <w:numFmt w:val="decimal"/>
-      <w:lvlText w:val="%7."/>
-      <w:lvlJc w:val="left"/>
-      <w:pPr>
-        <w:tabs>
-          <w:tab w:val="num" w:pos="5040"/>
-        </w:tabs>
-        <w:ind w:left="5040" w:hanging="360"/>
-      </w:pPr>
-    </w:lvl>
-    <w:lvl w:ilvl="7" w:tentative="1">
-      <w:start w:val="1"/>
-      <w:numFmt w:val="decimal"/>
-      <w:lvlText w:val="%8."/>
-      <w:lvlJc w:val="left"/>
-      <w:pPr>
-        <w:tabs>
-          <w:tab w:val="num" w:pos="5760"/>
-        </w:tabs>
-        <w:ind w:left="5760" w:hanging="360"/>
-      </w:pPr>
-    </w:lvl>
-    <w:lvl w:ilvl="8" w:tentative="1">
-      <w:start w:val="1"/>
-      <w:numFmt w:val="decimal"/>
-      <w:lvlText w:val="%9."/>
-      <w:lvlJc w:val="left"/>
-      <w:pPr>
-        <w:tabs>
-          <w:tab w:val="num" w:pos="6480"/>
-        </w:tabs>
-        <w:ind w:left="6480" w:hanging="360"/>
-      </w:pPr>
-    </w:lvl>
-  </w:abstractNum>
-  <w:abstractNum w:abstractNumId="45" w15:restartNumberingAfterBreak="0">
-    <w:nsid w:val="6D103B98"/>
-    <w:multiLevelType w:val="multilevel"/>
-    <w:tmpl w:val="D5D607F0"/>
-    <w:lvl w:ilvl="0">
-      <w:start w:val="1"/>
-      <w:numFmt w:val="bullet"/>
-      <w:lvlText w:val=""/>
-      <w:lvlJc w:val="left"/>
-      <w:pPr>
-        <w:tabs>
-          <w:tab w:val="num" w:pos="720"/>
-        </w:tabs>
-        <w:ind w:left="720" w:hanging="360"/>
-      </w:pPr>
-      <w:rPr>
-        <w:rFonts w:ascii="Symbol" w:hAnsi="Symbol" w:hint="default"/>
-        <w:sz w:val="20"/>
-      </w:rPr>
-    </w:lvl>
-    <w:lvl w:ilvl="1" w:tentative="1">
-      <w:start w:val="1"/>
-      <w:numFmt w:val="bullet"/>
-      <w:lvlText w:val="o"/>
-      <w:lvlJc w:val="left"/>
-      <w:pPr>
-        <w:tabs>
-          <w:tab w:val="num" w:pos="1440"/>
-        </w:tabs>
-        <w:ind w:left="1440" w:hanging="360"/>
-      </w:pPr>
-      <w:rPr>
-        <w:rFonts w:ascii="Courier New" w:hAnsi="Courier New" w:hint="default"/>
-        <w:sz w:val="20"/>
-      </w:rPr>
-    </w:lvl>
-    <w:lvl w:ilvl="2" w:tentative="1">
-      <w:start w:val="1"/>
-      <w:numFmt w:val="bullet"/>
-      <w:lvlText w:val=""/>
-      <w:lvlJc w:val="left"/>
-      <w:pPr>
-        <w:tabs>
-          <w:tab w:val="num" w:pos="2160"/>
-        </w:tabs>
-        <w:ind w:left="2160" w:hanging="360"/>
-      </w:pPr>
-      <w:rPr>
-        <w:rFonts w:ascii="Wingdings" w:hAnsi="Wingdings" w:hint="default"/>
-        <w:sz w:val="20"/>
-      </w:rPr>
-    </w:lvl>
-    <w:lvl w:ilvl="3" w:tentative="1">
-      <w:start w:val="1"/>
-      <w:numFmt w:val="bullet"/>
-      <w:lvlText w:val=""/>
-      <w:lvlJc w:val="left"/>
-      <w:pPr>
-        <w:tabs>
-          <w:tab w:val="num" w:pos="2880"/>
-        </w:tabs>
-        <w:ind w:left="2880" w:hanging="360"/>
-      </w:pPr>
-      <w:rPr>
-        <w:rFonts w:ascii="Wingdings" w:hAnsi="Wingdings" w:hint="default"/>
-        <w:sz w:val="20"/>
-      </w:rPr>
-    </w:lvl>
-    <w:lvl w:ilvl="4" w:tentative="1">
-      <w:start w:val="1"/>
-      <w:numFmt w:val="bullet"/>
-      <w:lvlText w:val=""/>
-      <w:lvlJc w:val="left"/>
-      <w:pPr>
-        <w:tabs>
-          <w:tab w:val="num" w:pos="3600"/>
-        </w:tabs>
-        <w:ind w:left="3600" w:hanging="360"/>
-      </w:pPr>
-      <w:rPr>
-        <w:rFonts w:ascii="Wingdings" w:hAnsi="Wingdings" w:hint="default"/>
-        <w:sz w:val="20"/>
-      </w:rPr>
-    </w:lvl>
-    <w:lvl w:ilvl="5" w:tentative="1">
-      <w:start w:val="1"/>
-      <w:numFmt w:val="bullet"/>
-      <w:lvlText w:val=""/>
-      <w:lvlJc w:val="left"/>
-      <w:pPr>
-        <w:tabs>
-          <w:tab w:val="num" w:pos="4320"/>
-        </w:tabs>
-        <w:ind w:left="4320" w:hanging="360"/>
-      </w:pPr>
-      <w:rPr>
-        <w:rFonts w:ascii="Wingdings" w:hAnsi="Wingdings" w:hint="default"/>
-        <w:sz w:val="20"/>
-      </w:rPr>
-    </w:lvl>
-    <w:lvl w:ilvl="6" w:tentative="1">
-      <w:start w:val="1"/>
-      <w:numFmt w:val="bullet"/>
-      <w:lvlText w:val=""/>
-      <w:lvlJc w:val="left"/>
-      <w:pPr>
-        <w:tabs>
-          <w:tab w:val="num" w:pos="5040"/>
-        </w:tabs>
-        <w:ind w:left="5040" w:hanging="360"/>
-      </w:pPr>
-      <w:rPr>
-        <w:rFonts w:ascii="Wingdings" w:hAnsi="Wingdings" w:hint="default"/>
-        <w:sz w:val="20"/>
-      </w:rPr>
-    </w:lvl>
-    <w:lvl w:ilvl="7" w:tentative="1">
-      <w:start w:val="1"/>
-      <w:numFmt w:val="bullet"/>
-      <w:lvlText w:val=""/>
-      <w:lvlJc w:val="left"/>
-      <w:pPr>
-        <w:tabs>
-          <w:tab w:val="num" w:pos="5760"/>
-        </w:tabs>
-        <w:ind w:left="5760" w:hanging="360"/>
-      </w:pPr>
-      <w:rPr>
-        <w:rFonts w:ascii="Wingdings" w:hAnsi="Wingdings" w:hint="default"/>
-        <w:sz w:val="20"/>
-      </w:rPr>
-    </w:lvl>
-    <w:lvl w:ilvl="8" w:tentative="1">
-      <w:start w:val="1"/>
-      <w:numFmt w:val="bullet"/>
-      <w:lvlText w:val=""/>
-      <w:lvlJc w:val="left"/>
-      <w:pPr>
-        <w:tabs>
-          <w:tab w:val="num" w:pos="6480"/>
-        </w:tabs>
-        <w:ind w:left="6480" w:hanging="360"/>
-      </w:pPr>
-      <w:rPr>
-        <w:rFonts w:ascii="Wingdings" w:hAnsi="Wingdings" w:hint="default"/>
-        <w:sz w:val="20"/>
-      </w:rPr>
-    </w:lvl>
-  </w:abstractNum>
-  <w:abstractNum w:abstractNumId="46" w15:restartNumberingAfterBreak="0">
-    <w:nsid w:val="72CF2D49"/>
-    <w:multiLevelType w:val="multilevel"/>
-    <w:tmpl w:val="E7901D18"/>
-    <w:lvl w:ilvl="0">
-      <w:start w:val="1"/>
-      <w:numFmt w:val="decimal"/>
-      <w:lvlText w:val="%1."/>
-      <w:lvlJc w:val="left"/>
-      <w:pPr>
-        <w:tabs>
-          <w:tab w:val="num" w:pos="720"/>
-        </w:tabs>
-        <w:ind w:left="720" w:hanging="360"/>
-      </w:pPr>
-    </w:lvl>
-    <w:lvl w:ilvl="1" w:tentative="1">
-      <w:start w:val="1"/>
-      <w:numFmt w:val="decimal"/>
-      <w:lvlText w:val="%2."/>
-      <w:lvlJc w:val="left"/>
-      <w:pPr>
-        <w:tabs>
-          <w:tab w:val="num" w:pos="1440"/>
-        </w:tabs>
-        <w:ind w:left="1440" w:hanging="360"/>
-      </w:pPr>
-    </w:lvl>
-    <w:lvl w:ilvl="2" w:tentative="1">
-      <w:start w:val="1"/>
-      <w:numFmt w:val="decimal"/>
-      <w:lvlText w:val="%3."/>
-      <w:lvlJc w:val="left"/>
-      <w:pPr>
-        <w:tabs>
-          <w:tab w:val="num" w:pos="2160"/>
-        </w:tabs>
-        <w:ind w:left="2160" w:hanging="360"/>
-      </w:pPr>
-    </w:lvl>
-    <w:lvl w:ilvl="3" w:tentative="1">
-      <w:start w:val="1"/>
-      <w:numFmt w:val="decimal"/>
-      <w:lvlText w:val="%4."/>
-      <w:lvlJc w:val="left"/>
-      <w:pPr>
-        <w:tabs>
-          <w:tab w:val="num" w:pos="2880"/>
-        </w:tabs>
-        <w:ind w:left="2880" w:hanging="360"/>
-      </w:pPr>
-    </w:lvl>
-    <w:lvl w:ilvl="4" w:tentative="1">
-      <w:start w:val="1"/>
-      <w:numFmt w:val="decimal"/>
-      <w:lvlText w:val="%5."/>
-      <w:lvlJc w:val="left"/>
-      <w:pPr>
-        <w:tabs>
-          <w:tab w:val="num" w:pos="3600"/>
-        </w:tabs>
-        <w:ind w:left="3600" w:hanging="360"/>
-      </w:pPr>
-    </w:lvl>
-    <w:lvl w:ilvl="5" w:tentative="1">
-      <w:start w:val="1"/>
-      <w:numFmt w:val="decimal"/>
-      <w:lvlText w:val="%6."/>
-      <w:lvlJc w:val="left"/>
-      <w:pPr>
-        <w:tabs>
-          <w:tab w:val="num" w:pos="4320"/>
-        </w:tabs>
-        <w:ind w:left="4320" w:hanging="360"/>
-      </w:pPr>
-    </w:lvl>
-    <w:lvl w:ilvl="6" w:tentative="1">
-      <w:start w:val="1"/>
-      <w:numFmt w:val="decimal"/>
-      <w:lvlText w:val="%7."/>
-      <w:lvlJc w:val="left"/>
-      <w:pPr>
-        <w:tabs>
-          <w:tab w:val="num" w:pos="5040"/>
-        </w:tabs>
-        <w:ind w:left="5040" w:hanging="360"/>
-      </w:pPr>
-    </w:lvl>
-    <w:lvl w:ilvl="7" w:tentative="1">
-      <w:start w:val="1"/>
-      <w:numFmt w:val="decimal"/>
-      <w:lvlText w:val="%8."/>
-      <w:lvlJc w:val="left"/>
-      <w:pPr>
-        <w:tabs>
-          <w:tab w:val="num" w:pos="5760"/>
-        </w:tabs>
-        <w:ind w:left="5760" w:hanging="360"/>
-      </w:pPr>
-    </w:lvl>
-    <w:lvl w:ilvl="8" w:tentative="1">
-      <w:start w:val="1"/>
-      <w:numFmt w:val="decimal"/>
-      <w:lvlText w:val="%9."/>
-      <w:lvlJc w:val="left"/>
-      <w:pPr>
-        <w:tabs>
-          <w:tab w:val="num" w:pos="6480"/>
-        </w:tabs>
-        <w:ind w:left="6480" w:hanging="360"/>
-      </w:pPr>
-    </w:lvl>
-  </w:abstractNum>
-  <w:abstractNum w:abstractNumId="47" w15:restartNumberingAfterBreak="0">
-    <w:nsid w:val="74DF53D6"/>
-    <w:multiLevelType w:val="multilevel"/>
-    <w:tmpl w:val="05944E30"/>
-    <w:lvl w:ilvl="0">
-      <w:start w:val="1"/>
-      <w:numFmt w:val="bullet"/>
-      <w:lvlText w:val=""/>
-      <w:lvlJc w:val="left"/>
-      <w:pPr>
-        <w:tabs>
-          <w:tab w:val="num" w:pos="720"/>
-        </w:tabs>
-        <w:ind w:left="720" w:hanging="360"/>
-      </w:pPr>
-      <w:rPr>
-        <w:rFonts w:ascii="Symbol" w:hAnsi="Symbol" w:hint="default"/>
-        <w:sz w:val="20"/>
-      </w:rPr>
-    </w:lvl>
-    <w:lvl w:ilvl="1" w:tentative="1">
-      <w:start w:val="1"/>
-      <w:numFmt w:val="bullet"/>
-      <w:lvlText w:val="o"/>
-      <w:lvlJc w:val="left"/>
-      <w:pPr>
-        <w:tabs>
-          <w:tab w:val="num" w:pos="1440"/>
-        </w:tabs>
-        <w:ind w:left="1440" w:hanging="360"/>
-      </w:pPr>
-      <w:rPr>
-        <w:rFonts w:ascii="Courier New" w:hAnsi="Courier New" w:hint="default"/>
-        <w:sz w:val="20"/>
-      </w:rPr>
-    </w:lvl>
-    <w:lvl w:ilvl="2" w:tentative="1">
-      <w:start w:val="1"/>
-      <w:numFmt w:val="bullet"/>
-      <w:lvlText w:val=""/>
-      <w:lvlJc w:val="left"/>
-      <w:pPr>
-        <w:tabs>
-          <w:tab w:val="num" w:pos="2160"/>
-        </w:tabs>
-        <w:ind w:left="2160" w:hanging="360"/>
-      </w:pPr>
-      <w:rPr>
-        <w:rFonts w:ascii="Wingdings" w:hAnsi="Wingdings" w:hint="default"/>
-        <w:sz w:val="20"/>
-      </w:rPr>
-    </w:lvl>
-    <w:lvl w:ilvl="3" w:tentative="1">
-      <w:start w:val="1"/>
-      <w:numFmt w:val="bullet"/>
-      <w:lvlText w:val=""/>
-      <w:lvlJc w:val="left"/>
-      <w:pPr>
-        <w:tabs>
-          <w:tab w:val="num" w:pos="2880"/>
-        </w:tabs>
-        <w:ind w:left="2880" w:hanging="360"/>
-      </w:pPr>
-      <w:rPr>
-        <w:rFonts w:ascii="Wingdings" w:hAnsi="Wingdings" w:hint="default"/>
-        <w:sz w:val="20"/>
-      </w:rPr>
-    </w:lvl>
-    <w:lvl w:ilvl="4" w:tentative="1">
-      <w:start w:val="1"/>
-      <w:numFmt w:val="bullet"/>
-      <w:lvlText w:val=""/>
-      <w:lvlJc w:val="left"/>
-      <w:pPr>
-        <w:tabs>
-          <w:tab w:val="num" w:pos="3600"/>
-        </w:tabs>
-        <w:ind w:left="3600" w:hanging="360"/>
-      </w:pPr>
-      <w:rPr>
-        <w:rFonts w:ascii="Wingdings" w:hAnsi="Wingdings" w:hint="default"/>
-        <w:sz w:val="20"/>
-      </w:rPr>
-    </w:lvl>
-    <w:lvl w:ilvl="5" w:tentative="1">
-      <w:start w:val="1"/>
-      <w:numFmt w:val="bullet"/>
-      <w:lvlText w:val=""/>
-      <w:lvlJc w:val="left"/>
-      <w:pPr>
-        <w:tabs>
-          <w:tab w:val="num" w:pos="4320"/>
-        </w:tabs>
-        <w:ind w:left="4320" w:hanging="360"/>
-      </w:pPr>
-      <w:rPr>
-        <w:rFonts w:ascii="Wingdings" w:hAnsi="Wingdings" w:hint="default"/>
-        <w:sz w:val="20"/>
-      </w:rPr>
-    </w:lvl>
-    <w:lvl w:ilvl="6" w:tentative="1">
-      <w:start w:val="1"/>
-      <w:numFmt w:val="bullet"/>
-      <w:lvlText w:val=""/>
-      <w:lvlJc w:val="left"/>
-      <w:pPr>
-        <w:tabs>
-          <w:tab w:val="num" w:pos="5040"/>
-        </w:tabs>
-        <w:ind w:left="5040" w:hanging="360"/>
-      </w:pPr>
-      <w:rPr>
-        <w:rFonts w:ascii="Wingdings" w:hAnsi="Wingdings" w:hint="default"/>
-        <w:sz w:val="20"/>
-      </w:rPr>
-    </w:lvl>
-    <w:lvl w:ilvl="7" w:tentative="1">
-      <w:start w:val="1"/>
-      <w:numFmt w:val="bullet"/>
-      <w:lvlText w:val=""/>
-      <w:lvlJc w:val="left"/>
-      <w:pPr>
-        <w:tabs>
-          <w:tab w:val="num" w:pos="5760"/>
-        </w:tabs>
-        <w:ind w:left="5760" w:hanging="360"/>
-      </w:pPr>
-      <w:rPr>
-        <w:rFonts w:ascii="Wingdings" w:hAnsi="Wingdings" w:hint="default"/>
-        <w:sz w:val="20"/>
-      </w:rPr>
-    </w:lvl>
-    <w:lvl w:ilvl="8" w:tentative="1">
-      <w:start w:val="1"/>
-      <w:numFmt w:val="bullet"/>
-      <w:lvlText w:val=""/>
-      <w:lvlJc w:val="left"/>
-      <w:pPr>
-        <w:tabs>
-          <w:tab w:val="num" w:pos="6480"/>
-        </w:tabs>
-        <w:ind w:left="6480" w:hanging="360"/>
-      </w:pPr>
-      <w:rPr>
-        <w:rFonts w:ascii="Wingdings" w:hAnsi="Wingdings" w:hint="default"/>
-        <w:sz w:val="20"/>
-      </w:rPr>
-    </w:lvl>
-  </w:abstractNum>
-  <w:abstractNum w:abstractNumId="48" w15:restartNumberingAfterBreak="0">
-    <w:nsid w:val="78E6526E"/>
-    <w:multiLevelType w:val="multilevel"/>
-    <w:tmpl w:val="2FBE1840"/>
-    <w:lvl w:ilvl="0">
-      <w:start w:val="1"/>
-      <w:numFmt w:val="decimal"/>
-      <w:lvlText w:val="%1."/>
-      <w:lvlJc w:val="left"/>
-      <w:pPr>
-        <w:tabs>
-          <w:tab w:val="num" w:pos="720"/>
-        </w:tabs>
-        <w:ind w:left="720" w:hanging="360"/>
-      </w:pPr>
-    </w:lvl>
-    <w:lvl w:ilvl="1" w:tentative="1">
-      <w:start w:val="1"/>
-      <w:numFmt w:val="decimal"/>
-      <w:lvlText w:val="%2."/>
-      <w:lvlJc w:val="left"/>
-      <w:pPr>
-        <w:tabs>
-          <w:tab w:val="num" w:pos="1440"/>
-        </w:tabs>
-        <w:ind w:left="1440" w:hanging="360"/>
-      </w:pPr>
-    </w:lvl>
-    <w:lvl w:ilvl="2" w:tentative="1">
-      <w:start w:val="1"/>
-      <w:numFmt w:val="decimal"/>
-      <w:lvlText w:val="%3."/>
-      <w:lvlJc w:val="left"/>
-      <w:pPr>
-        <w:tabs>
-          <w:tab w:val="num" w:pos="2160"/>
-        </w:tabs>
-        <w:ind w:left="2160" w:hanging="360"/>
-      </w:pPr>
-    </w:lvl>
-    <w:lvl w:ilvl="3" w:tentative="1">
-      <w:start w:val="1"/>
-      <w:numFmt w:val="decimal"/>
-      <w:lvlText w:val="%4."/>
-      <w:lvlJc w:val="left"/>
-      <w:pPr>
-        <w:tabs>
-          <w:tab w:val="num" w:pos="2880"/>
-        </w:tabs>
-        <w:ind w:left="2880" w:hanging="360"/>
-      </w:pPr>
-    </w:lvl>
-    <w:lvl w:ilvl="4" w:tentative="1">
-      <w:start w:val="1"/>
-      <w:numFmt w:val="decimal"/>
-      <w:lvlText w:val="%5."/>
-      <w:lvlJc w:val="left"/>
-      <w:pPr>
-        <w:tabs>
-          <w:tab w:val="num" w:pos="3600"/>
-        </w:tabs>
-        <w:ind w:left="3600" w:hanging="360"/>
-      </w:pPr>
-    </w:lvl>
-    <w:lvl w:ilvl="5" w:tentative="1">
-      <w:start w:val="1"/>
-      <w:numFmt w:val="decimal"/>
-      <w:lvlText w:val="%6."/>
-      <w:lvlJc w:val="left"/>
-      <w:pPr>
-        <w:tabs>
-          <w:tab w:val="num" w:pos="4320"/>
-        </w:tabs>
-        <w:ind w:left="4320" w:hanging="360"/>
-      </w:pPr>
-    </w:lvl>
-    <w:lvl w:ilvl="6" w:tentative="1">
-      <w:start w:val="1"/>
-      <w:numFmt w:val="decimal"/>
-      <w:lvlText w:val="%7."/>
-      <w:lvlJc w:val="left"/>
-      <w:pPr>
-        <w:tabs>
-          <w:tab w:val="num" w:pos="5040"/>
-        </w:tabs>
-        <w:ind w:left="5040" w:hanging="360"/>
-      </w:pPr>
-    </w:lvl>
-    <w:lvl w:ilvl="7" w:tentative="1">
-      <w:start w:val="1"/>
-      <w:numFmt w:val="decimal"/>
-      <w:lvlText w:val="%8."/>
-      <w:lvlJc w:val="left"/>
-      <w:pPr>
-        <w:tabs>
-          <w:tab w:val="num" w:pos="5760"/>
-        </w:tabs>
-        <w:ind w:left="5760" w:hanging="360"/>
-      </w:pPr>
-    </w:lvl>
-    <w:lvl w:ilvl="8" w:tentative="1">
-      <w:start w:val="1"/>
-      <w:numFmt w:val="decimal"/>
-      <w:lvlText w:val="%9."/>
-      <w:lvlJc w:val="left"/>
-      <w:pPr>
-        <w:tabs>
-          <w:tab w:val="num" w:pos="6480"/>
-        </w:tabs>
-        <w:ind w:left="6480" w:hanging="360"/>
-      </w:pPr>
-    </w:lvl>
-  </w:abstractNum>
-  <w:abstractNum w:abstractNumId="49" w15:restartNumberingAfterBreak="0">
-    <w:nsid w:val="7B966E09"/>
-    <w:multiLevelType w:val="multilevel"/>
-    <w:tmpl w:val="1D64F174"/>
-    <w:lvl w:ilvl="0">
-      <w:start w:val="1"/>
-      <w:numFmt w:val="bullet"/>
-      <w:lvlText w:val=""/>
-      <w:lvlJc w:val="left"/>
-      <w:pPr>
-        <w:tabs>
-          <w:tab w:val="num" w:pos="720"/>
-        </w:tabs>
-        <w:ind w:left="720" w:hanging="360"/>
-      </w:pPr>
-      <w:rPr>
-        <w:rFonts w:ascii="Symbol" w:hAnsi="Symbol" w:hint="default"/>
-        <w:sz w:val="20"/>
-      </w:rPr>
-    </w:lvl>
-    <w:lvl w:ilvl="1" w:tentative="1">
-      <w:start w:val="1"/>
-      <w:numFmt w:val="bullet"/>
-      <w:lvlText w:val="o"/>
-      <w:lvlJc w:val="left"/>
-      <w:pPr>
-        <w:tabs>
-          <w:tab w:val="num" w:pos="1440"/>
-        </w:tabs>
-        <w:ind w:left="1440" w:hanging="360"/>
-      </w:pPr>
-      <w:rPr>
-        <w:rFonts w:ascii="Courier New" w:hAnsi="Courier New" w:hint="default"/>
-        <w:sz w:val="20"/>
-      </w:rPr>
-    </w:lvl>
-    <w:lvl w:ilvl="2" w:tentative="1">
-      <w:start w:val="1"/>
-      <w:numFmt w:val="bullet"/>
-      <w:lvlText w:val=""/>
-      <w:lvlJc w:val="left"/>
-      <w:pPr>
-        <w:tabs>
-          <w:tab w:val="num" w:pos="2160"/>
-        </w:tabs>
-        <w:ind w:left="2160" w:hanging="360"/>
-      </w:pPr>
-      <w:rPr>
-        <w:rFonts w:ascii="Wingdings" w:hAnsi="Wingdings" w:hint="default"/>
-        <w:sz w:val="20"/>
-      </w:rPr>
-    </w:lvl>
-    <w:lvl w:ilvl="3" w:tentative="1">
-      <w:start w:val="1"/>
-      <w:numFmt w:val="bullet"/>
-      <w:lvlText w:val=""/>
-      <w:lvlJc w:val="left"/>
-      <w:pPr>
-        <w:tabs>
-          <w:tab w:val="num" w:pos="2880"/>
-        </w:tabs>
-        <w:ind w:left="2880" w:hanging="360"/>
-      </w:pPr>
-      <w:rPr>
-        <w:rFonts w:ascii="Wingdings" w:hAnsi="Wingdings" w:hint="default"/>
-        <w:sz w:val="20"/>
-      </w:rPr>
-    </w:lvl>
-    <w:lvl w:ilvl="4" w:tentative="1">
-      <w:start w:val="1"/>
-      <w:numFmt w:val="bullet"/>
-      <w:lvlText w:val=""/>
-      <w:lvlJc w:val="left"/>
-      <w:pPr>
-        <w:tabs>
-          <w:tab w:val="num" w:pos="3600"/>
-        </w:tabs>
-        <w:ind w:left="3600" w:hanging="360"/>
-      </w:pPr>
-      <w:rPr>
-        <w:rFonts w:ascii="Wingdings" w:hAnsi="Wingdings" w:hint="default"/>
-        <w:sz w:val="20"/>
-      </w:rPr>
-    </w:lvl>
-    <w:lvl w:ilvl="5" w:tentative="1">
-      <w:start w:val="1"/>
-      <w:numFmt w:val="bullet"/>
-      <w:lvlText w:val=""/>
-      <w:lvlJc w:val="left"/>
-      <w:pPr>
-        <w:tabs>
-          <w:tab w:val="num" w:pos="4320"/>
-        </w:tabs>
-        <w:ind w:left="4320" w:hanging="360"/>
-      </w:pPr>
-      <w:rPr>
-        <w:rFonts w:ascii="Wingdings" w:hAnsi="Wingdings" w:hint="default"/>
-        <w:sz w:val="20"/>
-      </w:rPr>
-    </w:lvl>
-    <w:lvl w:ilvl="6" w:tentative="1">
-      <w:start w:val="1"/>
-      <w:numFmt w:val="bullet"/>
-      <w:lvlText w:val=""/>
-      <w:lvlJc w:val="left"/>
-      <w:pPr>
-        <w:tabs>
-          <w:tab w:val="num" w:pos="5040"/>
-        </w:tabs>
-        <w:ind w:left="5040" w:hanging="360"/>
-      </w:pPr>
-      <w:rPr>
-        <w:rFonts w:ascii="Wingdings" w:hAnsi="Wingdings" w:hint="default"/>
-        <w:sz w:val="20"/>
-      </w:rPr>
-    </w:lvl>
-    <w:lvl w:ilvl="7" w:tentative="1">
-      <w:start w:val="1"/>
-      <w:numFmt w:val="bullet"/>
-      <w:lvlText w:val=""/>
-      <w:lvlJc w:val="left"/>
-      <w:pPr>
-        <w:tabs>
-          <w:tab w:val="num" w:pos="5760"/>
-        </w:tabs>
-        <w:ind w:left="5760" w:hanging="360"/>
-      </w:pPr>
-      <w:rPr>
-        <w:rFonts w:ascii="Wingdings" w:hAnsi="Wingdings" w:hint="default"/>
-        <w:sz w:val="20"/>
-      </w:rPr>
-    </w:lvl>
-    <w:lvl w:ilvl="8" w:tentative="1">
-      <w:start w:val="1"/>
-      <w:numFmt w:val="bullet"/>
-      <w:lvlText w:val=""/>
-      <w:lvlJc w:val="left"/>
-      <w:pPr>
-        <w:tabs>
-          <w:tab w:val="num" w:pos="6480"/>
-        </w:tabs>
-        <w:ind w:left="6480" w:hanging="360"/>
-      </w:pPr>
-      <w:rPr>
-        <w:rFonts w:ascii="Wingdings" w:hAnsi="Wingdings" w:hint="default"/>
-        <w:sz w:val="20"/>
-      </w:rPr>
-    </w:lvl>
-  </w:abstractNum>
-  <w:abstractNum w:abstractNumId="50" w15:restartNumberingAfterBreak="0">
-    <w:nsid w:val="7E8346BF"/>
-    <w:multiLevelType w:val="multilevel"/>
-    <w:tmpl w:val="C6E4AD48"/>
-    <w:lvl w:ilvl="0">
-      <w:start w:val="1"/>
-      <w:numFmt w:val="decimal"/>
-      <w:lvlText w:val="%1."/>
-      <w:lvlJc w:val="left"/>
-      <w:pPr>
-        <w:tabs>
-          <w:tab w:val="num" w:pos="720"/>
-        </w:tabs>
-        <w:ind w:left="720" w:hanging="360"/>
-      </w:pPr>
-    </w:lvl>
-    <w:lvl w:ilvl="1" w:tentative="1">
-      <w:start w:val="1"/>
-      <w:numFmt w:val="decimal"/>
-      <w:lvlText w:val="%2."/>
-      <w:lvlJc w:val="left"/>
-      <w:pPr>
-        <w:tabs>
-          <w:tab w:val="num" w:pos="1440"/>
-        </w:tabs>
-        <w:ind w:left="1440" w:hanging="360"/>
-      </w:pPr>
-    </w:lvl>
-    <w:lvl w:ilvl="2" w:tentative="1">
-      <w:start w:val="1"/>
-      <w:numFmt w:val="decimal"/>
-      <w:lvlText w:val="%3."/>
-      <w:lvlJc w:val="left"/>
-      <w:pPr>
-        <w:tabs>
-          <w:tab w:val="num" w:pos="2160"/>
-        </w:tabs>
-        <w:ind w:left="2160" w:hanging="360"/>
-      </w:pPr>
-    </w:lvl>
-    <w:lvl w:ilvl="3" w:tentative="1">
-      <w:start w:val="1"/>
-      <w:numFmt w:val="decimal"/>
-      <w:lvlText w:val="%4."/>
-      <w:lvlJc w:val="left"/>
-      <w:pPr>
-        <w:tabs>
-          <w:tab w:val="num" w:pos="2880"/>
-        </w:tabs>
-        <w:ind w:left="2880" w:hanging="360"/>
-      </w:pPr>
-    </w:lvl>
-    <w:lvl w:ilvl="4" w:tentative="1">
-      <w:start w:val="1"/>
-      <w:numFmt w:val="decimal"/>
-      <w:lvlText w:val="%5."/>
-      <w:lvlJc w:val="left"/>
-      <w:pPr>
-        <w:tabs>
-          <w:tab w:val="num" w:pos="3600"/>
-        </w:tabs>
-        <w:ind w:left="3600" w:hanging="360"/>
-      </w:pPr>
-    </w:lvl>
-    <w:lvl w:ilvl="5" w:tentative="1">
-      <w:start w:val="1"/>
-      <w:numFmt w:val="decimal"/>
-      <w:lvlText w:val="%6."/>
-      <w:lvlJc w:val="left"/>
-      <w:pPr>
-        <w:tabs>
-          <w:tab w:val="num" w:pos="4320"/>
-        </w:tabs>
-        <w:ind w:left="4320" w:hanging="360"/>
-      </w:pPr>
-    </w:lvl>
-    <w:lvl w:ilvl="6" w:tentative="1">
-      <w:start w:val="1"/>
-      <w:numFmt w:val="decimal"/>
-      <w:lvlText w:val="%7."/>
-      <w:lvlJc w:val="left"/>
-      <w:pPr>
-        <w:tabs>
-          <w:tab w:val="num" w:pos="5040"/>
-        </w:tabs>
-        <w:ind w:left="5040" w:hanging="360"/>
-      </w:pPr>
-    </w:lvl>
-    <w:lvl w:ilvl="7" w:tentative="1">
-      <w:start w:val="1"/>
-      <w:numFmt w:val="decimal"/>
-      <w:lvlText w:val="%8."/>
-      <w:lvlJc w:val="left"/>
-      <w:pPr>
-        <w:tabs>
-          <w:tab w:val="num" w:pos="5760"/>
-        </w:tabs>
-        <w:ind w:left="5760" w:hanging="360"/>
-      </w:pPr>
-    </w:lvl>
-    <w:lvl w:ilvl="8" w:tentative="1">
-      <w:start w:val="1"/>
-      <w:numFmt w:val="decimal"/>
-      <w:lvlText w:val="%9."/>
-      <w:lvlJc w:val="left"/>
-      <w:pPr>
-        <w:tabs>
-          <w:tab w:val="num" w:pos="6480"/>
-        </w:tabs>
-        <w:ind w:left="6480" w:hanging="360"/>
-      </w:pPr>
-    </w:lvl>
-  </w:abstractNum>
-  <w:abstractNum w:abstractNumId="51" w15:restartNumberingAfterBreak="0">
-    <w:nsid w:val="7F8847D6"/>
-    <w:multiLevelType w:val="multilevel"/>
-    <w:tmpl w:val="2C924CE6"/>
-    <w:lvl w:ilvl="0">
-      <w:start w:val="1"/>
-      <w:numFmt w:val="bullet"/>
-      <w:lvlText w:val=""/>
-      <w:lvlJc w:val="left"/>
-      <w:pPr>
-        <w:tabs>
-          <w:tab w:val="num" w:pos="1080"/>
-        </w:tabs>
-        <w:ind w:left="1080" w:hanging="360"/>
-      </w:pPr>
-      <w:rPr>
-        <w:rFonts w:ascii="Symbol" w:hAnsi="Symbol" w:hint="default"/>
-        <w:sz w:val="20"/>
-      </w:rPr>
-    </w:lvl>
-    <w:lvl w:ilvl="1" w:tentative="1">
-      <w:start w:val="1"/>
-      <w:numFmt w:val="bullet"/>
-      <w:lvlText w:val="o"/>
-      <w:lvlJc w:val="left"/>
-      <w:pPr>
-        <w:tabs>
-          <w:tab w:val="num" w:pos="1800"/>
-        </w:tabs>
-        <w:ind w:left="1800" w:hanging="360"/>
-      </w:pPr>
-      <w:rPr>
-        <w:rFonts w:ascii="Courier New" w:hAnsi="Courier New" w:hint="default"/>
-        <w:sz w:val="20"/>
-      </w:rPr>
-    </w:lvl>
-    <w:lvl w:ilvl="2" w:tentative="1">
-      <w:start w:val="1"/>
-      <w:numFmt w:val="bullet"/>
-      <w:lvlText w:val=""/>
-      <w:lvlJc w:val="left"/>
-      <w:pPr>
-        <w:tabs>
-          <w:tab w:val="num" w:pos="2520"/>
-        </w:tabs>
-        <w:ind w:left="2520" w:hanging="360"/>
-      </w:pPr>
-      <w:rPr>
-        <w:rFonts w:ascii="Wingdings" w:hAnsi="Wingdings" w:hint="default"/>
-        <w:sz w:val="20"/>
-      </w:rPr>
-    </w:lvl>
-    <w:lvl w:ilvl="3" w:tentative="1">
-      <w:start w:val="1"/>
-      <w:numFmt w:val="bullet"/>
-      <w:lvlText w:val=""/>
-      <w:lvlJc w:val="left"/>
-      <w:pPr>
-        <w:tabs>
-          <w:tab w:val="num" w:pos="3240"/>
-        </w:tabs>
-        <w:ind w:left="3240" w:hanging="360"/>
-      </w:pPr>
-      <w:rPr>
-        <w:rFonts w:ascii="Wingdings" w:hAnsi="Wingdings" w:hint="default"/>
-        <w:sz w:val="20"/>
-      </w:rPr>
-    </w:lvl>
-    <w:lvl w:ilvl="4" w:tentative="1">
-      <w:start w:val="1"/>
-      <w:numFmt w:val="bullet"/>
-      <w:lvlText w:val=""/>
-      <w:lvlJc w:val="left"/>
-      <w:pPr>
-        <w:tabs>
-          <w:tab w:val="num" w:pos="3960"/>
-        </w:tabs>
-        <w:ind w:left="3960" w:hanging="360"/>
-      </w:pPr>
-      <w:rPr>
-        <w:rFonts w:ascii="Wingdings" w:hAnsi="Wingdings" w:hint="default"/>
-        <w:sz w:val="20"/>
-      </w:rPr>
-    </w:lvl>
-    <w:lvl w:ilvl="5" w:tentative="1">
-      <w:start w:val="1"/>
-      <w:numFmt w:val="bullet"/>
-      <w:lvlText w:val=""/>
-      <w:lvlJc w:val="left"/>
-      <w:pPr>
-        <w:tabs>
-          <w:tab w:val="num" w:pos="4680"/>
-        </w:tabs>
-        <w:ind w:left="4680" w:hanging="360"/>
-      </w:pPr>
-      <w:rPr>
-        <w:rFonts w:ascii="Wingdings" w:hAnsi="Wingdings" w:hint="default"/>
-        <w:sz w:val="20"/>
-      </w:rPr>
-    </w:lvl>
-    <w:lvl w:ilvl="6" w:tentative="1">
-      <w:start w:val="1"/>
-      <w:numFmt w:val="bullet"/>
-      <w:lvlText w:val=""/>
-      <w:lvlJc w:val="left"/>
-      <w:pPr>
-        <w:tabs>
-          <w:tab w:val="num" w:pos="5400"/>
-        </w:tabs>
-        <w:ind w:left="5400" w:hanging="360"/>
-      </w:pPr>
-      <w:rPr>
-        <w:rFonts w:ascii="Wingdings" w:hAnsi="Wingdings" w:hint="default"/>
-        <w:sz w:val="20"/>
-      </w:rPr>
-    </w:lvl>
-    <w:lvl w:ilvl="7" w:tentative="1">
-      <w:start w:val="1"/>
-      <w:numFmt w:val="bullet"/>
-      <w:lvlText w:val=""/>
-      <w:lvlJc w:val="left"/>
-      <w:pPr>
-        <w:tabs>
-          <w:tab w:val="num" w:pos="6120"/>
-        </w:tabs>
-        <w:ind w:left="6120" w:hanging="360"/>
-      </w:pPr>
-      <w:rPr>
-        <w:rFonts w:ascii="Wingdings" w:hAnsi="Wingdings" w:hint="default"/>
-        <w:sz w:val="20"/>
-      </w:rPr>
-    </w:lvl>
-    <w:lvl w:ilvl="8" w:tentative="1">
-      <w:start w:val="1"/>
-      <w:numFmt w:val="bullet"/>
-      <w:lvlText w:val=""/>
-      <w:lvlJc w:val="left"/>
-      <w:pPr>
-        <w:tabs>
-          <w:tab w:val="num" w:pos="6840"/>
-        </w:tabs>
-        <w:ind w:left="6840" w:hanging="360"/>
-      </w:pPr>
-      <w:rPr>
-        <w:rFonts w:ascii="Wingdings" w:hAnsi="Wingdings" w:hint="default"/>
-        <w:sz w:val="20"/>
-      </w:rPr>
-    </w:lvl>
-  </w:abstractNum>
-  <w:num w:numId="1" w16cid:durableId="2085445645">
-    <w:abstractNumId w:val="45"/>
-  </w:num>
-  <w:num w:numId="2" w16cid:durableId="2027518451">
-    <w:abstractNumId w:val="25"/>
-  </w:num>
-  <w:num w:numId="3" w16cid:durableId="423115615">
-    <w:abstractNumId w:val="38"/>
-  </w:num>
-  <w:num w:numId="4" w16cid:durableId="901715199">
-    <w:abstractNumId w:val="44"/>
-  </w:num>
-  <w:num w:numId="5" w16cid:durableId="407457864">
-    <w:abstractNumId w:val="26"/>
-  </w:num>
-  <w:num w:numId="6" w16cid:durableId="430205004">
-    <w:abstractNumId w:val="12"/>
-  </w:num>
-  <w:num w:numId="7" w16cid:durableId="153574881">
-    <w:abstractNumId w:val="39"/>
-  </w:num>
-  <w:num w:numId="8" w16cid:durableId="851338682">
-    <w:abstractNumId w:val="27"/>
-  </w:num>
-  <w:num w:numId="9" w16cid:durableId="202597073">
-    <w:abstractNumId w:val="11"/>
-  </w:num>
-  <w:num w:numId="10" w16cid:durableId="1393188045">
-    <w:abstractNumId w:val="49"/>
-  </w:num>
-  <w:num w:numId="11" w16cid:durableId="1631594611">
-    <w:abstractNumId w:val="48"/>
-  </w:num>
-  <w:num w:numId="12" w16cid:durableId="465246130">
-    <w:abstractNumId w:val="18"/>
-  </w:num>
-  <w:num w:numId="13" w16cid:durableId="2089646909">
-    <w:abstractNumId w:val="31"/>
-  </w:num>
-  <w:num w:numId="14" w16cid:durableId="1005286627">
-    <w:abstractNumId w:val="37"/>
-  </w:num>
-  <w:num w:numId="15" w16cid:durableId="273102832">
-    <w:abstractNumId w:val="1"/>
-  </w:num>
-  <w:num w:numId="16" w16cid:durableId="1936743789">
-    <w:abstractNumId w:val="35"/>
-  </w:num>
-  <w:num w:numId="17" w16cid:durableId="819463346">
-    <w:abstractNumId w:val="21"/>
-  </w:num>
-  <w:num w:numId="18" w16cid:durableId="1887839765">
-    <w:abstractNumId w:val="29"/>
-  </w:num>
-  <w:num w:numId="19" w16cid:durableId="726993509">
-    <w:abstractNumId w:val="23"/>
-  </w:num>
-  <w:num w:numId="20" w16cid:durableId="1148519537">
-    <w:abstractNumId w:val="2"/>
-  </w:num>
-  <w:num w:numId="21" w16cid:durableId="338965938">
-    <w:abstractNumId w:val="4"/>
-  </w:num>
-  <w:num w:numId="22" w16cid:durableId="1686207701">
-    <w:abstractNumId w:val="20"/>
-  </w:num>
-  <w:num w:numId="23" w16cid:durableId="386151756">
-    <w:abstractNumId w:val="50"/>
-  </w:num>
-  <w:num w:numId="24" w16cid:durableId="146215436">
-    <w:abstractNumId w:val="47"/>
-  </w:num>
-  <w:num w:numId="25" w16cid:durableId="2087920116">
-    <w:abstractNumId w:val="22"/>
-  </w:num>
-  <w:num w:numId="26" w16cid:durableId="1914003069">
-    <w:abstractNumId w:val="32"/>
-  </w:num>
-  <w:num w:numId="27" w16cid:durableId="304899644">
-    <w:abstractNumId w:val="43"/>
-  </w:num>
-  <w:num w:numId="28" w16cid:durableId="919602956">
-    <w:abstractNumId w:val="19"/>
-  </w:num>
-  <w:num w:numId="29" w16cid:durableId="456802852">
+  <w:num w:numId="1" w16cid:durableId="752356019">
     <w:abstractNumId w:val="0"/>
   </w:num>
-  <w:num w:numId="30" w16cid:durableId="12195432">
-    <w:abstractNumId w:val="5"/>
-  </w:num>
-  <w:num w:numId="31" w16cid:durableId="271134442">
-    <w:abstractNumId w:val="28"/>
-  </w:num>
-  <w:num w:numId="32" w16cid:durableId="1266307267">
-    <w:abstractNumId w:val="6"/>
-  </w:num>
-  <w:num w:numId="33" w16cid:durableId="146213446">
-    <w:abstractNumId w:val="9"/>
-  </w:num>
-  <w:num w:numId="34" w16cid:durableId="1806854604">
-    <w:abstractNumId w:val="34"/>
-  </w:num>
-  <w:num w:numId="35" w16cid:durableId="900602376">
-    <w:abstractNumId w:val="46"/>
-  </w:num>
-  <w:num w:numId="36" w16cid:durableId="1393428364">
-    <w:abstractNumId w:val="36"/>
-  </w:num>
-  <w:num w:numId="37" w16cid:durableId="826824622">
-    <w:abstractNumId w:val="15"/>
-  </w:num>
-  <w:num w:numId="38" w16cid:durableId="52851776">
-    <w:abstractNumId w:val="40"/>
-  </w:num>
-  <w:num w:numId="39" w16cid:durableId="80881748">
-    <w:abstractNumId w:val="3"/>
-  </w:num>
-  <w:num w:numId="40" w16cid:durableId="1986742440">
-    <w:abstractNumId w:val="42"/>
-  </w:num>
-  <w:num w:numId="41" w16cid:durableId="1334527620">
-    <w:abstractNumId w:val="13"/>
-  </w:num>
-  <w:num w:numId="42" w16cid:durableId="769010822">
-    <w:abstractNumId w:val="8"/>
-  </w:num>
-  <w:num w:numId="43" w16cid:durableId="840463743">
-    <w:abstractNumId w:val="41"/>
-  </w:num>
-  <w:num w:numId="44" w16cid:durableId="2106874128">
-    <w:abstractNumId w:val="7"/>
-  </w:num>
-  <w:num w:numId="45" w16cid:durableId="1278834885">
-    <w:abstractNumId w:val="14"/>
-  </w:num>
-  <w:num w:numId="46" w16cid:durableId="1386293203">
-    <w:abstractNumId w:val="51"/>
-  </w:num>
-  <w:num w:numId="47" w16cid:durableId="239292475">
-    <w:abstractNumId w:val="24"/>
-  </w:num>
-  <w:num w:numId="48" w16cid:durableId="410978120">
-    <w:abstractNumId w:val="16"/>
-  </w:num>
-  <w:num w:numId="49" w16cid:durableId="752438868">
-    <w:abstractNumId w:val="30"/>
-  </w:num>
-  <w:num w:numId="50" w16cid:durableId="972254962">
-    <w:abstractNumId w:val="10"/>
-  </w:num>
-  <w:num w:numId="51" w16cid:durableId="1290041874">
-    <w:abstractNumId w:val="33"/>
-  </w:num>
-  <w:num w:numId="52" w16cid:durableId="752356019">
-    <w:abstractNumId w:val="17"/>
-  </w:num>
+  <w:numIdMacAtCleanup w:val="1"/>
 </w:numbering>
 </file>
 
